--- a/vvdn/converters/dc-dc/non-isolated/buck-boost-converter.docx
+++ b/vvdn/converters/dc-dc/non-isolated/buck-boost-converter.docx
@@ -229,31 +229,2425 @@
                 <w:color w:val="2D3748"/>
                 <w:sz w:val="18"/>
               </w:rPr>
-              <w:t xml:space="preserve">                      Classic Inverting Buck-Boost Converter</w:t>
+              <w:t>========================================================================================</w:t>
               <w:br/>
-              <w:t xml:space="preserve">   +Vin DC ────┬────────────────── Drain (D)</w:t>
+              <w:t xml:space="preserve">    DETAILED HARDWARE SCHEMATIC: CLASSIC INVERTING BUCK-BOOST CONVERTER (+12V -&gt; -12V/3A)</w:t>
               <w:br/>
-              <w:t xml:space="preserve">               │                   ┌───┴───┐ Q1 (High-Side Switch)</w:t>
+              <w:t>========================================================================================</w:t>
               <w:br/>
-              <w:t xml:space="preserve">              ┌┴┐                  │  SW   │</w:t>
               <w:br/>
-              <w:t xml:space="preserve">              │ │ C_in             └───┬───┘</w:t>
+              <w:t xml:space="preserve">    +VIN (+12V DC) ─────────────────────────────────────────────────────────────┐</w:t>
               <w:br/>
-              <w:t xml:space="preserve">              └┬┘                      │ Source (S)</w:t>
+              <w:t xml:space="preserve">        │                                                                       │</w:t>
               <w:br/>
-              <w:t xml:space="preserve">               │                       ├─── Switching Node (SW) ───[|&lt;] D1 (Diode) ──┬───&gt; -Vout</w:t>
+              <w:t xml:space="preserve">       [F1: 5A Fuse]                                                            │</w:t>
               <w:br/>
-              <w:t xml:space="preserve">               │                       │                                             │</w:t>
+              <w:t xml:space="preserve">        │                                                                       │</w:t>
               <w:br/>
-              <w:t xml:space="preserve">               │                      ┌┴┐                                           ┌┴┐</w:t>
+              <w:t xml:space="preserve">       ┌┴─────────────────┐                                                     │</w:t>
               <w:br/>
-              <w:t xml:space="preserve">               │                      │ │ Inductor L                                │ │ C_out</w:t>
+              <w:t xml:space="preserve">       │ CIN_BULK         │                                                     │</w:t>
               <w:br/>
-              <w:t xml:space="preserve">               │                      └┬┘                                           └┬┘</w:t>
+              <w:t xml:space="preserve">      ┌┴┐ 150µF/35V Poly ┌┴┐ CIN_CER                                            │</w:t>
               <w:br/>
-              <w:t xml:space="preserve">               │                       │                                             │</w:t>
+              <w:t xml:space="preserve">      │ │ (Low-ESR 15mΩ) │ │ 2x 10µF/25V X7R                                    │</w:t>
               <w:br/>
-              <w:t xml:space="preserve">   GND ────────┴───────────────────────┴─────────────────────────────────────────────┴─── GND</w:t>
+              <w:t xml:space="preserve">      └┬┘                └┬┘                                                    │</w:t>
+              <w:br/>
+              <w:t xml:space="preserve">       │                  │                                                     │</w:t>
+              <w:br/>
+              <w:t xml:space="preserve">       │                  │   +---[ HIGH-SIDE P-MOSFET / LEVEL-SHIFT DRIVER ]---+</w:t>
+              <w:br/>
+              <w:t xml:space="preserve">       │                  │   |                                                 |</w:t>
+              <w:br/>
+              <w:t xml:space="preserve">       │                  │   | Gate Pull-Up: [ R_pullup: 10kΩ ]                |</w:t>
+              <w:br/>
+              <w:t xml:space="preserve">       │                  │   | Turn-On:      [ R_g: 4.7Ω ]                     |</w:t>
+              <w:br/>
+              <w:t xml:space="preserve">       │                  │   | Level-Shifter: NPN BJT (MMBT3904) / Optocoupler |</w:t>
+              <w:br/>
+              <w:t xml:space="preserve">       │                  │   +-------------------------+-----------------------+</w:t>
+              <w:br/>
+              <w:t xml:space="preserve">       │                  │                             │</w:t>
+              <w:br/>
+              <w:t xml:space="preserve">       │                  │                       Gate  │</w:t>
+              <w:br/>
+              <w:t xml:space="preserve">       │                  │                     +-------+</w:t>
+              <w:br/>
+              <w:t xml:space="preserve">       │                  │                     |</w:t>
+              <w:br/>
+              <w:t xml:space="preserve">       │                  │                     │ Source (S)</w:t>
+              <w:br/>
+              <w:t xml:space="preserve">       │                  │                  ┌──┴───────────────┐</w:t>
+              <w:br/>
+              <w:t xml:space="preserve">       │                  │                  │ Q1: P-MOSFET     │</w:t>
+              <w:br/>
+              <w:t xml:space="preserve">       │                  │                  │ FDS4685          │</w:t>
+              <w:br/>
+              <w:t xml:space="preserve">       │                  │                  │ (40V, 27mΩ)      │</w:t>
+              <w:br/>
+              <w:t xml:space="preserve">       │                  │                  └──┬───────────────┘</w:t>
+              <w:br/>
+              <w:t xml:space="preserve">       │                  │                     │ Drain (D)</w:t>
+              <w:br/>
+              <w:t xml:space="preserve">       │                  │                     │</w:t>
+              <w:br/>
+              <w:t xml:space="preserve">       │                  │                     +=== SWITCHING NODE (SW)</w:t>
+              <w:br/>
+              <w:t xml:space="preserve">       │                  │                     |    (Swings +12V to -12.5V)</w:t>
+              <w:br/>
+              <w:t xml:space="preserve">       │                  │                     |</w:t>
+              <w:br/>
+              <w:t xml:space="preserve">       │                  │     +---------------+---[ R_snub: 3.3Ω / 1W ]</w:t>
+              <w:br/>
+              <w:t xml:space="preserve">       │                  │     |               |         │</w:t>
+              <w:br/>
+              <w:t xml:space="preserve">       │                  │     |               |   [ C_snub: 680pF/100V ]</w:t>
+              <w:br/>
+              <w:t xml:space="preserve">       │                  │     |               |         │</w:t>
+              <w:br/>
+              <w:t xml:space="preserve">       │                  │     |               |        GND</w:t>
+              <w:br/>
+              <w:t xml:space="preserve">       │                  │     |               |</w:t>
+              <w:br/>
+              <w:t xml:space="preserve">       │                  │     |      ENERGY STORAGE INDUCTOR</w:t>
+              <w:br/>
+              <w:t xml:space="preserve">       │                  │     |   +---[ L1: 22µH / 6.5A Shielded ]---+</w:t>
+              <w:br/>
+              <w:t xml:space="preserve">       │                  │     |   |   Bourns SRR1260-220M            |</w:t>
+              <w:br/>
+              <w:t xml:space="preserve">       │                  │     |   |   (DCR = 40mΩ, Isat = 7.0A)      |</w:t>
+              <w:br/>
+              <w:t xml:space="preserve">       │                  │     |   +-----------------+----------------+</w:t>
+              <w:br/>
+              <w:t xml:space="preserve">       │                  │     |                     │</w:t>
+              <w:br/>
+              <w:t xml:space="preserve">       │                  │     |                     │</w:t>
+              <w:br/>
+              <w:t xml:space="preserve">       │                  │     |                    GND (Positive Reference)</w:t>
+              <w:br/>
+              <w:t xml:space="preserve">       │                  │     |</w:t>
+              <w:br/>
+              <w:t xml:space="preserve">       │                  │     +---[ D1: Schottky Diode (Cathode) ]</w:t>
+              <w:br/>
+              <w:t xml:space="preserve">       │                  │         V30100P (100V / 30A Dual Trench)</w:t>
+              <w:br/>
+              <w:t xml:space="preserve">       │                  │         [ Anode ]</w:t>
+              <w:br/>
+              <w:t xml:space="preserve">       │                  │             │</w:t>
+              <w:br/>
+              <w:t xml:space="preserve">       │                  │             +=== -VOUT (-12V / 3A Regulated)</w:t>
+              <w:br/>
+              <w:t xml:space="preserve">       │                  │             │</w:t>
+              <w:br/>
+              <w:t xml:space="preserve">       │                  │            ┌┴──────────────────┐</w:t>
+              <w:br/>
+              <w:t xml:space="preserve">       │                  │            │ COUT_BULK         │</w:t>
+              <w:br/>
+              <w:t xml:space="preserve">       │                  │           ┌┴┐ 2x 220µF/25V    ┌┴┐ COUT_CER</w:t>
+              <w:br/>
+              <w:t xml:space="preserve">       │                  │           │ │ Poly (ESR=14mΩ) │ │ 3x 10µF/25V</w:t>
+              <w:br/>
+              <w:t xml:space="preserve">       │                  │           └┬┘ (+) to GND      └┬┘ X7R 1210</w:t>
+              <w:br/>
+              <w:t xml:space="preserve">       │                  │            │ (-) to -VOUT      │</w:t>
+              <w:br/>
+              <w:t xml:space="preserve">   GND ┴──────────────────┴────────────+───────────────────┴─────────────────── GND (0V Rail)</w:t>
+              <w:br/>
+              <w:t xml:space="preserve">                                       │</w:t>
+              <w:br/>
+              <w:t xml:space="preserve">                                       +---[ OP-AMP INVERTING LEVEL-SHIFTER ]---&gt; V_FB (To PWM IC)</w:t>
+              <w:br/>
+              <w:t xml:space="preserve">                                           TLV9061: Transmits -12V as +1.2V       (V_ref = 1.20V)</w:t>
+            </w:r>
+          </w:p>
+        </w:tc>
+      </w:tr>
+    </w:tbl>
+    <w:p/>
+    <w:p>
+      <w:pPr>
+        <w:spacing w:before="160" w:after="80"/>
+      </w:pPr>
+      <w:r>
+        <w:rPr>
+          <w:b/>
+          <w:color w:val="4682B4"/>
+          <w:sz w:val="24"/>
+        </w:rPr>
+        <w:t>1.1 Detailed Component Connection Netlist &amp; Terminal Details:</w:t>
+      </w:r>
+    </w:p>
+    <w:tbl>
+      <w:tblPr>
+        <w:tblW w:type="auto" w:w="0"/>
+        <w:jc w:val="center"/>
+        <w:tblLook w:firstColumn="1" w:firstRow="1" w:lastColumn="0" w:lastRow="0" w:noHBand="0" w:noVBand="1" w:val="04A0"/>
+        <w:tblBorders>
+          <w:top w:val="single" w:sz="4" w:space="0" w:color="D0D7DE"/>
+          <w:left w:val="none"/>
+          <w:bottom w:val="single" w:sz="8" w:space="0" w:color="D0D7DE"/>
+          <w:right w:val="none"/>
+          <w:insideH w:val="single" w:sz="4" w:space="0" w:color="D0D7DE"/>
+          <w:insideV w:val="none"/>
+        </w:tblBorders>
+      </w:tblPr>
+      <w:tblGrid>
+        <w:gridCol w:w="1958"/>
+        <w:gridCol w:w="1958"/>
+        <w:gridCol w:w="1958"/>
+        <w:gridCol w:w="1958"/>
+        <w:gridCol w:w="1958"/>
+      </w:tblGrid>
+      <w:tr>
+        <w:tc>
+          <w:tcPr>
+            <w:tcW w:type="dxa" w:w="1958"/>
+            <w:shd w:fill="204A6E"/>
+            <w:tcMar>
+              <w:top w:w="100" w:type="dxa"/>
+              <w:bottom w:w="100" w:type="dxa"/>
+              <w:left w:w="120" w:type="dxa"/>
+              <w:right w:w="120" w:type="dxa"/>
+            </w:tcMar>
+            <w:vAlign w:val="center"/>
+          </w:tcPr>
+          <w:p>
+            <w:pPr>
+              <w:spacing w:after="0"/>
+            </w:pPr>
+            <w:r>
+              <w:rPr>
+                <w:b/>
+                <w:color w:val="FFFFFF"/>
+                <w:sz w:val="19"/>
+              </w:rPr>
+              <w:t>Net Name</w:t>
+            </w:r>
+          </w:p>
+        </w:tc>
+        <w:tc>
+          <w:tcPr>
+            <w:tcW w:type="dxa" w:w="1958"/>
+            <w:shd w:fill="204A6E"/>
+            <w:tcMar>
+              <w:top w:w="100" w:type="dxa"/>
+              <w:bottom w:w="100" w:type="dxa"/>
+              <w:left w:w="120" w:type="dxa"/>
+              <w:right w:w="120" w:type="dxa"/>
+            </w:tcMar>
+            <w:vAlign w:val="center"/>
+          </w:tcPr>
+          <w:p>
+            <w:pPr>
+              <w:spacing w:after="0"/>
+            </w:pPr>
+            <w:r>
+              <w:rPr>
+                <w:b/>
+                <w:color w:val="FFFFFF"/>
+                <w:sz w:val="19"/>
+              </w:rPr>
+              <w:t>Source (Pin / Terminal)</w:t>
+            </w:r>
+          </w:p>
+        </w:tc>
+        <w:tc>
+          <w:tcPr>
+            <w:tcW w:type="dxa" w:w="1958"/>
+            <w:shd w:fill="204A6E"/>
+            <w:tcMar>
+              <w:top w:w="100" w:type="dxa"/>
+              <w:bottom w:w="100" w:type="dxa"/>
+              <w:left w:w="120" w:type="dxa"/>
+              <w:right w:w="120" w:type="dxa"/>
+            </w:tcMar>
+            <w:vAlign w:val="center"/>
+          </w:tcPr>
+          <w:p>
+            <w:pPr>
+              <w:spacing w:after="0"/>
+            </w:pPr>
+            <w:r>
+              <w:rPr>
+                <w:b/>
+                <w:color w:val="FFFFFF"/>
+                <w:sz w:val="19"/>
+              </w:rPr>
+              <w:t>Destination (Pin / Terminal)</w:t>
+            </w:r>
+          </w:p>
+        </w:tc>
+        <w:tc>
+          <w:tcPr>
+            <w:tcW w:type="dxa" w:w="1958"/>
+            <w:shd w:fill="204A6E"/>
+            <w:tcMar>
+              <w:top w:w="100" w:type="dxa"/>
+              <w:bottom w:w="100" w:type="dxa"/>
+              <w:left w:w="120" w:type="dxa"/>
+              <w:right w:w="120" w:type="dxa"/>
+            </w:tcMar>
+            <w:vAlign w:val="center"/>
+          </w:tcPr>
+          <w:p>
+            <w:pPr>
+              <w:spacing w:after="0"/>
+            </w:pPr>
+            <w:r>
+              <w:rPr>
+                <w:b/>
+                <w:color w:val="FFFFFF"/>
+                <w:sz w:val="19"/>
+              </w:rPr>
+              <w:t>Electrical Function</w:t>
+            </w:r>
+          </w:p>
+        </w:tc>
+        <w:tc>
+          <w:tcPr>
+            <w:tcW w:type="dxa" w:w="1958"/>
+            <w:shd w:fill="204A6E"/>
+            <w:tcMar>
+              <w:top w:w="100" w:type="dxa"/>
+              <w:bottom w:w="100" w:type="dxa"/>
+              <w:left w:w="120" w:type="dxa"/>
+              <w:right w:w="120" w:type="dxa"/>
+            </w:tcMar>
+            <w:vAlign w:val="center"/>
+          </w:tcPr>
+          <w:p>
+            <w:pPr>
+              <w:spacing w:after="0"/>
+            </w:pPr>
+            <w:r>
+              <w:rPr>
+                <w:b/>
+                <w:color w:val="FFFFFF"/>
+                <w:sz w:val="19"/>
+              </w:rPr>
+              <w:t>Hardware Engineering Notes</w:t>
+            </w:r>
+          </w:p>
+        </w:tc>
+      </w:tr>
+      <w:tr>
+        <w:tc>
+          <w:tcPr>
+            <w:tcW w:type="dxa" w:w="1958"/>
+            <w:tcMar>
+              <w:top w:w="80" w:type="dxa"/>
+              <w:bottom w:w="80" w:type="dxa"/>
+              <w:left w:w="120" w:type="dxa"/>
+              <w:right w:w="120" w:type="dxa"/>
+            </w:tcMar>
+            <w:vAlign w:val="center"/>
+          </w:tcPr>
+          <w:p>
+            <w:pPr>
+              <w:spacing w:after="0"/>
+            </w:pPr>
+            <w:r>
+              <w:rPr>
+                <w:b/>
+                <w:color w:val="282C34"/>
+                <w:sz w:val="18"/>
+              </w:rPr>
+              <w:t>+VIN_FILT</w:t>
+            </w:r>
+          </w:p>
+        </w:tc>
+        <w:tc>
+          <w:tcPr>
+            <w:tcW w:type="dxa" w:w="1958"/>
+            <w:tcMar>
+              <w:top w:w="80" w:type="dxa"/>
+              <w:bottom w:w="80" w:type="dxa"/>
+              <w:left w:w="120" w:type="dxa"/>
+              <w:right w:w="120" w:type="dxa"/>
+            </w:tcMar>
+            <w:vAlign w:val="center"/>
+          </w:tcPr>
+          <w:p>
+            <w:pPr>
+              <w:spacing w:after="0"/>
+            </w:pPr>
+            <w:r>
+              <w:rPr>
+                <w:color w:val="282C34"/>
+                <w:sz w:val="18"/>
+              </w:rPr>
+              <w:t xml:space="preserve">Fuse </w:t>
+            </w:r>
+            <w:r>
+              <w:rPr>
+                <w:i/>
+                <w:color w:val="145AA0"/>
+                <w:sz w:val="18"/>
+              </w:rPr>
+              <w:t>F_1</w:t>
+            </w:r>
+            <w:r>
+              <w:rPr>
+                <w:color w:val="282C34"/>
+                <w:sz w:val="18"/>
+              </w:rPr>
+              <w:t xml:space="preserve"> Terminal 2</w:t>
+            </w:r>
+          </w:p>
+        </w:tc>
+        <w:tc>
+          <w:tcPr>
+            <w:tcW w:type="dxa" w:w="1958"/>
+            <w:tcMar>
+              <w:top w:w="80" w:type="dxa"/>
+              <w:bottom w:w="80" w:type="dxa"/>
+              <w:left w:w="120" w:type="dxa"/>
+              <w:right w:w="120" w:type="dxa"/>
+            </w:tcMar>
+            <w:vAlign w:val="center"/>
+          </w:tcPr>
+          <w:p>
+            <w:pPr>
+              <w:spacing w:after="0"/>
+            </w:pPr>
+            <w:r>
+              <w:rPr>
+                <w:i/>
+                <w:color w:val="145AA0"/>
+                <w:sz w:val="18"/>
+              </w:rPr>
+              <w:t>C_{in</w:t>
+            </w:r>
+            <w:r>
+              <w:rPr>
+                <w:color w:val="282C34"/>
+                <w:sz w:val="18"/>
+              </w:rPr>
+              <w:t xml:space="preserve"> bank (+), </w:t>
+            </w:r>
+            <w:r>
+              <w:rPr>
+                <w:i/>
+                <w:color w:val="145AA0"/>
+                <w:sz w:val="18"/>
+              </w:rPr>
+              <w:t>Q_1</w:t>
+            </w:r>
+            <w:r>
+              <w:rPr>
+                <w:color w:val="282C34"/>
+                <w:sz w:val="18"/>
+              </w:rPr>
+              <w:t xml:space="preserve"> Source (Pins 1-3)</w:t>
+            </w:r>
+          </w:p>
+        </w:tc>
+        <w:tc>
+          <w:tcPr>
+            <w:tcW w:type="dxa" w:w="1958"/>
+            <w:tcMar>
+              <w:top w:w="80" w:type="dxa"/>
+              <w:bottom w:w="80" w:type="dxa"/>
+              <w:left w:w="120" w:type="dxa"/>
+              <w:right w:w="120" w:type="dxa"/>
+            </w:tcMar>
+            <w:vAlign w:val="center"/>
+          </w:tcPr>
+          <w:p>
+            <w:pPr>
+              <w:spacing w:after="0"/>
+            </w:pPr>
+            <w:r>
+              <w:rPr>
+                <w:color w:val="282C34"/>
+                <w:sz w:val="18"/>
+              </w:rPr>
+              <w:t>Positive input voltage rail</w:t>
+            </w:r>
+          </w:p>
+        </w:tc>
+        <w:tc>
+          <w:tcPr>
+            <w:tcW w:type="dxa" w:w="1958"/>
+            <w:tcMar>
+              <w:top w:w="80" w:type="dxa"/>
+              <w:bottom w:w="80" w:type="dxa"/>
+              <w:left w:w="120" w:type="dxa"/>
+              <w:right w:w="120" w:type="dxa"/>
+            </w:tcMar>
+            <w:vAlign w:val="center"/>
+          </w:tcPr>
+          <w:p>
+            <w:pPr>
+              <w:spacing w:after="0"/>
+            </w:pPr>
+            <w:r>
+              <w:rPr>
+                <w:color w:val="282C34"/>
+                <w:sz w:val="18"/>
+              </w:rPr>
+              <w:t xml:space="preserve">High-side P-channel configuration uses Source at </w:t>
+            </w:r>
+            <w:r>
+              <w:rPr>
+                <w:i/>
+                <w:color w:val="145AA0"/>
+                <w:sz w:val="18"/>
+              </w:rPr>
+              <w:t>+V_{IN</w:t>
+            </w:r>
+            <w:r>
+              <w:rPr>
+                <w:color w:val="282C34"/>
+                <w:sz w:val="18"/>
+              </w:rPr>
+              <w:t>.</w:t>
+            </w:r>
+          </w:p>
+        </w:tc>
+      </w:tr>
+      <w:tr>
+        <w:tc>
+          <w:tcPr>
+            <w:tcW w:type="dxa" w:w="1958"/>
+            <w:shd w:fill="F4F7F9"/>
+            <w:tcMar>
+              <w:top w:w="80" w:type="dxa"/>
+              <w:bottom w:w="80" w:type="dxa"/>
+              <w:left w:w="120" w:type="dxa"/>
+              <w:right w:w="120" w:type="dxa"/>
+            </w:tcMar>
+            <w:vAlign w:val="center"/>
+          </w:tcPr>
+          <w:p>
+            <w:pPr>
+              <w:spacing w:after="0"/>
+            </w:pPr>
+            <w:r>
+              <w:rPr>
+                <w:b/>
+                <w:color w:val="282C34"/>
+                <w:sz w:val="18"/>
+              </w:rPr>
+              <w:t>SW (Switching Node)</w:t>
+            </w:r>
+          </w:p>
+        </w:tc>
+        <w:tc>
+          <w:tcPr>
+            <w:tcW w:type="dxa" w:w="1958"/>
+            <w:shd w:fill="F4F7F9"/>
+            <w:tcMar>
+              <w:top w:w="80" w:type="dxa"/>
+              <w:bottom w:w="80" w:type="dxa"/>
+              <w:left w:w="120" w:type="dxa"/>
+              <w:right w:w="120" w:type="dxa"/>
+            </w:tcMar>
+            <w:vAlign w:val="center"/>
+          </w:tcPr>
+          <w:p>
+            <w:pPr>
+              <w:spacing w:after="0"/>
+            </w:pPr>
+            <w:r>
+              <w:rPr>
+                <w:i/>
+                <w:color w:val="145AA0"/>
+                <w:sz w:val="18"/>
+              </w:rPr>
+              <w:t>Q_1</w:t>
+            </w:r>
+            <w:r>
+              <w:rPr>
+                <w:color w:val="282C34"/>
+                <w:sz w:val="18"/>
+              </w:rPr>
+              <w:t xml:space="preserve"> Drain (Pins 5-8)</w:t>
+            </w:r>
+          </w:p>
+        </w:tc>
+        <w:tc>
+          <w:tcPr>
+            <w:tcW w:type="dxa" w:w="1958"/>
+            <w:shd w:fill="F4F7F9"/>
+            <w:tcMar>
+              <w:top w:w="80" w:type="dxa"/>
+              <w:bottom w:w="80" w:type="dxa"/>
+              <w:left w:w="120" w:type="dxa"/>
+              <w:right w:w="120" w:type="dxa"/>
+            </w:tcMar>
+            <w:vAlign w:val="center"/>
+          </w:tcPr>
+          <w:p>
+            <w:pPr>
+              <w:spacing w:after="0"/>
+            </w:pPr>
+            <w:r>
+              <w:rPr>
+                <w:color w:val="282C34"/>
+                <w:sz w:val="18"/>
+              </w:rPr>
+              <w:t xml:space="preserve">Inductor </w:t>
+            </w:r>
+            <w:r>
+              <w:rPr>
+                <w:i/>
+                <w:color w:val="145AA0"/>
+                <w:sz w:val="18"/>
+              </w:rPr>
+              <w:t>L_1</w:t>
+            </w:r>
+            <w:r>
+              <w:rPr>
+                <w:color w:val="282C34"/>
+                <w:sz w:val="18"/>
+              </w:rPr>
+              <w:t xml:space="preserve"> Pin 1, Diode </w:t>
+            </w:r>
+            <w:r>
+              <w:rPr>
+                <w:i/>
+                <w:color w:val="145AA0"/>
+                <w:sz w:val="18"/>
+              </w:rPr>
+              <w:t>D_1</w:t>
+            </w:r>
+            <w:r>
+              <w:rPr>
+                <w:color w:val="282C34"/>
+                <w:sz w:val="18"/>
+              </w:rPr>
+              <w:t xml:space="preserve"> Cathode, Snubber</w:t>
+            </w:r>
+          </w:p>
+        </w:tc>
+        <w:tc>
+          <w:tcPr>
+            <w:tcW w:type="dxa" w:w="1958"/>
+            <w:shd w:fill="F4F7F9"/>
+            <w:tcMar>
+              <w:top w:w="80" w:type="dxa"/>
+              <w:bottom w:w="80" w:type="dxa"/>
+              <w:left w:w="120" w:type="dxa"/>
+              <w:right w:w="120" w:type="dxa"/>
+            </w:tcMar>
+            <w:vAlign w:val="center"/>
+          </w:tcPr>
+          <w:p>
+            <w:pPr>
+              <w:spacing w:after="0"/>
+            </w:pPr>
+            <w:r>
+              <w:rPr>
+                <w:color w:val="282C34"/>
+                <w:sz w:val="18"/>
+              </w:rPr>
+              <w:t>High-voltage bidirectional swinging node</w:t>
+            </w:r>
+          </w:p>
+        </w:tc>
+        <w:tc>
+          <w:tcPr>
+            <w:tcW w:type="dxa" w:w="1958"/>
+            <w:shd w:fill="F4F7F9"/>
+            <w:tcMar>
+              <w:top w:w="80" w:type="dxa"/>
+              <w:bottom w:w="80" w:type="dxa"/>
+              <w:left w:w="120" w:type="dxa"/>
+              <w:right w:w="120" w:type="dxa"/>
+            </w:tcMar>
+            <w:vAlign w:val="center"/>
+          </w:tcPr>
+          <w:p>
+            <w:pPr>
+              <w:spacing w:after="0"/>
+            </w:pPr>
+            <w:r>
+              <w:rPr>
+                <w:color w:val="282C34"/>
+                <w:sz w:val="18"/>
+              </w:rPr>
+              <w:t xml:space="preserve">Maximum voltage stress across </w:t>
+            </w:r>
+            <w:r>
+              <w:rPr>
+                <w:i/>
+                <w:color w:val="145AA0"/>
+                <w:sz w:val="18"/>
+              </w:rPr>
+              <w:t>Q_1</w:t>
+            </w:r>
+            <w:r>
+              <w:rPr>
+                <w:color w:val="282C34"/>
+                <w:sz w:val="18"/>
+              </w:rPr>
+              <w:t xml:space="preserve"> is $V_{IN} + \</w:t>
+            </w:r>
+          </w:p>
+        </w:tc>
+      </w:tr>
+      <w:tr>
+        <w:tc>
+          <w:tcPr>
+            <w:tcW w:type="dxa" w:w="1958"/>
+            <w:tcMar>
+              <w:top w:w="80" w:type="dxa"/>
+              <w:bottom w:w="80" w:type="dxa"/>
+              <w:left w:w="120" w:type="dxa"/>
+              <w:right w:w="120" w:type="dxa"/>
+            </w:tcMar>
+            <w:vAlign w:val="center"/>
+          </w:tcPr>
+          <w:p>
+            <w:pPr>
+              <w:spacing w:after="0"/>
+            </w:pPr>
+            <w:r>
+              <w:rPr>
+                <w:b/>
+                <w:color w:val="282C34"/>
+                <w:sz w:val="18"/>
+              </w:rPr>
+              <w:t>INDUCTOR_RET</w:t>
+            </w:r>
+          </w:p>
+        </w:tc>
+        <w:tc>
+          <w:tcPr>
+            <w:tcW w:type="dxa" w:w="1958"/>
+            <w:tcMar>
+              <w:top w:w="80" w:type="dxa"/>
+              <w:bottom w:w="80" w:type="dxa"/>
+              <w:left w:w="120" w:type="dxa"/>
+              <w:right w:w="120" w:type="dxa"/>
+            </w:tcMar>
+            <w:vAlign w:val="center"/>
+          </w:tcPr>
+          <w:p>
+            <w:pPr>
+              <w:spacing w:after="0"/>
+            </w:pPr>
+            <w:r>
+              <w:rPr>
+                <w:color w:val="282C34"/>
+                <w:sz w:val="18"/>
+              </w:rPr>
+              <w:t xml:space="preserve">Inductor </w:t>
+            </w:r>
+            <w:r>
+              <w:rPr>
+                <w:i/>
+                <w:color w:val="145AA0"/>
+                <w:sz w:val="18"/>
+              </w:rPr>
+              <w:t>L_1</w:t>
+            </w:r>
+            <w:r>
+              <w:rPr>
+                <w:color w:val="282C34"/>
+                <w:sz w:val="18"/>
+              </w:rPr>
+              <w:t xml:space="preserve"> Pin 2</w:t>
+            </w:r>
+          </w:p>
+        </w:tc>
+        <w:tc>
+          <w:tcPr>
+            <w:tcW w:type="dxa" w:w="1958"/>
+            <w:tcMar>
+              <w:top w:w="80" w:type="dxa"/>
+              <w:bottom w:w="80" w:type="dxa"/>
+              <w:left w:w="120" w:type="dxa"/>
+              <w:right w:w="120" w:type="dxa"/>
+            </w:tcMar>
+            <w:vAlign w:val="center"/>
+          </w:tcPr>
+          <w:p>
+            <w:pPr>
+              <w:spacing w:after="0"/>
+            </w:pPr>
+            <w:r>
+              <w:rPr>
+                <w:color w:val="282C34"/>
+                <w:sz w:val="18"/>
+              </w:rPr>
+              <w:t>System GND (0V Common Plane)</w:t>
+            </w:r>
+          </w:p>
+        </w:tc>
+        <w:tc>
+          <w:tcPr>
+            <w:tcW w:type="dxa" w:w="1958"/>
+            <w:tcMar>
+              <w:top w:w="80" w:type="dxa"/>
+              <w:bottom w:w="80" w:type="dxa"/>
+              <w:left w:w="120" w:type="dxa"/>
+              <w:right w:w="120" w:type="dxa"/>
+            </w:tcMar>
+            <w:vAlign w:val="center"/>
+          </w:tcPr>
+          <w:p>
+            <w:pPr>
+              <w:spacing w:after="0"/>
+            </w:pPr>
+            <w:r>
+              <w:rPr>
+                <w:color w:val="282C34"/>
+                <w:sz w:val="18"/>
+              </w:rPr>
+              <w:t>Inductor current discharge return</w:t>
+            </w:r>
+          </w:p>
+        </w:tc>
+        <w:tc>
+          <w:tcPr>
+            <w:tcW w:type="dxa" w:w="1958"/>
+            <w:tcMar>
+              <w:top w:w="80" w:type="dxa"/>
+              <w:bottom w:w="80" w:type="dxa"/>
+              <w:left w:w="120" w:type="dxa"/>
+              <w:right w:w="120" w:type="dxa"/>
+            </w:tcMar>
+            <w:vAlign w:val="center"/>
+          </w:tcPr>
+          <w:p>
+            <w:pPr>
+              <w:spacing w:after="0"/>
+            </w:pPr>
+            <w:r>
+              <w:rPr>
+                <w:color w:val="282C34"/>
+                <w:sz w:val="18"/>
+              </w:rPr>
+              <w:t>Connects to central GND plane; carries total sum of input and output average currents.</w:t>
+            </w:r>
+          </w:p>
+        </w:tc>
+      </w:tr>
+      <w:tr>
+        <w:tc>
+          <w:tcPr>
+            <w:tcW w:type="dxa" w:w="1958"/>
+            <w:shd w:fill="F4F7F9"/>
+            <w:tcMar>
+              <w:top w:w="80" w:type="dxa"/>
+              <w:bottom w:w="80" w:type="dxa"/>
+              <w:left w:w="120" w:type="dxa"/>
+              <w:right w:w="120" w:type="dxa"/>
+            </w:tcMar>
+            <w:vAlign w:val="center"/>
+          </w:tcPr>
+          <w:p>
+            <w:pPr>
+              <w:spacing w:after="0"/>
+            </w:pPr>
+            <w:r>
+              <w:rPr>
+                <w:b/>
+                <w:color w:val="282C34"/>
+                <w:sz w:val="18"/>
+              </w:rPr>
+              <w:t>-VOUT (Negative Rail)</w:t>
+            </w:r>
+          </w:p>
+        </w:tc>
+        <w:tc>
+          <w:tcPr>
+            <w:tcW w:type="dxa" w:w="1958"/>
+            <w:shd w:fill="F4F7F9"/>
+            <w:tcMar>
+              <w:top w:w="80" w:type="dxa"/>
+              <w:bottom w:w="80" w:type="dxa"/>
+              <w:left w:w="120" w:type="dxa"/>
+              <w:right w:w="120" w:type="dxa"/>
+            </w:tcMar>
+            <w:vAlign w:val="center"/>
+          </w:tcPr>
+          <w:p>
+            <w:pPr>
+              <w:spacing w:after="0"/>
+            </w:pPr>
+            <w:r>
+              <w:rPr>
+                <w:color w:val="282C34"/>
+                <w:sz w:val="18"/>
+              </w:rPr>
+              <w:t xml:space="preserve">Diode </w:t>
+            </w:r>
+            <w:r>
+              <w:rPr>
+                <w:i/>
+                <w:color w:val="145AA0"/>
+                <w:sz w:val="18"/>
+              </w:rPr>
+              <w:t>D_1</w:t>
+            </w:r>
+            <w:r>
+              <w:rPr>
+                <w:color w:val="282C34"/>
+                <w:sz w:val="18"/>
+              </w:rPr>
+              <w:t xml:space="preserve"> Anode</w:t>
+            </w:r>
+          </w:p>
+        </w:tc>
+        <w:tc>
+          <w:tcPr>
+            <w:tcW w:type="dxa" w:w="1958"/>
+            <w:shd w:fill="F4F7F9"/>
+            <w:tcMar>
+              <w:top w:w="80" w:type="dxa"/>
+              <w:bottom w:w="80" w:type="dxa"/>
+              <w:left w:w="120" w:type="dxa"/>
+              <w:right w:w="120" w:type="dxa"/>
+            </w:tcMar>
+            <w:vAlign w:val="center"/>
+          </w:tcPr>
+          <w:p>
+            <w:pPr>
+              <w:spacing w:after="0"/>
+            </w:pPr>
+            <w:r>
+              <w:rPr>
+                <w:i/>
+                <w:color w:val="145AA0"/>
+                <w:sz w:val="18"/>
+              </w:rPr>
+              <w:t>C_{out</w:t>
+            </w:r>
+            <w:r>
+              <w:rPr>
+                <w:color w:val="282C34"/>
+                <w:sz w:val="18"/>
+              </w:rPr>
+              <w:t xml:space="preserve"> Negative terminal, Load (-)</w:t>
+            </w:r>
+          </w:p>
+        </w:tc>
+        <w:tc>
+          <w:tcPr>
+            <w:tcW w:type="dxa" w:w="1958"/>
+            <w:shd w:fill="F4F7F9"/>
+            <w:tcMar>
+              <w:top w:w="80" w:type="dxa"/>
+              <w:bottom w:w="80" w:type="dxa"/>
+              <w:left w:w="120" w:type="dxa"/>
+              <w:right w:w="120" w:type="dxa"/>
+            </w:tcMar>
+            <w:vAlign w:val="center"/>
+          </w:tcPr>
+          <w:p>
+            <w:pPr>
+              <w:spacing w:after="0"/>
+            </w:pPr>
+            <w:r>
+              <w:rPr>
+                <w:color w:val="282C34"/>
+                <w:sz w:val="18"/>
+              </w:rPr>
+              <w:t>Inverted negative DC output rail</w:t>
+            </w:r>
+          </w:p>
+        </w:tc>
+        <w:tc>
+          <w:tcPr>
+            <w:tcW w:type="dxa" w:w="1958"/>
+            <w:shd w:fill="F4F7F9"/>
+            <w:tcMar>
+              <w:top w:w="80" w:type="dxa"/>
+              <w:bottom w:w="80" w:type="dxa"/>
+              <w:left w:w="120" w:type="dxa"/>
+              <w:right w:w="120" w:type="dxa"/>
+            </w:tcMar>
+            <w:vAlign w:val="center"/>
+          </w:tcPr>
+          <w:p>
+            <w:pPr>
+              <w:spacing w:after="0"/>
+            </w:pPr>
+            <w:r>
+              <w:rPr>
+                <w:color w:val="282C34"/>
+                <w:sz w:val="18"/>
+              </w:rPr>
+              <w:t xml:space="preserve">Polarity is inverted: </w:t>
+            </w:r>
+            <w:r>
+              <w:rPr>
+                <w:i/>
+                <w:color w:val="145AA0"/>
+                <w:sz w:val="18"/>
+              </w:rPr>
+              <w:t>C_{out</w:t>
+            </w:r>
+            <w:r>
+              <w:rPr>
+                <w:color w:val="282C34"/>
+                <w:sz w:val="18"/>
+              </w:rPr>
+              <w:t xml:space="preserve"> positive terminal must connect to GND, negative terminal to </w:t>
+            </w:r>
+            <w:r>
+              <w:rPr>
+                <w:i/>
+                <w:color w:val="145AA0"/>
+                <w:sz w:val="18"/>
+              </w:rPr>
+              <w:t>-V_{OUT</w:t>
+            </w:r>
+            <w:r>
+              <w:rPr>
+                <w:color w:val="282C34"/>
+                <w:sz w:val="18"/>
+              </w:rPr>
+              <w:t>.</w:t>
+            </w:r>
+          </w:p>
+        </w:tc>
+      </w:tr>
+      <w:tr>
+        <w:tc>
+          <w:tcPr>
+            <w:tcW w:type="dxa" w:w="1958"/>
+            <w:tcMar>
+              <w:top w:w="80" w:type="dxa"/>
+              <w:bottom w:w="80" w:type="dxa"/>
+              <w:left w:w="120" w:type="dxa"/>
+              <w:right w:w="120" w:type="dxa"/>
+            </w:tcMar>
+            <w:vAlign w:val="center"/>
+          </w:tcPr>
+          <w:p>
+            <w:pPr>
+              <w:spacing w:after="0"/>
+            </w:pPr>
+            <w:r>
+              <w:rPr>
+                <w:b/>
+                <w:color w:val="282C34"/>
+                <w:sz w:val="18"/>
+              </w:rPr>
+              <w:t>V_FB_INV</w:t>
+            </w:r>
+          </w:p>
+        </w:tc>
+        <w:tc>
+          <w:tcPr>
+            <w:tcW w:type="dxa" w:w="1958"/>
+            <w:tcMar>
+              <w:top w:w="80" w:type="dxa"/>
+              <w:bottom w:w="80" w:type="dxa"/>
+              <w:left w:w="120" w:type="dxa"/>
+              <w:right w:w="120" w:type="dxa"/>
+            </w:tcMar>
+            <w:vAlign w:val="center"/>
+          </w:tcPr>
+          <w:p>
+            <w:pPr>
+              <w:spacing w:after="0"/>
+            </w:pPr>
+            <w:r>
+              <w:rPr>
+                <w:color w:val="282C34"/>
+                <w:sz w:val="18"/>
+              </w:rPr>
+              <w:t>Inverting Op-Amp Output</w:t>
+            </w:r>
+          </w:p>
+        </w:tc>
+        <w:tc>
+          <w:tcPr>
+            <w:tcW w:type="dxa" w:w="1958"/>
+            <w:tcMar>
+              <w:top w:w="80" w:type="dxa"/>
+              <w:bottom w:w="80" w:type="dxa"/>
+              <w:left w:w="120" w:type="dxa"/>
+              <w:right w:w="120" w:type="dxa"/>
+            </w:tcMar>
+            <w:vAlign w:val="center"/>
+          </w:tcPr>
+          <w:p>
+            <w:pPr>
+              <w:spacing w:after="0"/>
+            </w:pPr>
+            <w:r>
+              <w:rPr>
+                <w:color w:val="282C34"/>
+                <w:sz w:val="18"/>
+              </w:rPr>
+              <w:t>PWM Controller Feedback (FB) Pin</w:t>
+            </w:r>
+          </w:p>
+        </w:tc>
+        <w:tc>
+          <w:tcPr>
+            <w:tcW w:type="dxa" w:w="1958"/>
+            <w:tcMar>
+              <w:top w:w="80" w:type="dxa"/>
+              <w:bottom w:w="80" w:type="dxa"/>
+              <w:left w:w="120" w:type="dxa"/>
+              <w:right w:w="120" w:type="dxa"/>
+            </w:tcMar>
+            <w:vAlign w:val="center"/>
+          </w:tcPr>
+          <w:p>
+            <w:pPr>
+              <w:spacing w:after="0"/>
+            </w:pPr>
+            <w:r>
+              <w:rPr>
+                <w:color w:val="282C34"/>
+                <w:sz w:val="18"/>
+              </w:rPr>
+              <w:t>Inverted sense voltage (</w:t>
+            </w:r>
+            <w:r>
+              <w:rPr>
+                <w:i/>
+                <w:color w:val="145AA0"/>
+                <w:sz w:val="18"/>
+              </w:rPr>
+              <w:t>+1.2\,V</w:t>
+            </w:r>
+            <w:r>
+              <w:rPr>
+                <w:color w:val="282C34"/>
+                <w:sz w:val="18"/>
+              </w:rPr>
+              <w:t>)</w:t>
+            </w:r>
+          </w:p>
+        </w:tc>
+        <w:tc>
+          <w:tcPr>
+            <w:tcW w:type="dxa" w:w="1958"/>
+            <w:tcMar>
+              <w:top w:w="80" w:type="dxa"/>
+              <w:bottom w:w="80" w:type="dxa"/>
+              <w:left w:w="120" w:type="dxa"/>
+              <w:right w:w="120" w:type="dxa"/>
+            </w:tcMar>
+            <w:vAlign w:val="center"/>
+          </w:tcPr>
+          <w:p>
+            <w:pPr>
+              <w:spacing w:after="0"/>
+            </w:pPr>
+            <w:r>
+              <w:rPr>
+                <w:color w:val="282C34"/>
+                <w:sz w:val="18"/>
+              </w:rPr>
+              <w:t>Negative voltage cannot connect directly to standard positive PWM controller; requires op-amp or PNP level-shifter.</w:t>
+            </w:r>
+          </w:p>
+        </w:tc>
+      </w:tr>
+      <w:tr>
+        <w:tc>
+          <w:tcPr>
+            <w:tcW w:type="dxa" w:w="1958"/>
+            <w:shd w:fill="F4F7F9"/>
+            <w:tcMar>
+              <w:top w:w="80" w:type="dxa"/>
+              <w:bottom w:w="80" w:type="dxa"/>
+              <w:left w:w="120" w:type="dxa"/>
+              <w:right w:w="120" w:type="dxa"/>
+            </w:tcMar>
+            <w:vAlign w:val="center"/>
+          </w:tcPr>
+          <w:p>
+            <w:pPr>
+              <w:spacing w:after="0"/>
+            </w:pPr>
+            <w:r>
+              <w:rPr>
+                <w:b/>
+                <w:color w:val="282C34"/>
+                <w:sz w:val="18"/>
+              </w:rPr>
+              <w:t>GND</w:t>
+            </w:r>
+          </w:p>
+        </w:tc>
+        <w:tc>
+          <w:tcPr>
+            <w:tcW w:type="dxa" w:w="1958"/>
+            <w:shd w:fill="F4F7F9"/>
+            <w:tcMar>
+              <w:top w:w="80" w:type="dxa"/>
+              <w:bottom w:w="80" w:type="dxa"/>
+              <w:left w:w="120" w:type="dxa"/>
+              <w:right w:w="120" w:type="dxa"/>
+            </w:tcMar>
+            <w:vAlign w:val="center"/>
+          </w:tcPr>
+          <w:p>
+            <w:pPr>
+              <w:spacing w:after="0"/>
+            </w:pPr>
+            <w:r>
+              <w:rPr>
+                <w:color w:val="282C34"/>
+                <w:sz w:val="18"/>
+              </w:rPr>
+              <w:t>System Ground Return</w:t>
+            </w:r>
+          </w:p>
+        </w:tc>
+        <w:tc>
+          <w:tcPr>
+            <w:tcW w:type="dxa" w:w="1958"/>
+            <w:shd w:fill="F4F7F9"/>
+            <w:tcMar>
+              <w:top w:w="80" w:type="dxa"/>
+              <w:bottom w:w="80" w:type="dxa"/>
+              <w:left w:w="120" w:type="dxa"/>
+              <w:right w:w="120" w:type="dxa"/>
+            </w:tcMar>
+            <w:vAlign w:val="center"/>
+          </w:tcPr>
+          <w:p>
+            <w:pPr>
+              <w:spacing w:after="0"/>
+            </w:pPr>
+            <w:r>
+              <w:rPr>
+                <w:color w:val="282C34"/>
+                <w:sz w:val="18"/>
+              </w:rPr>
+              <w:t xml:space="preserve">Inductor </w:t>
+            </w:r>
+            <w:r>
+              <w:rPr>
+                <w:i/>
+                <w:color w:val="145AA0"/>
+                <w:sz w:val="18"/>
+              </w:rPr>
+              <w:t>L_1</w:t>
+            </w:r>
+            <w:r>
+              <w:rPr>
+                <w:color w:val="282C34"/>
+                <w:sz w:val="18"/>
+              </w:rPr>
+              <w:t xml:space="preserve"> Pin 2, </w:t>
+            </w:r>
+            <w:r>
+              <w:rPr>
+                <w:i/>
+                <w:color w:val="145AA0"/>
+                <w:sz w:val="18"/>
+              </w:rPr>
+              <w:t>C_{in</w:t>
+            </w:r>
+            <w:r>
+              <w:rPr>
+                <w:color w:val="282C34"/>
+                <w:sz w:val="18"/>
+              </w:rPr>
+              <w:t xml:space="preserve"> (-), </w:t>
+            </w:r>
+            <w:r>
+              <w:rPr>
+                <w:i/>
+                <w:color w:val="145AA0"/>
+                <w:sz w:val="18"/>
+              </w:rPr>
+              <w:t>C_{out</w:t>
+            </w:r>
+            <w:r>
+              <w:rPr>
+                <w:color w:val="282C34"/>
+                <w:sz w:val="18"/>
+              </w:rPr>
+              <w:t xml:space="preserve"> (+)</w:t>
+            </w:r>
+          </w:p>
+        </w:tc>
+        <w:tc>
+          <w:tcPr>
+            <w:tcW w:type="dxa" w:w="1958"/>
+            <w:shd w:fill="F4F7F9"/>
+            <w:tcMar>
+              <w:top w:w="80" w:type="dxa"/>
+              <w:bottom w:w="80" w:type="dxa"/>
+              <w:left w:w="120" w:type="dxa"/>
+              <w:right w:w="120" w:type="dxa"/>
+            </w:tcMar>
+            <w:vAlign w:val="center"/>
+          </w:tcPr>
+          <w:p>
+            <w:pPr>
+              <w:spacing w:after="0"/>
+            </w:pPr>
+            <w:r>
+              <w:rPr>
+                <w:color w:val="282C34"/>
+                <w:sz w:val="18"/>
+              </w:rPr>
+              <w:t>Reference zero volt plane</w:t>
+            </w:r>
+          </w:p>
+        </w:tc>
+        <w:tc>
+          <w:tcPr>
+            <w:tcW w:type="dxa" w:w="1958"/>
+            <w:shd w:fill="F4F7F9"/>
+            <w:tcMar>
+              <w:top w:w="80" w:type="dxa"/>
+              <w:bottom w:w="80" w:type="dxa"/>
+              <w:left w:w="120" w:type="dxa"/>
+              <w:right w:w="120" w:type="dxa"/>
+            </w:tcMar>
+            <w:vAlign w:val="center"/>
+          </w:tcPr>
+          <w:p>
+            <w:pPr>
+              <w:spacing w:after="0"/>
+            </w:pPr>
+            <w:r>
+              <w:rPr>
+                <w:color w:val="282C34"/>
+                <w:sz w:val="18"/>
+              </w:rPr>
+              <w:t>Heavy copper pour; serves as positive reference for the output load.</w:t>
+            </w:r>
+          </w:p>
+        </w:tc>
+      </w:tr>
+    </w:tbl>
+    <w:p/>
+    <w:p>
+      <w:pPr>
+        <w:spacing w:before="160" w:after="80"/>
+      </w:pPr>
+      <w:r>
+        <w:rPr>
+          <w:b/>
+          <w:color w:val="4682B4"/>
+          <w:sz w:val="24"/>
+        </w:rPr>
+        <w:t>1.2 Component Bill of Materials &amp; Parametric Specifications:</w:t>
+      </w:r>
+    </w:p>
+    <w:tbl>
+      <w:tblPr>
+        <w:tblW w:type="auto" w:w="0"/>
+        <w:jc w:val="center"/>
+        <w:tblLook w:firstColumn="1" w:firstRow="1" w:lastColumn="0" w:lastRow="0" w:noHBand="0" w:noVBand="1" w:val="04A0"/>
+        <w:tblBorders>
+          <w:top w:val="single" w:sz="4" w:space="0" w:color="D0D7DE"/>
+          <w:left w:val="none"/>
+          <w:bottom w:val="single" w:sz="8" w:space="0" w:color="D0D7DE"/>
+          <w:right w:val="none"/>
+          <w:insideH w:val="single" w:sz="4" w:space="0" w:color="D0D7DE"/>
+          <w:insideV w:val="none"/>
+        </w:tblBorders>
+      </w:tblPr>
+      <w:tblGrid>
+        <w:gridCol w:w="1958"/>
+        <w:gridCol w:w="1958"/>
+        <w:gridCol w:w="1958"/>
+        <w:gridCol w:w="1958"/>
+        <w:gridCol w:w="1958"/>
+      </w:tblGrid>
+      <w:tr>
+        <w:tc>
+          <w:tcPr>
+            <w:tcW w:type="dxa" w:w="1958"/>
+            <w:shd w:fill="204A6E"/>
+            <w:tcMar>
+              <w:top w:w="100" w:type="dxa"/>
+              <w:bottom w:w="100" w:type="dxa"/>
+              <w:left w:w="120" w:type="dxa"/>
+              <w:right w:w="120" w:type="dxa"/>
+            </w:tcMar>
+            <w:vAlign w:val="center"/>
+          </w:tcPr>
+          <w:p>
+            <w:pPr>
+              <w:spacing w:after="0"/>
+            </w:pPr>
+            <w:r>
+              <w:rPr>
+                <w:b/>
+                <w:color w:val="FFFFFF"/>
+                <w:sz w:val="19"/>
+              </w:rPr>
+              <w:t>RefDes</w:t>
+            </w:r>
+          </w:p>
+        </w:tc>
+        <w:tc>
+          <w:tcPr>
+            <w:tcW w:type="dxa" w:w="1958"/>
+            <w:shd w:fill="204A6E"/>
+            <w:tcMar>
+              <w:top w:w="100" w:type="dxa"/>
+              <w:bottom w:w="100" w:type="dxa"/>
+              <w:left w:w="120" w:type="dxa"/>
+              <w:right w:w="120" w:type="dxa"/>
+            </w:tcMar>
+            <w:vAlign w:val="center"/>
+          </w:tcPr>
+          <w:p>
+            <w:pPr>
+              <w:spacing w:after="0"/>
+            </w:pPr>
+            <w:r>
+              <w:rPr>
+                <w:b/>
+                <w:color w:val="FFFFFF"/>
+                <w:sz w:val="19"/>
+              </w:rPr>
+              <w:t>Component Description</w:t>
+            </w:r>
+          </w:p>
+        </w:tc>
+        <w:tc>
+          <w:tcPr>
+            <w:tcW w:type="dxa" w:w="1958"/>
+            <w:shd w:fill="204A6E"/>
+            <w:tcMar>
+              <w:top w:w="100" w:type="dxa"/>
+              <w:bottom w:w="100" w:type="dxa"/>
+              <w:left w:w="120" w:type="dxa"/>
+              <w:right w:w="120" w:type="dxa"/>
+            </w:tcMar>
+            <w:vAlign w:val="center"/>
+          </w:tcPr>
+          <w:p>
+            <w:pPr>
+              <w:spacing w:after="0"/>
+            </w:pPr>
+            <w:r>
+              <w:rPr>
+                <w:b/>
+                <w:color w:val="FFFFFF"/>
+                <w:sz w:val="19"/>
+              </w:rPr>
+              <w:t>Manufacturer &amp; Part Number</w:t>
+            </w:r>
+          </w:p>
+        </w:tc>
+        <w:tc>
+          <w:tcPr>
+            <w:tcW w:type="dxa" w:w="1958"/>
+            <w:shd w:fill="204A6E"/>
+            <w:tcMar>
+              <w:top w:w="100" w:type="dxa"/>
+              <w:bottom w:w="100" w:type="dxa"/>
+              <w:left w:w="120" w:type="dxa"/>
+              <w:right w:w="120" w:type="dxa"/>
+            </w:tcMar>
+            <w:vAlign w:val="center"/>
+          </w:tcPr>
+          <w:p>
+            <w:pPr>
+              <w:spacing w:after="0"/>
+            </w:pPr>
+            <w:r>
+              <w:rPr>
+                <w:b/>
+                <w:color w:val="FFFFFF"/>
+                <w:sz w:val="19"/>
+              </w:rPr>
+              <w:t>Key Electrical Specifications</w:t>
+            </w:r>
+          </w:p>
+        </w:tc>
+        <w:tc>
+          <w:tcPr>
+            <w:tcW w:type="dxa" w:w="1958"/>
+            <w:shd w:fill="204A6E"/>
+            <w:tcMar>
+              <w:top w:w="100" w:type="dxa"/>
+              <w:bottom w:w="100" w:type="dxa"/>
+              <w:left w:w="120" w:type="dxa"/>
+              <w:right w:w="120" w:type="dxa"/>
+            </w:tcMar>
+            <w:vAlign w:val="center"/>
+          </w:tcPr>
+          <w:p>
+            <w:pPr>
+              <w:spacing w:after="0"/>
+            </w:pPr>
+            <w:r>
+              <w:rPr>
+                <w:b/>
+                <w:color w:val="FFFFFF"/>
+                <w:sz w:val="19"/>
+              </w:rPr>
+              <w:t>Critical Design Constraint</w:t>
+            </w:r>
+          </w:p>
+        </w:tc>
+      </w:tr>
+      <w:tr>
+        <w:tc>
+          <w:tcPr>
+            <w:tcW w:type="dxa" w:w="1958"/>
+            <w:tcMar>
+              <w:top w:w="80" w:type="dxa"/>
+              <w:bottom w:w="80" w:type="dxa"/>
+              <w:left w:w="120" w:type="dxa"/>
+              <w:right w:w="120" w:type="dxa"/>
+            </w:tcMar>
+            <w:vAlign w:val="center"/>
+          </w:tcPr>
+          <w:p>
+            <w:pPr>
+              <w:spacing w:after="0"/>
+            </w:pPr>
+            <w:r>
+              <w:rPr>
+                <w:b/>
+                <w:color w:val="282C34"/>
+                <w:sz w:val="18"/>
+              </w:rPr>
+              <w:t>$Q_1$</w:t>
+            </w:r>
+          </w:p>
+        </w:tc>
+        <w:tc>
+          <w:tcPr>
+            <w:tcW w:type="dxa" w:w="1958"/>
+            <w:tcMar>
+              <w:top w:w="80" w:type="dxa"/>
+              <w:bottom w:w="80" w:type="dxa"/>
+              <w:left w:w="120" w:type="dxa"/>
+              <w:right w:w="120" w:type="dxa"/>
+            </w:tcMar>
+            <w:vAlign w:val="center"/>
+          </w:tcPr>
+          <w:p>
+            <w:pPr>
+              <w:spacing w:after="0"/>
+            </w:pPr>
+            <w:r>
+              <w:rPr>
+                <w:color w:val="282C34"/>
+                <w:sz w:val="18"/>
+              </w:rPr>
+              <w:t>High-Side P-MOSFET</w:t>
+            </w:r>
+          </w:p>
+        </w:tc>
+        <w:tc>
+          <w:tcPr>
+            <w:tcW w:type="dxa" w:w="1958"/>
+            <w:tcMar>
+              <w:top w:w="80" w:type="dxa"/>
+              <w:bottom w:w="80" w:type="dxa"/>
+              <w:left w:w="120" w:type="dxa"/>
+              <w:right w:w="120" w:type="dxa"/>
+            </w:tcMar>
+            <w:vAlign w:val="center"/>
+          </w:tcPr>
+          <w:p>
+            <w:pPr>
+              <w:spacing w:after="0"/>
+            </w:pPr>
+            <w:r>
+              <w:rPr>
+                <w:color w:val="282C34"/>
+                <w:sz w:val="18"/>
+              </w:rPr>
+              <w:t>ON Semi FDS4685</w:t>
+            </w:r>
+          </w:p>
+        </w:tc>
+        <w:tc>
+          <w:tcPr>
+            <w:tcW w:type="dxa" w:w="1958"/>
+            <w:tcMar>
+              <w:top w:w="80" w:type="dxa"/>
+              <w:bottom w:w="80" w:type="dxa"/>
+              <w:left w:w="120" w:type="dxa"/>
+              <w:right w:w="120" w:type="dxa"/>
+            </w:tcMar>
+            <w:vAlign w:val="center"/>
+          </w:tcPr>
+          <w:p>
+            <w:pPr>
+              <w:spacing w:after="0"/>
+            </w:pPr>
+            <w:r>
+              <w:rPr>
+                <w:i/>
+                <w:color w:val="145AA0"/>
+                <w:sz w:val="18"/>
+              </w:rPr>
+              <w:t>V_{DS = -40\,V, I_D = -8.2\,A, R_{DS(on) = 27\,m\Omega, Q_g = 29\,nC</w:t>
+            </w:r>
+          </w:p>
+        </w:tc>
+        <w:tc>
+          <w:tcPr>
+            <w:tcW w:type="dxa" w:w="1958"/>
+            <w:tcMar>
+              <w:top w:w="80" w:type="dxa"/>
+              <w:bottom w:w="80" w:type="dxa"/>
+              <w:left w:w="120" w:type="dxa"/>
+              <w:right w:w="120" w:type="dxa"/>
+            </w:tcMar>
+            <w:vAlign w:val="center"/>
+          </w:tcPr>
+          <w:p>
+            <w:pPr>
+              <w:spacing w:after="0"/>
+            </w:pPr>
+            <w:r>
+              <w:rPr>
+                <w:i/>
+                <w:color w:val="145AA0"/>
+                <w:sz w:val="18"/>
+              </w:rPr>
+              <w:t>V_{DS</w:t>
+            </w:r>
+            <w:r>
+              <w:rPr>
+                <w:color w:val="282C34"/>
+                <w:sz w:val="18"/>
+              </w:rPr>
+              <w:t xml:space="preserve"> rating must exceed $V_{IN} + \</w:t>
+            </w:r>
+          </w:p>
+        </w:tc>
+      </w:tr>
+      <w:tr>
+        <w:tc>
+          <w:tcPr>
+            <w:tcW w:type="dxa" w:w="1958"/>
+            <w:shd w:fill="F4F7F9"/>
+            <w:tcMar>
+              <w:top w:w="80" w:type="dxa"/>
+              <w:bottom w:w="80" w:type="dxa"/>
+              <w:left w:w="120" w:type="dxa"/>
+              <w:right w:w="120" w:type="dxa"/>
+            </w:tcMar>
+            <w:vAlign w:val="center"/>
+          </w:tcPr>
+          <w:p>
+            <w:pPr>
+              <w:spacing w:after="0"/>
+            </w:pPr>
+            <w:r>
+              <w:rPr>
+                <w:b/>
+                <w:color w:val="282C34"/>
+                <w:sz w:val="18"/>
+              </w:rPr>
+              <w:t>$D_1$</w:t>
+            </w:r>
+          </w:p>
+        </w:tc>
+        <w:tc>
+          <w:tcPr>
+            <w:tcW w:type="dxa" w:w="1958"/>
+            <w:shd w:fill="F4F7F9"/>
+            <w:tcMar>
+              <w:top w:w="80" w:type="dxa"/>
+              <w:bottom w:w="80" w:type="dxa"/>
+              <w:left w:w="120" w:type="dxa"/>
+              <w:right w:w="120" w:type="dxa"/>
+            </w:tcMar>
+            <w:vAlign w:val="center"/>
+          </w:tcPr>
+          <w:p>
+            <w:pPr>
+              <w:spacing w:after="0"/>
+            </w:pPr>
+            <w:r>
+              <w:rPr>
+                <w:color w:val="282C34"/>
+                <w:sz w:val="18"/>
+              </w:rPr>
+              <w:t>Inverting Rectifier Diode</w:t>
+            </w:r>
+          </w:p>
+        </w:tc>
+        <w:tc>
+          <w:tcPr>
+            <w:tcW w:type="dxa" w:w="1958"/>
+            <w:shd w:fill="F4F7F9"/>
+            <w:tcMar>
+              <w:top w:w="80" w:type="dxa"/>
+              <w:bottom w:w="80" w:type="dxa"/>
+              <w:left w:w="120" w:type="dxa"/>
+              <w:right w:w="120" w:type="dxa"/>
+            </w:tcMar>
+            <w:vAlign w:val="center"/>
+          </w:tcPr>
+          <w:p>
+            <w:pPr>
+              <w:spacing w:after="0"/>
+            </w:pPr>
+            <w:r>
+              <w:rPr>
+                <w:color w:val="282C34"/>
+                <w:sz w:val="18"/>
+              </w:rPr>
+              <w:t>Vishay V30100P</w:t>
+            </w:r>
+          </w:p>
+        </w:tc>
+        <w:tc>
+          <w:tcPr>
+            <w:tcW w:type="dxa" w:w="1958"/>
+            <w:shd w:fill="F4F7F9"/>
+            <w:tcMar>
+              <w:top w:w="80" w:type="dxa"/>
+              <w:bottom w:w="80" w:type="dxa"/>
+              <w:left w:w="120" w:type="dxa"/>
+              <w:right w:w="120" w:type="dxa"/>
+            </w:tcMar>
+            <w:vAlign w:val="center"/>
+          </w:tcPr>
+          <w:p>
+            <w:pPr>
+              <w:spacing w:after="0"/>
+            </w:pPr>
+            <w:r>
+              <w:rPr>
+                <w:i/>
+                <w:color w:val="145AA0"/>
+                <w:sz w:val="18"/>
+              </w:rPr>
+              <w:t>V_{RRM = 100\,V, I_F = 30\,A, V_F = 0.52\,V, t_{rr &lt; 25\,ns</w:t>
+            </w:r>
+          </w:p>
+        </w:tc>
+        <w:tc>
+          <w:tcPr>
+            <w:tcW w:type="dxa" w:w="1958"/>
+            <w:shd w:fill="F4F7F9"/>
+            <w:tcMar>
+              <w:top w:w="80" w:type="dxa"/>
+              <w:bottom w:w="80" w:type="dxa"/>
+              <w:left w:w="120" w:type="dxa"/>
+              <w:right w:w="120" w:type="dxa"/>
+            </w:tcMar>
+            <w:vAlign w:val="center"/>
+          </w:tcPr>
+          <w:p>
+            <w:pPr>
+              <w:spacing w:after="0"/>
+            </w:pPr>
+            <w:r>
+              <w:rPr>
+                <w:color w:val="282C34"/>
+                <w:sz w:val="18"/>
+              </w:rPr>
+              <w:t>High reverse voltage rating required: sees $V_{IN} + \</w:t>
+            </w:r>
+          </w:p>
+        </w:tc>
+      </w:tr>
+      <w:tr>
+        <w:tc>
+          <w:tcPr>
+            <w:tcW w:type="dxa" w:w="1958"/>
+            <w:tcMar>
+              <w:top w:w="80" w:type="dxa"/>
+              <w:bottom w:w="80" w:type="dxa"/>
+              <w:left w:w="120" w:type="dxa"/>
+              <w:right w:w="120" w:type="dxa"/>
+            </w:tcMar>
+            <w:vAlign w:val="center"/>
+          </w:tcPr>
+          <w:p>
+            <w:pPr>
+              <w:spacing w:after="0"/>
+            </w:pPr>
+            <w:r>
+              <w:rPr>
+                <w:b/>
+                <w:color w:val="282C34"/>
+                <w:sz w:val="18"/>
+              </w:rPr>
+              <w:t>$L_1$</w:t>
+            </w:r>
+          </w:p>
+        </w:tc>
+        <w:tc>
+          <w:tcPr>
+            <w:tcW w:type="dxa" w:w="1958"/>
+            <w:tcMar>
+              <w:top w:w="80" w:type="dxa"/>
+              <w:bottom w:w="80" w:type="dxa"/>
+              <w:left w:w="120" w:type="dxa"/>
+              <w:right w:w="120" w:type="dxa"/>
+            </w:tcMar>
+            <w:vAlign w:val="center"/>
+          </w:tcPr>
+          <w:p>
+            <w:pPr>
+              <w:spacing w:after="0"/>
+            </w:pPr>
+            <w:r>
+              <w:rPr>
+                <w:color w:val="282C34"/>
+                <w:sz w:val="18"/>
+              </w:rPr>
+              <w:t>Power Choke Inductor</w:t>
+            </w:r>
+          </w:p>
+        </w:tc>
+        <w:tc>
+          <w:tcPr>
+            <w:tcW w:type="dxa" w:w="1958"/>
+            <w:tcMar>
+              <w:top w:w="80" w:type="dxa"/>
+              <w:bottom w:w="80" w:type="dxa"/>
+              <w:left w:w="120" w:type="dxa"/>
+              <w:right w:w="120" w:type="dxa"/>
+            </w:tcMar>
+            <w:vAlign w:val="center"/>
+          </w:tcPr>
+          <w:p>
+            <w:pPr>
+              <w:spacing w:after="0"/>
+            </w:pPr>
+            <w:r>
+              <w:rPr>
+                <w:color w:val="282C34"/>
+                <w:sz w:val="18"/>
+              </w:rPr>
+              <w:t>Bourns SRR1260-220M</w:t>
+            </w:r>
+          </w:p>
+        </w:tc>
+        <w:tc>
+          <w:tcPr>
+            <w:tcW w:type="dxa" w:w="1958"/>
+            <w:tcMar>
+              <w:top w:w="80" w:type="dxa"/>
+              <w:bottom w:w="80" w:type="dxa"/>
+              <w:left w:w="120" w:type="dxa"/>
+              <w:right w:w="120" w:type="dxa"/>
+            </w:tcMar>
+            <w:vAlign w:val="center"/>
+          </w:tcPr>
+          <w:p>
+            <w:pPr>
+              <w:spacing w:after="0"/>
+            </w:pPr>
+            <w:r>
+              <w:rPr>
+                <w:i/>
+                <w:color w:val="145AA0"/>
+                <w:sz w:val="18"/>
+              </w:rPr>
+              <w:t>L = 22\,µH, I_{sat = 7.0\,A, I_{rms = 4.2\,A, DCR = 40\,m\Omega</w:t>
+            </w:r>
+          </w:p>
+        </w:tc>
+        <w:tc>
+          <w:tcPr>
+            <w:tcW w:type="dxa" w:w="1958"/>
+            <w:tcMar>
+              <w:top w:w="80" w:type="dxa"/>
+              <w:bottom w:w="80" w:type="dxa"/>
+              <w:left w:w="120" w:type="dxa"/>
+              <w:right w:w="120" w:type="dxa"/>
+            </w:tcMar>
+            <w:vAlign w:val="center"/>
+          </w:tcPr>
+          <w:p>
+            <w:pPr>
+              <w:spacing w:after="0"/>
+            </w:pPr>
+            <w:r>
+              <w:rPr>
+                <w:color w:val="282C34"/>
+                <w:sz w:val="18"/>
+              </w:rPr>
+              <w:t xml:space="preserve">Must handle combined input and load currents: </w:t>
+            </w:r>
+            <w:r>
+              <w:rPr>
+                <w:i/>
+                <w:color w:val="145AA0"/>
+                <w:sz w:val="18"/>
+              </w:rPr>
+              <w:t>I_{L,avg = I_{in + I_o = 3\,A + 3\,A = 6\,A</w:t>
+            </w:r>
+            <w:r>
+              <w:rPr>
+                <w:color w:val="282C34"/>
+                <w:sz w:val="18"/>
+              </w:rPr>
+              <w:t>.</w:t>
+            </w:r>
+          </w:p>
+        </w:tc>
+      </w:tr>
+      <w:tr>
+        <w:tc>
+          <w:tcPr>
+            <w:tcW w:type="dxa" w:w="1958"/>
+            <w:shd w:fill="F4F7F9"/>
+            <w:tcMar>
+              <w:top w:w="80" w:type="dxa"/>
+              <w:bottom w:w="80" w:type="dxa"/>
+              <w:left w:w="120" w:type="dxa"/>
+              <w:right w:w="120" w:type="dxa"/>
+            </w:tcMar>
+            <w:vAlign w:val="center"/>
+          </w:tcPr>
+          <w:p>
+            <w:pPr>
+              <w:spacing w:after="0"/>
+            </w:pPr>
+            <w:r>
+              <w:rPr>
+                <w:b/>
+                <w:color w:val="282C34"/>
+                <w:sz w:val="18"/>
+              </w:rPr>
+              <w:t>$C_{in,bulk}$</w:t>
+            </w:r>
+          </w:p>
+        </w:tc>
+        <w:tc>
+          <w:tcPr>
+            <w:tcW w:type="dxa" w:w="1958"/>
+            <w:shd w:fill="F4F7F9"/>
+            <w:tcMar>
+              <w:top w:w="80" w:type="dxa"/>
+              <w:bottom w:w="80" w:type="dxa"/>
+              <w:left w:w="120" w:type="dxa"/>
+              <w:right w:w="120" w:type="dxa"/>
+            </w:tcMar>
+            <w:vAlign w:val="center"/>
+          </w:tcPr>
+          <w:p>
+            <w:pPr>
+              <w:spacing w:after="0"/>
+            </w:pPr>
+            <w:r>
+              <w:rPr>
+                <w:color w:val="282C34"/>
+                <w:sz w:val="18"/>
+              </w:rPr>
+              <w:t>Input Bulk Cap</w:t>
+            </w:r>
+          </w:p>
+        </w:tc>
+        <w:tc>
+          <w:tcPr>
+            <w:tcW w:type="dxa" w:w="1958"/>
+            <w:shd w:fill="F4F7F9"/>
+            <w:tcMar>
+              <w:top w:w="80" w:type="dxa"/>
+              <w:bottom w:w="80" w:type="dxa"/>
+              <w:left w:w="120" w:type="dxa"/>
+              <w:right w:w="120" w:type="dxa"/>
+            </w:tcMar>
+            <w:vAlign w:val="center"/>
+          </w:tcPr>
+          <w:p>
+            <w:pPr>
+              <w:spacing w:after="0"/>
+            </w:pPr>
+            <w:r>
+              <w:rPr>
+                <w:color w:val="282C34"/>
+                <w:sz w:val="18"/>
+              </w:rPr>
+              <w:t>Panasonic 35SVPF150M</w:t>
+            </w:r>
+          </w:p>
+        </w:tc>
+        <w:tc>
+          <w:tcPr>
+            <w:tcW w:type="dxa" w:w="1958"/>
+            <w:shd w:fill="F4F7F9"/>
+            <w:tcMar>
+              <w:top w:w="80" w:type="dxa"/>
+              <w:bottom w:w="80" w:type="dxa"/>
+              <w:left w:w="120" w:type="dxa"/>
+              <w:right w:w="120" w:type="dxa"/>
+            </w:tcMar>
+            <w:vAlign w:val="center"/>
+          </w:tcPr>
+          <w:p>
+            <w:pPr>
+              <w:spacing w:after="0"/>
+            </w:pPr>
+            <w:r>
+              <w:rPr>
+                <w:i/>
+                <w:color w:val="145AA0"/>
+                <w:sz w:val="18"/>
+              </w:rPr>
+              <w:t>150\,µF, 35\,V, OS-CON Polymer, ESR = 15\,m\Omega</w:t>
+            </w:r>
+          </w:p>
+        </w:tc>
+        <w:tc>
+          <w:tcPr>
+            <w:tcW w:type="dxa" w:w="1958"/>
+            <w:shd w:fill="F4F7F9"/>
+            <w:tcMar>
+              <w:top w:w="80" w:type="dxa"/>
+              <w:bottom w:w="80" w:type="dxa"/>
+              <w:left w:w="120" w:type="dxa"/>
+              <w:right w:w="120" w:type="dxa"/>
+            </w:tcMar>
+            <w:vAlign w:val="center"/>
+          </w:tcPr>
+          <w:p>
+            <w:pPr>
+              <w:spacing w:after="0"/>
+            </w:pPr>
+            <w:r>
+              <w:rPr>
+                <w:color w:val="282C34"/>
+                <w:sz w:val="18"/>
+              </w:rPr>
+              <w:t>Withstands discontinuous pulsating input current waveforms.</w:t>
+            </w:r>
+          </w:p>
+        </w:tc>
+      </w:tr>
+      <w:tr>
+        <w:tc>
+          <w:tcPr>
+            <w:tcW w:type="dxa" w:w="1958"/>
+            <w:tcMar>
+              <w:top w:w="80" w:type="dxa"/>
+              <w:bottom w:w="80" w:type="dxa"/>
+              <w:left w:w="120" w:type="dxa"/>
+              <w:right w:w="120" w:type="dxa"/>
+            </w:tcMar>
+            <w:vAlign w:val="center"/>
+          </w:tcPr>
+          <w:p>
+            <w:pPr>
+              <w:spacing w:after="0"/>
+            </w:pPr>
+            <w:r>
+              <w:rPr>
+                <w:b/>
+                <w:color w:val="282C34"/>
+                <w:sz w:val="18"/>
+              </w:rPr>
+              <w:t>$C_{out,bulk}$</w:t>
+            </w:r>
+          </w:p>
+        </w:tc>
+        <w:tc>
+          <w:tcPr>
+            <w:tcW w:type="dxa" w:w="1958"/>
+            <w:tcMar>
+              <w:top w:w="80" w:type="dxa"/>
+              <w:bottom w:w="80" w:type="dxa"/>
+              <w:left w:w="120" w:type="dxa"/>
+              <w:right w:w="120" w:type="dxa"/>
+            </w:tcMar>
+            <w:vAlign w:val="center"/>
+          </w:tcPr>
+          <w:p>
+            <w:pPr>
+              <w:spacing w:after="0"/>
+            </w:pPr>
+            <w:r>
+              <w:rPr>
+                <w:color w:val="282C34"/>
+                <w:sz w:val="18"/>
+              </w:rPr>
+              <w:t>Output Bulk Cap</w:t>
+            </w:r>
+          </w:p>
+        </w:tc>
+        <w:tc>
+          <w:tcPr>
+            <w:tcW w:type="dxa" w:w="1958"/>
+            <w:tcMar>
+              <w:top w:w="80" w:type="dxa"/>
+              <w:bottom w:w="80" w:type="dxa"/>
+              <w:left w:w="120" w:type="dxa"/>
+              <w:right w:w="120" w:type="dxa"/>
+            </w:tcMar>
+            <w:vAlign w:val="center"/>
+          </w:tcPr>
+          <w:p>
+            <w:pPr>
+              <w:spacing w:after="0"/>
+            </w:pPr>
+            <w:r>
+              <w:rPr>
+                <w:color w:val="282C34"/>
+                <w:sz w:val="18"/>
+              </w:rPr>
+              <w:t>Panasonic 25SVPF220M</w:t>
+            </w:r>
+          </w:p>
+        </w:tc>
+        <w:tc>
+          <w:tcPr>
+            <w:tcW w:type="dxa" w:w="1958"/>
+            <w:tcMar>
+              <w:top w:w="80" w:type="dxa"/>
+              <w:bottom w:w="80" w:type="dxa"/>
+              <w:left w:w="120" w:type="dxa"/>
+              <w:right w:w="120" w:type="dxa"/>
+            </w:tcMar>
+            <w:vAlign w:val="center"/>
+          </w:tcPr>
+          <w:p>
+            <w:pPr>
+              <w:spacing w:after="0"/>
+            </w:pPr>
+            <w:r>
+              <w:rPr>
+                <w:i/>
+                <w:color w:val="145AA0"/>
+                <w:sz w:val="18"/>
+              </w:rPr>
+              <w:t>2 × 220\,µF, 25\,V, Polymer, ESR = 14\,m\Omega</w:t>
+            </w:r>
+          </w:p>
+        </w:tc>
+        <w:tc>
+          <w:tcPr>
+            <w:tcW w:type="dxa" w:w="1958"/>
+            <w:tcMar>
+              <w:top w:w="80" w:type="dxa"/>
+              <w:bottom w:w="80" w:type="dxa"/>
+              <w:left w:w="120" w:type="dxa"/>
+              <w:right w:w="120" w:type="dxa"/>
+            </w:tcMar>
+            <w:vAlign w:val="center"/>
+          </w:tcPr>
+          <w:p>
+            <w:pPr>
+              <w:spacing w:after="0"/>
+            </w:pPr>
+            <w:r>
+              <w:rPr>
+                <w:b/>
+                <w:color w:val="282C34"/>
+                <w:sz w:val="18"/>
+              </w:rPr>
+              <w:t>Observe Polarity</w:t>
+            </w:r>
+            <w:r>
+              <w:rPr>
+                <w:color w:val="282C34"/>
+                <w:sz w:val="18"/>
+              </w:rPr>
+              <w:t xml:space="preserve">: Positive terminal to GND, negative terminal to </w:t>
+            </w:r>
+            <w:r>
+              <w:rPr>
+                <w:i/>
+                <w:color w:val="145AA0"/>
+                <w:sz w:val="18"/>
+              </w:rPr>
+              <w:t>-V_{OUT</w:t>
+            </w:r>
+            <w:r>
+              <w:rPr>
+                <w:color w:val="282C34"/>
+                <w:sz w:val="18"/>
+              </w:rPr>
+              <w:t>.</w:t>
+            </w:r>
+          </w:p>
+        </w:tc>
+      </w:tr>
+      <w:tr>
+        <w:tc>
+          <w:tcPr>
+            <w:tcW w:type="dxa" w:w="1958"/>
+            <w:shd w:fill="F4F7F9"/>
+            <w:tcMar>
+              <w:top w:w="80" w:type="dxa"/>
+              <w:bottom w:w="80" w:type="dxa"/>
+              <w:left w:w="120" w:type="dxa"/>
+              <w:right w:w="120" w:type="dxa"/>
+            </w:tcMar>
+            <w:vAlign w:val="center"/>
+          </w:tcPr>
+          <w:p>
+            <w:pPr>
+              <w:spacing w:after="0"/>
+            </w:pPr>
+            <w:r>
+              <w:rPr>
+                <w:b/>
+                <w:color w:val="282C34"/>
+                <w:sz w:val="18"/>
+              </w:rPr>
+              <w:t>$C_{out,cer}$</w:t>
+            </w:r>
+          </w:p>
+        </w:tc>
+        <w:tc>
+          <w:tcPr>
+            <w:tcW w:type="dxa" w:w="1958"/>
+            <w:shd w:fill="F4F7F9"/>
+            <w:tcMar>
+              <w:top w:w="80" w:type="dxa"/>
+              <w:bottom w:w="80" w:type="dxa"/>
+              <w:left w:w="120" w:type="dxa"/>
+              <w:right w:w="120" w:type="dxa"/>
+            </w:tcMar>
+            <w:vAlign w:val="center"/>
+          </w:tcPr>
+          <w:p>
+            <w:pPr>
+              <w:spacing w:after="0"/>
+            </w:pPr>
+            <w:r>
+              <w:rPr>
+                <w:color w:val="282C34"/>
+                <w:sz w:val="18"/>
+              </w:rPr>
+              <w:t>Output Ceramic MLCC</w:t>
+            </w:r>
+          </w:p>
+        </w:tc>
+        <w:tc>
+          <w:tcPr>
+            <w:tcW w:type="dxa" w:w="1958"/>
+            <w:shd w:fill="F4F7F9"/>
+            <w:tcMar>
+              <w:top w:w="80" w:type="dxa"/>
+              <w:bottom w:w="80" w:type="dxa"/>
+              <w:left w:w="120" w:type="dxa"/>
+              <w:right w:w="120" w:type="dxa"/>
+            </w:tcMar>
+            <w:vAlign w:val="center"/>
+          </w:tcPr>
+          <w:p>
+            <w:pPr>
+              <w:spacing w:after="0"/>
+            </w:pPr>
+            <w:r>
+              <w:rPr>
+                <w:color w:val="282C34"/>
+                <w:sz w:val="18"/>
+              </w:rPr>
+              <w:t>Murata GRM32ER71E106K</w:t>
+            </w:r>
+          </w:p>
+        </w:tc>
+        <w:tc>
+          <w:tcPr>
+            <w:tcW w:type="dxa" w:w="1958"/>
+            <w:shd w:fill="F4F7F9"/>
+            <w:tcMar>
+              <w:top w:w="80" w:type="dxa"/>
+              <w:bottom w:w="80" w:type="dxa"/>
+              <w:left w:w="120" w:type="dxa"/>
+              <w:right w:w="120" w:type="dxa"/>
+            </w:tcMar>
+            <w:vAlign w:val="center"/>
+          </w:tcPr>
+          <w:p>
+            <w:pPr>
+              <w:spacing w:after="0"/>
+            </w:pPr>
+            <w:r>
+              <w:rPr>
+                <w:i/>
+                <w:color w:val="145AA0"/>
+                <w:sz w:val="18"/>
+              </w:rPr>
+              <w:t>3 × 10\,µF, 25\,V, X7R, 1210</w:t>
+            </w:r>
+            <w:r>
+              <w:rPr>
+                <w:color w:val="282C34"/>
+                <w:sz w:val="18"/>
+              </w:rPr>
+              <w:t xml:space="preserve"> package</w:t>
+            </w:r>
+          </w:p>
+        </w:tc>
+        <w:tc>
+          <w:tcPr>
+            <w:tcW w:type="dxa" w:w="1958"/>
+            <w:shd w:fill="F4F7F9"/>
+            <w:tcMar>
+              <w:top w:w="80" w:type="dxa"/>
+              <w:bottom w:w="80" w:type="dxa"/>
+              <w:left w:w="120" w:type="dxa"/>
+              <w:right w:w="120" w:type="dxa"/>
+            </w:tcMar>
+            <w:vAlign w:val="center"/>
+          </w:tcPr>
+          <w:p>
+            <w:pPr>
+              <w:spacing w:after="0"/>
+            </w:pPr>
+            <w:r>
+              <w:rPr>
+                <w:color w:val="282C34"/>
+                <w:sz w:val="18"/>
+              </w:rPr>
+              <w:t xml:space="preserve">Shunts high-frequency discontinuous current pulses delivered by </w:t>
+            </w:r>
+            <w:r>
+              <w:rPr>
+                <w:i/>
+                <w:color w:val="145AA0"/>
+                <w:sz w:val="18"/>
+              </w:rPr>
+              <w:t>D_1</w:t>
+            </w:r>
+            <w:r>
+              <w:rPr>
+                <w:color w:val="282C34"/>
+                <w:sz w:val="18"/>
+              </w:rPr>
+              <w:t>.</w:t>
+            </w:r>
+          </w:p>
+        </w:tc>
+      </w:tr>
+      <w:tr>
+        <w:tc>
+          <w:tcPr>
+            <w:tcW w:type="dxa" w:w="1958"/>
+            <w:tcMar>
+              <w:top w:w="80" w:type="dxa"/>
+              <w:bottom w:w="80" w:type="dxa"/>
+              <w:left w:w="120" w:type="dxa"/>
+              <w:right w:w="120" w:type="dxa"/>
+            </w:tcMar>
+            <w:vAlign w:val="center"/>
+          </w:tcPr>
+          <w:p>
+            <w:pPr>
+              <w:spacing w:after="0"/>
+            </w:pPr>
+            <w:r>
+              <w:rPr>
+                <w:b/>
+                <w:color w:val="282C34"/>
+                <w:sz w:val="18"/>
+              </w:rPr>
+              <w:t>$U_1$ (Level Shift)</w:t>
+            </w:r>
+          </w:p>
+        </w:tc>
+        <w:tc>
+          <w:tcPr>
+            <w:tcW w:type="dxa" w:w="1958"/>
+            <w:tcMar>
+              <w:top w:w="80" w:type="dxa"/>
+              <w:bottom w:w="80" w:type="dxa"/>
+              <w:left w:w="120" w:type="dxa"/>
+              <w:right w:w="120" w:type="dxa"/>
+            </w:tcMar>
+            <w:vAlign w:val="center"/>
+          </w:tcPr>
+          <w:p>
+            <w:pPr>
+              <w:spacing w:after="0"/>
+            </w:pPr>
+            <w:r>
+              <w:rPr>
+                <w:color w:val="282C34"/>
+                <w:sz w:val="18"/>
+              </w:rPr>
+              <w:t>Inverting Sense Op-Amp</w:t>
+            </w:r>
+          </w:p>
+        </w:tc>
+        <w:tc>
+          <w:tcPr>
+            <w:tcW w:type="dxa" w:w="1958"/>
+            <w:tcMar>
+              <w:top w:w="80" w:type="dxa"/>
+              <w:bottom w:w="80" w:type="dxa"/>
+              <w:left w:w="120" w:type="dxa"/>
+              <w:right w:w="120" w:type="dxa"/>
+            </w:tcMar>
+            <w:vAlign w:val="center"/>
+          </w:tcPr>
+          <w:p>
+            <w:pPr>
+              <w:spacing w:after="0"/>
+            </w:pPr>
+            <w:r>
+              <w:rPr>
+                <w:color w:val="282C34"/>
+                <w:sz w:val="18"/>
+              </w:rPr>
+              <w:t>TI TLV9061IDBVR</w:t>
+            </w:r>
+          </w:p>
+        </w:tc>
+        <w:tc>
+          <w:tcPr>
+            <w:tcW w:type="dxa" w:w="1958"/>
+            <w:tcMar>
+              <w:top w:w="80" w:type="dxa"/>
+              <w:bottom w:w="80" w:type="dxa"/>
+              <w:left w:w="120" w:type="dxa"/>
+              <w:right w:w="120" w:type="dxa"/>
+            </w:tcMar>
+            <w:vAlign w:val="center"/>
+          </w:tcPr>
+          <w:p>
+            <w:pPr>
+              <w:spacing w:after="0"/>
+            </w:pPr>
+            <w:r>
+              <w:rPr>
+                <w:i/>
+                <w:color w:val="145AA0"/>
+                <w:sz w:val="18"/>
+              </w:rPr>
+              <w:t>V_{DD = 5\,V, Rail-to-Rail I/O, GBW = 10\,MHz</w:t>
+            </w:r>
+          </w:p>
+        </w:tc>
+        <w:tc>
+          <w:tcPr>
+            <w:tcW w:type="dxa" w:w="1958"/>
+            <w:tcMar>
+              <w:top w:w="80" w:type="dxa"/>
+              <w:bottom w:w="80" w:type="dxa"/>
+              <w:left w:w="120" w:type="dxa"/>
+              <w:right w:w="120" w:type="dxa"/>
+            </w:tcMar>
+            <w:vAlign w:val="center"/>
+          </w:tcPr>
+          <w:p>
+            <w:pPr>
+              <w:spacing w:after="0"/>
+            </w:pPr>
+            <w:r>
+              <w:rPr>
+                <w:color w:val="282C34"/>
+                <w:sz w:val="18"/>
+              </w:rPr>
+              <w:t>Inverts and attenuates negative output to positive controller reference (</w:t>
+            </w:r>
+            <w:r>
+              <w:rPr>
+                <w:i/>
+                <w:color w:val="145AA0"/>
+                <w:sz w:val="18"/>
+              </w:rPr>
+              <w:t>0 \dots 1.2\,V</w:t>
+            </w:r>
+            <w:r>
+              <w:rPr>
+                <w:color w:val="282C34"/>
+                <w:sz w:val="18"/>
+              </w:rPr>
+              <w:t>).</w:t>
             </w:r>
           </w:p>
         </w:tc>
@@ -986,31 +3380,2766 @@
                 <w:color w:val="2D3748"/>
                 <w:sz w:val="18"/>
               </w:rPr>
-              <w:t xml:space="preserve">               4-Switch Synchronous Non-Inverting Buck-Boost (FSBB)</w:t>
+              <w:t>========================================================================================================================</w:t>
               <w:br/>
-              <w:t xml:space="preserve">   +Vin ───┬───────────────┐                               ┌───────────────┬───&gt; +Vout</w:t>
+              <w:t xml:space="preserve">     DETAILED HARDWARE SCHEMATIC: 4-SWITCH SYNCHRONOUS BUCK-BOOST CONVERTER (6V-36V IN -&gt; 12V/5A OUT)</w:t>
               <w:br/>
-              <w:t xml:space="preserve">           │               │                               │               │</w:t>
+              <w:t>========================================================================================================================</w:t>
               <w:br/>
-              <w:t xml:space="preserve">       Drain (D)       Drain (D)                       Drain (D)       Drain (D)</w:t>
               <w:br/>
-              <w:t xml:space="preserve">       ┌───┴───┐ QA    ┌───┴───┐ QB                    ┌───┴───┐ QC    ┌───┴───┐ QD</w:t>
+              <w:t xml:space="preserve">           +----[ D_boot1: DFLS1100 ]&lt;----+ VCC_DRV (+5V / +7V) +----[ D_boot2: DFLS1100 ]&lt;----+</w:t>
               <w:br/>
-              <w:t xml:space="preserve">       │  HS1  │       │  LS1  │                       │  LS2  │       │  HS2  │</w:t>
+              <w:t xml:space="preserve">           |                              |                     |                              |</w:t>
               <w:br/>
-              <w:t xml:space="preserve">       └───┬───┘       └───┬───┘                       └───┬───┘       └───┬───┘</w:t>
+              <w:t xml:space="preserve">          ┌┴┐ C_boot1                    ┌┴┐ C_boot2           ┌┴┐ C_boot1                    ┌┴┐ C_boot2</w:t>
               <w:br/>
-              <w:t xml:space="preserve">           │ Source        │ Source                        │ Source        │ Source</w:t>
+              <w:t xml:space="preserve">          │ │ 0.1µF/50V                  │ │ 0.1µF/50V         │ │ (Buck Bootstrap)           │ │ (Boost Bootstrap)</w:t>
               <w:br/>
-              <w:t xml:space="preserve">           ├── Node SW1 ───┴─────[ Central Inductor L ]────┴── Node SW2 ───┤</w:t>
+              <w:t xml:space="preserve">          └┬┘                            └┬┘                   └┬┘                            └┬┘</w:t>
               <w:br/>
-              <w:t xml:space="preserve">          ┌┴┐                                                             ┌┴┐</w:t>
+              <w:t xml:space="preserve">           |                              |                     |                              |</w:t>
               <w:br/>
-              <w:t xml:space="preserve">      Cin │ │                                                         Cout│ │</w:t>
+              <w:t xml:space="preserve">           +---&gt; [BOOT1: Pin 1]           +---------------------+---&gt; [BOOT2: Pin 28]          |</w:t>
               <w:br/>
-              <w:t xml:space="preserve">          └┬┘                                                             └┬┘</w:t>
+              <w:t xml:space="preserve">           |     [SW1:   Pin 3]           |                           [SW2:   Pin 26]          |</w:t>
               <w:br/>
-              <w:t xml:space="preserve">   GND ────┴───────────────────────────────────────────────────────────────┴─── GND</w:t>
+              <w:t xml:space="preserve">           |                              |                                                    |</w:t>
+              <w:br/>
+              <w:t xml:space="preserve">           |   +--------------------------+----------------------------------------------------+</w:t>
+              <w:br/>
+              <w:t xml:space="preserve">           |   |       CENTRAL 4-SWITCH SYNCHRONOUS BUCK-BOOST CONTROLLER (e.g. LM5176 / LT8390)</w:t>
+              <w:br/>
+              <w:t xml:space="preserve">           |   |       - HDRV1 (Pin 2)  ---&gt; Gate QA via R_g1 (2.2Ω)</w:t>
+              <w:br/>
+              <w:t xml:space="preserve">           |   |       - LDRV1 (Pin 4)  ---&gt; Gate QB via R_g2 (1.0Ω)</w:t>
+              <w:br/>
+              <w:t xml:space="preserve">           |   |       - HDRV2 (Pin 27) ---&gt; Gate QD via R_g4 (2.2Ω)</w:t>
+              <w:br/>
+              <w:t xml:space="preserve">           |   |       - LDRV2 (Pin 25) ---&gt; Gate QC via R_g3 (1.0Ω)</w:t>
+              <w:br/>
+              <w:t xml:space="preserve">           |   |       - CSP / CSN      ---&gt; Inductor Current Sense Shunt (R_sense: 5mΩ)</w:t>
+              <w:br/>
+              <w:t xml:space="preserve">           |   |       - FB             &lt;--- Output Voltage Feedback Divider (R_fb1 / R_fb2)</w:t>
+              <w:br/>
+              <w:t xml:space="preserve">           |   +--------------------------+----------------------------------------------------+</w:t>
+              <w:br/>
+              <w:t xml:space="preserve">           |                              |</w:t>
+              <w:br/>
+              <w:t xml:space="preserve">    +VIN (6V-36V) ────────────────────────┼────────────────────────┐</w:t>
+              <w:br/>
+              <w:t xml:space="preserve">        │                                 │                        │</w:t>
+              <w:br/>
+              <w:t xml:space="preserve">       [F1: 15A Fuse]                     │                        │</w:t>
+              <w:br/>
+              <w:t xml:space="preserve">        │                                 │                        │</w:t>
+              <w:br/>
+              <w:t xml:space="preserve">       ┌┴─────────────────┐               │                        │</w:t>
+              <w:br/>
+              <w:t xml:space="preserve">       │ CIN_BULK         │               │                        │</w:t>
+              <w:br/>
+              <w:t xml:space="preserve">      ┌┴┐ 150µF/50V Poly ┌┴┐ CIN_CER      │                        │</w:t>
+              <w:br/>
+              <w:t xml:space="preserve">      │ │ (ESR = 18mΩ)   │ │ 2x 10µF/50V  │                        │</w:t>
+              <w:br/>
+              <w:t xml:space="preserve">      └┬┘                └┬┘ X7R 1210     │                        │</w:t>
+              <w:br/>
+              <w:t xml:space="preserve">       │                  │               │                        │</w:t>
+              <w:br/>
+              <w:t xml:space="preserve">       │                  │       Drain   │                        │</w:t>
+              <w:br/>
+              <w:t xml:space="preserve">       │                  │      ┌────────┴──────┐                 │</w:t>
+              <w:br/>
+              <w:t xml:space="preserve">       │                  │      │ QA: BUCK HS   │&lt;-- HDRV1        │</w:t>
+              <w:br/>
+              <w:t xml:space="preserve">       │                  │      │ BSC035N10NS5  │                 │</w:t>
+              <w:br/>
+              <w:t xml:space="preserve">       │                  │      └────────┬──────┘                 │</w:t>
+              <w:br/>
+              <w:t xml:space="preserve">       │                  │        Source │                        │</w:t>
+              <w:br/>
+              <w:t xml:space="preserve">       │                  │               │                        │</w:t>
+              <w:br/>
+              <w:t xml:space="preserve">       │                  │               +=== SWITCHING NODE 1    │</w:t>
+              <w:br/>
+              <w:t xml:space="preserve">       │                  │               |    (SW1: Buck Switch)  │</w:t>
+              <w:br/>
+              <w:t xml:space="preserve">       │                  │               |                        │</w:t>
+              <w:br/>
+              <w:t xml:space="preserve">       │                  │      Drain    ├──[ R_snub1: 2.2Ω ]     │</w:t>
+              <w:br/>
+              <w:t xml:space="preserve">       │                  │      ┌────────┴──────┐    │            │</w:t>
+              <w:br/>
+              <w:t xml:space="preserve">       │                  │      │ QB: BUCK LS   │  [ C_snub1 ]    │</w:t>
+              <w:br/>
+              <w:t xml:space="preserve">       │                  │      │ BSC035N10NS5  │    │ 1nF/50V    │</w:t>
+              <w:br/>
+              <w:t xml:space="preserve">       │                  │      └────────┬──────┘   PGND          │</w:t>
+              <w:br/>
+              <w:t xml:space="preserve">       │                  │        Source │                        │</w:t>
+              <w:br/>
+              <w:t xml:space="preserve">       │                  │               │                        │</w:t>
+              <w:br/>
+              <w:t xml:space="preserve">   PGND┴──────────────────┴───────────────┴────────────────────────┼───────────────────────────+</w:t>
+              <w:br/>
+              <w:t xml:space="preserve">                                                                   │                           │</w:t>
+              <w:br/>
+              <w:t xml:space="preserve">                               +===================================+===================+       │</w:t>
+              <w:br/>
+              <w:t xml:space="preserve">                               |   CENTRAL POWER INDUCTOR &amp; CURRENT SENSING            |       │</w:t>
+              <w:br/>
+              <w:t xml:space="preserve">                               +===================================+===================+       │</w:t>
+              <w:br/>
+              <w:t xml:space="preserve">                                                                   │                           │</w:t>
+              <w:br/>
+              <w:t xml:space="preserve">   NODE SW1 ──────[ L1: 10µH / 14A Shielded Choke ]────[ R_sense: 5mΩ ]────+=== NODE SW2       │</w:t>
+              <w:br/>
+              <w:t xml:space="preserve">                  Wurth 74435561100 (DCR = 8.2mΩ)      Vishay WSL2512       |    (Boost Switch)│</w:t>
+              <w:br/>
+              <w:t xml:space="preserve">                                                       (Kelvin CSP/CSN)     |                  │</w:t>
+              <w:br/>
+              <w:t xml:space="preserve">                                                                            │ Drain            │</w:t>
+              <w:br/>
+              <w:t xml:space="preserve">                                                      +---------------------+──────────┐       │</w:t>
+              <w:br/>
+              <w:t xml:space="preserve">                                                      │                     │ QC: BOOST│       │</w:t>
+              <w:br/>
+              <w:t xml:space="preserve">                                                      │                     │ LS N-FET │&lt;-- LDRV2</w:t>
+              <w:br/>
+              <w:t xml:space="preserve">                                                      │                     │ (35mΩ)   │       │</w:t>
+              <w:br/>
+              <w:t xml:space="preserve">                                                      │                     └─────┬────┘       │</w:t>
+              <w:br/>
+              <w:t xml:space="preserve">                                                      │                    Source │            │</w:t>
+              <w:br/>
+              <w:t xml:space="preserve">                                                      │                           │            │</w:t>
+              <w:br/>
+              <w:t xml:space="preserve">                                                      │                       PGND┴────────────+</w:t>
+              <w:br/>
+              <w:t xml:space="preserve">                                                      │</w:t>
+              <w:br/>
+              <w:t xml:space="preserve">                                                      │ Source</w:t>
+              <w:br/>
+              <w:t xml:space="preserve">                                                     ┌┴───────────────┐</w:t>
+              <w:br/>
+              <w:t xml:space="preserve">                                                     │ QD: BOOST HS   │&lt;-- HDRV2</w:t>
+              <w:br/>
+              <w:t xml:space="preserve">                                                     │ BSC035N10NS5   │</w:t>
+              <w:br/>
+              <w:t xml:space="preserve">                                                     └┬───────────────┘</w:t>
+              <w:br/>
+              <w:t xml:space="preserve">                                                      │ Drain</w:t>
+              <w:br/>
+              <w:t xml:space="preserve">                                                      │</w:t>
+              <w:br/>
+              <w:t xml:space="preserve">                                                      +=== +VOUT (+12V/5A Regulated)</w:t>
+              <w:br/>
+              <w:t xml:space="preserve">                                                      │</w:t>
+              <w:br/>
+              <w:t xml:space="preserve">                                                     ┌┴──────────────────┐</w:t>
+              <w:br/>
+              <w:t xml:space="preserve">                                                     │ COUT_BULK         │</w:t>
+              <w:br/>
+              <w:t xml:space="preserve">                                                    ┌┴┐ 220µF/25V Poly  ┌┴┐ COUT_CER</w:t>
+              <w:br/>
+              <w:t xml:space="preserve">                                                    │ │ (ESR = 12mΩ)    │ │ 4x 22µF/25V</w:t>
+              <w:br/>
+              <w:t xml:space="preserve">                                                    └┬┘                 └┬┘ X7R 1210</w:t>
+              <w:br/>
+              <w:t xml:space="preserve">                                                     │                   │</w:t>
+              <w:br/>
+              <w:t xml:space="preserve">                                                     │      +VOUT        │</w:t>
+              <w:br/>
+              <w:t xml:space="preserve">                                                     │        │          │</w:t>
+              <w:br/>
+              <w:t xml:space="preserve">                                                     │     [ R_fb1: 90.9kΩ, 0.1% ]</w:t>
+              <w:br/>
+              <w:t xml:space="preserve">                                                     │        │</w:t>
+              <w:br/>
+              <w:t xml:space="preserve">                                                     │        +---&gt; V_FB (To Controller FB Pin)</w:t>
+              <w:br/>
+              <w:t xml:space="preserve">                                                     │        │     (V_ref = 1.200V)</w:t>
+              <w:br/>
+              <w:t xml:space="preserve">                                                     │     [ R_fb2: 10.0kΩ, 0.1% ]</w:t>
+              <w:br/>
+              <w:t xml:space="preserve">                                                     │        │</w:t>
+              <w:br/>
+              <w:t xml:space="preserve">                                                     │       AGND (Quiet Ground)</w:t>
+              <w:br/>
+              <w:t xml:space="preserve">                                                     │        │</w:t>
+              <w:br/>
+              <w:t xml:space="preserve">                                                     │     (Single Star Point)</w:t>
+              <w:br/>
+              <w:t xml:space="preserve">   PGND (Power Ground Plane) ────────────────────────┴────────+────────────────────────&gt; GND (Return)</w:t>
+            </w:r>
+          </w:p>
+        </w:tc>
+      </w:tr>
+    </w:tbl>
+    <w:p/>
+    <w:p>
+      <w:pPr>
+        <w:spacing w:before="160" w:after="80"/>
+      </w:pPr>
+      <w:r>
+        <w:rPr>
+          <w:b/>
+          <w:color w:val="4682B4"/>
+          <w:sz w:val="24"/>
+        </w:rPr>
+        <w:t>2.1 Detailed Component Connection Netlist &amp; Terminal Details:</w:t>
+      </w:r>
+    </w:p>
+    <w:tbl>
+      <w:tblPr>
+        <w:tblW w:type="auto" w:w="0"/>
+        <w:jc w:val="center"/>
+        <w:tblLook w:firstColumn="1" w:firstRow="1" w:lastColumn="0" w:lastRow="0" w:noHBand="0" w:noVBand="1" w:val="04A0"/>
+        <w:tblBorders>
+          <w:top w:val="single" w:sz="4" w:space="0" w:color="D0D7DE"/>
+          <w:left w:val="none"/>
+          <w:bottom w:val="single" w:sz="8" w:space="0" w:color="D0D7DE"/>
+          <w:right w:val="none"/>
+          <w:insideH w:val="single" w:sz="4" w:space="0" w:color="D0D7DE"/>
+          <w:insideV w:val="none"/>
+        </w:tblBorders>
+      </w:tblPr>
+      <w:tblGrid>
+        <w:gridCol w:w="1958"/>
+        <w:gridCol w:w="1958"/>
+        <w:gridCol w:w="1958"/>
+        <w:gridCol w:w="1958"/>
+        <w:gridCol w:w="1958"/>
+      </w:tblGrid>
+      <w:tr>
+        <w:tc>
+          <w:tcPr>
+            <w:tcW w:type="dxa" w:w="1958"/>
+            <w:shd w:fill="204A6E"/>
+            <w:tcMar>
+              <w:top w:w="100" w:type="dxa"/>
+              <w:bottom w:w="100" w:type="dxa"/>
+              <w:left w:w="120" w:type="dxa"/>
+              <w:right w:w="120" w:type="dxa"/>
+            </w:tcMar>
+            <w:vAlign w:val="center"/>
+          </w:tcPr>
+          <w:p>
+            <w:pPr>
+              <w:spacing w:after="0"/>
+            </w:pPr>
+            <w:r>
+              <w:rPr>
+                <w:b/>
+                <w:color w:val="FFFFFF"/>
+                <w:sz w:val="19"/>
+              </w:rPr>
+              <w:t>Net Name</w:t>
+            </w:r>
+          </w:p>
+        </w:tc>
+        <w:tc>
+          <w:tcPr>
+            <w:tcW w:type="dxa" w:w="1958"/>
+            <w:shd w:fill="204A6E"/>
+            <w:tcMar>
+              <w:top w:w="100" w:type="dxa"/>
+              <w:bottom w:w="100" w:type="dxa"/>
+              <w:left w:w="120" w:type="dxa"/>
+              <w:right w:w="120" w:type="dxa"/>
+            </w:tcMar>
+            <w:vAlign w:val="center"/>
+          </w:tcPr>
+          <w:p>
+            <w:pPr>
+              <w:spacing w:after="0"/>
+            </w:pPr>
+            <w:r>
+              <w:rPr>
+                <w:b/>
+                <w:color w:val="FFFFFF"/>
+                <w:sz w:val="19"/>
+              </w:rPr>
+              <w:t>Source (Pin / Terminal)</w:t>
+            </w:r>
+          </w:p>
+        </w:tc>
+        <w:tc>
+          <w:tcPr>
+            <w:tcW w:type="dxa" w:w="1958"/>
+            <w:shd w:fill="204A6E"/>
+            <w:tcMar>
+              <w:top w:w="100" w:type="dxa"/>
+              <w:bottom w:w="100" w:type="dxa"/>
+              <w:left w:w="120" w:type="dxa"/>
+              <w:right w:w="120" w:type="dxa"/>
+            </w:tcMar>
+            <w:vAlign w:val="center"/>
+          </w:tcPr>
+          <w:p>
+            <w:pPr>
+              <w:spacing w:after="0"/>
+            </w:pPr>
+            <w:r>
+              <w:rPr>
+                <w:b/>
+                <w:color w:val="FFFFFF"/>
+                <w:sz w:val="19"/>
+              </w:rPr>
+              <w:t>Destination (Pin / Terminal)</w:t>
+            </w:r>
+          </w:p>
+        </w:tc>
+        <w:tc>
+          <w:tcPr>
+            <w:tcW w:type="dxa" w:w="1958"/>
+            <w:shd w:fill="204A6E"/>
+            <w:tcMar>
+              <w:top w:w="100" w:type="dxa"/>
+              <w:bottom w:w="100" w:type="dxa"/>
+              <w:left w:w="120" w:type="dxa"/>
+              <w:right w:w="120" w:type="dxa"/>
+            </w:tcMar>
+            <w:vAlign w:val="center"/>
+          </w:tcPr>
+          <w:p>
+            <w:pPr>
+              <w:spacing w:after="0"/>
+            </w:pPr>
+            <w:r>
+              <w:rPr>
+                <w:b/>
+                <w:color w:val="FFFFFF"/>
+                <w:sz w:val="19"/>
+              </w:rPr>
+              <w:t>Electrical Function</w:t>
+            </w:r>
+          </w:p>
+        </w:tc>
+        <w:tc>
+          <w:tcPr>
+            <w:tcW w:type="dxa" w:w="1958"/>
+            <w:shd w:fill="204A6E"/>
+            <w:tcMar>
+              <w:top w:w="100" w:type="dxa"/>
+              <w:bottom w:w="100" w:type="dxa"/>
+              <w:left w:w="120" w:type="dxa"/>
+              <w:right w:w="120" w:type="dxa"/>
+            </w:tcMar>
+            <w:vAlign w:val="center"/>
+          </w:tcPr>
+          <w:p>
+            <w:pPr>
+              <w:spacing w:after="0"/>
+            </w:pPr>
+            <w:r>
+              <w:rPr>
+                <w:b/>
+                <w:color w:val="FFFFFF"/>
+                <w:sz w:val="19"/>
+              </w:rPr>
+              <w:t>Hardware Engineering Notes</w:t>
+            </w:r>
+          </w:p>
+        </w:tc>
+      </w:tr>
+      <w:tr>
+        <w:tc>
+          <w:tcPr>
+            <w:tcW w:type="dxa" w:w="1958"/>
+            <w:tcMar>
+              <w:top w:w="80" w:type="dxa"/>
+              <w:bottom w:w="80" w:type="dxa"/>
+              <w:left w:w="120" w:type="dxa"/>
+              <w:right w:w="120" w:type="dxa"/>
+            </w:tcMar>
+            <w:vAlign w:val="center"/>
+          </w:tcPr>
+          <w:p>
+            <w:pPr>
+              <w:spacing w:after="0"/>
+            </w:pPr>
+            <w:r>
+              <w:rPr>
+                <w:b/>
+                <w:color w:val="282C34"/>
+                <w:sz w:val="18"/>
+              </w:rPr>
+              <w:t>+VIN_FILT</w:t>
+            </w:r>
+          </w:p>
+        </w:tc>
+        <w:tc>
+          <w:tcPr>
+            <w:tcW w:type="dxa" w:w="1958"/>
+            <w:tcMar>
+              <w:top w:w="80" w:type="dxa"/>
+              <w:bottom w:w="80" w:type="dxa"/>
+              <w:left w:w="120" w:type="dxa"/>
+              <w:right w:w="120" w:type="dxa"/>
+            </w:tcMar>
+            <w:vAlign w:val="center"/>
+          </w:tcPr>
+          <w:p>
+            <w:pPr>
+              <w:spacing w:after="0"/>
+            </w:pPr>
+            <w:r>
+              <w:rPr>
+                <w:color w:val="282C34"/>
+                <w:sz w:val="18"/>
+              </w:rPr>
+              <w:t xml:space="preserve">Fuse </w:t>
+            </w:r>
+            <w:r>
+              <w:rPr>
+                <w:i/>
+                <w:color w:val="145AA0"/>
+                <w:sz w:val="18"/>
+              </w:rPr>
+              <w:t>F_1</w:t>
+            </w:r>
+            <w:r>
+              <w:rPr>
+                <w:color w:val="282C34"/>
+                <w:sz w:val="18"/>
+              </w:rPr>
+              <w:t xml:space="preserve"> Output</w:t>
+            </w:r>
+          </w:p>
+        </w:tc>
+        <w:tc>
+          <w:tcPr>
+            <w:tcW w:type="dxa" w:w="1958"/>
+            <w:tcMar>
+              <w:top w:w="80" w:type="dxa"/>
+              <w:bottom w:w="80" w:type="dxa"/>
+              <w:left w:w="120" w:type="dxa"/>
+              <w:right w:w="120" w:type="dxa"/>
+            </w:tcMar>
+            <w:vAlign w:val="center"/>
+          </w:tcPr>
+          <w:p>
+            <w:pPr>
+              <w:spacing w:after="0"/>
+            </w:pPr>
+            <w:r>
+              <w:rPr>
+                <w:i/>
+                <w:color w:val="145AA0"/>
+                <w:sz w:val="18"/>
+              </w:rPr>
+              <w:t>C_{in</w:t>
+            </w:r>
+            <w:r>
+              <w:rPr>
+                <w:color w:val="282C34"/>
+                <w:sz w:val="18"/>
+              </w:rPr>
+              <w:t xml:space="preserve"> bank (+), </w:t>
+            </w:r>
+            <w:r>
+              <w:rPr>
+                <w:i/>
+                <w:color w:val="145AA0"/>
+                <w:sz w:val="18"/>
+              </w:rPr>
+              <w:t>Q_A</w:t>
+            </w:r>
+            <w:r>
+              <w:rPr>
+                <w:color w:val="282C34"/>
+                <w:sz w:val="18"/>
+              </w:rPr>
+              <w:t xml:space="preserve"> Drain (Pins 5-8)</w:t>
+            </w:r>
+          </w:p>
+        </w:tc>
+        <w:tc>
+          <w:tcPr>
+            <w:tcW w:type="dxa" w:w="1958"/>
+            <w:tcMar>
+              <w:top w:w="80" w:type="dxa"/>
+              <w:bottom w:w="80" w:type="dxa"/>
+              <w:left w:w="120" w:type="dxa"/>
+              <w:right w:w="120" w:type="dxa"/>
+            </w:tcMar>
+            <w:vAlign w:val="center"/>
+          </w:tcPr>
+          <w:p>
+            <w:pPr>
+              <w:spacing w:after="0"/>
+            </w:pPr>
+            <w:r>
+              <w:rPr>
+                <w:color w:val="282C34"/>
+                <w:sz w:val="18"/>
+              </w:rPr>
+              <w:t>Filtered wide-range input rail (</w:t>
+            </w:r>
+            <w:r>
+              <w:rPr>
+                <w:i/>
+                <w:color w:val="145AA0"/>
+                <w:sz w:val="18"/>
+              </w:rPr>
+              <w:t>6\,V \dots 36\,V</w:t>
+            </w:r>
+            <w:r>
+              <w:rPr>
+                <w:color w:val="282C34"/>
+                <w:sz w:val="18"/>
+              </w:rPr>
+              <w:t>)</w:t>
+            </w:r>
+          </w:p>
+        </w:tc>
+        <w:tc>
+          <w:tcPr>
+            <w:tcW w:type="dxa" w:w="1958"/>
+            <w:tcMar>
+              <w:top w:w="80" w:type="dxa"/>
+              <w:bottom w:w="80" w:type="dxa"/>
+              <w:left w:w="120" w:type="dxa"/>
+              <w:right w:w="120" w:type="dxa"/>
+            </w:tcMar>
+            <w:vAlign w:val="center"/>
+          </w:tcPr>
+          <w:p>
+            <w:pPr>
+              <w:spacing w:after="0"/>
+            </w:pPr>
+            <w:r>
+              <w:rPr>
+                <w:color w:val="282C34"/>
+                <w:sz w:val="18"/>
+              </w:rPr>
+              <w:t xml:space="preserve">Ceramic capacitors </w:t>
+            </w:r>
+            <w:r>
+              <w:rPr>
+                <w:i/>
+                <w:color w:val="145AA0"/>
+                <w:sz w:val="18"/>
+              </w:rPr>
+              <w:t>C_{in,cer</w:t>
+            </w:r>
+            <w:r>
+              <w:rPr>
+                <w:color w:val="282C34"/>
+                <w:sz w:val="18"/>
+              </w:rPr>
+              <w:t xml:space="preserve"> must bridge directly to </w:t>
+            </w:r>
+            <w:r>
+              <w:rPr>
+                <w:i/>
+                <w:color w:val="145AA0"/>
+                <w:sz w:val="18"/>
+              </w:rPr>
+              <w:t>Q_B</w:t>
+            </w:r>
+            <w:r>
+              <w:rPr>
+                <w:color w:val="282C34"/>
+                <w:sz w:val="18"/>
+              </w:rPr>
+              <w:t xml:space="preserve"> source ground pad.</w:t>
+            </w:r>
+          </w:p>
+        </w:tc>
+      </w:tr>
+      <w:tr>
+        <w:tc>
+          <w:tcPr>
+            <w:tcW w:type="dxa" w:w="1958"/>
+            <w:shd w:fill="F4F7F9"/>
+            <w:tcMar>
+              <w:top w:w="80" w:type="dxa"/>
+              <w:bottom w:w="80" w:type="dxa"/>
+              <w:left w:w="120" w:type="dxa"/>
+              <w:right w:w="120" w:type="dxa"/>
+            </w:tcMar>
+            <w:vAlign w:val="center"/>
+          </w:tcPr>
+          <w:p>
+            <w:pPr>
+              <w:spacing w:after="0"/>
+            </w:pPr>
+            <w:r>
+              <w:rPr>
+                <w:b/>
+                <w:color w:val="282C34"/>
+                <w:sz w:val="18"/>
+              </w:rPr>
+              <w:t>SW1 (Buck Node)</w:t>
+            </w:r>
+          </w:p>
+        </w:tc>
+        <w:tc>
+          <w:tcPr>
+            <w:tcW w:type="dxa" w:w="1958"/>
+            <w:shd w:fill="F4F7F9"/>
+            <w:tcMar>
+              <w:top w:w="80" w:type="dxa"/>
+              <w:bottom w:w="80" w:type="dxa"/>
+              <w:left w:w="120" w:type="dxa"/>
+              <w:right w:w="120" w:type="dxa"/>
+            </w:tcMar>
+            <w:vAlign w:val="center"/>
+          </w:tcPr>
+          <w:p>
+            <w:pPr>
+              <w:spacing w:after="0"/>
+            </w:pPr>
+            <w:r>
+              <w:rPr>
+                <w:i/>
+                <w:color w:val="145AA0"/>
+                <w:sz w:val="18"/>
+              </w:rPr>
+              <w:t>Q_A</w:t>
+            </w:r>
+            <w:r>
+              <w:rPr>
+                <w:color w:val="282C34"/>
+                <w:sz w:val="18"/>
+              </w:rPr>
+              <w:t xml:space="preserve"> Source, </w:t>
+            </w:r>
+            <w:r>
+              <w:rPr>
+                <w:i/>
+                <w:color w:val="145AA0"/>
+                <w:sz w:val="18"/>
+              </w:rPr>
+              <w:t>Q_B</w:t>
+            </w:r>
+            <w:r>
+              <w:rPr>
+                <w:color w:val="282C34"/>
+                <w:sz w:val="18"/>
+              </w:rPr>
+              <w:t xml:space="preserve"> Drain</w:t>
+            </w:r>
+          </w:p>
+        </w:tc>
+        <w:tc>
+          <w:tcPr>
+            <w:tcW w:type="dxa" w:w="1958"/>
+            <w:shd w:fill="F4F7F9"/>
+            <w:tcMar>
+              <w:top w:w="80" w:type="dxa"/>
+              <w:bottom w:w="80" w:type="dxa"/>
+              <w:left w:w="120" w:type="dxa"/>
+              <w:right w:w="120" w:type="dxa"/>
+            </w:tcMar>
+            <w:vAlign w:val="center"/>
+          </w:tcPr>
+          <w:p>
+            <w:pPr>
+              <w:spacing w:after="0"/>
+            </w:pPr>
+            <w:r>
+              <w:rPr>
+                <w:color w:val="282C34"/>
+                <w:sz w:val="18"/>
+              </w:rPr>
+              <w:t xml:space="preserve">Inductor </w:t>
+            </w:r>
+            <w:r>
+              <w:rPr>
+                <w:i/>
+                <w:color w:val="145AA0"/>
+                <w:sz w:val="18"/>
+              </w:rPr>
+              <w:t>L_1</w:t>
+            </w:r>
+            <w:r>
+              <w:rPr>
+                <w:color w:val="282C34"/>
+                <w:sz w:val="18"/>
+              </w:rPr>
+              <w:t xml:space="preserve"> Pin 1, Controller SW1, </w:t>
+            </w:r>
+            <w:r>
+              <w:rPr>
+                <w:i/>
+                <w:color w:val="145AA0"/>
+                <w:sz w:val="18"/>
+              </w:rPr>
+              <w:t>C_{boot1</w:t>
+            </w:r>
+            <w:r>
+              <w:rPr>
+                <w:color w:val="282C34"/>
+                <w:sz w:val="18"/>
+              </w:rPr>
+              <w:t xml:space="preserve"> (-)</w:t>
+            </w:r>
+          </w:p>
+        </w:tc>
+        <w:tc>
+          <w:tcPr>
+            <w:tcW w:type="dxa" w:w="1958"/>
+            <w:shd w:fill="F4F7F9"/>
+            <w:tcMar>
+              <w:top w:w="80" w:type="dxa"/>
+              <w:bottom w:w="80" w:type="dxa"/>
+              <w:left w:w="120" w:type="dxa"/>
+              <w:right w:w="120" w:type="dxa"/>
+            </w:tcMar>
+            <w:vAlign w:val="center"/>
+          </w:tcPr>
+          <w:p>
+            <w:pPr>
+              <w:spacing w:after="0"/>
+            </w:pPr>
+            <w:r>
+              <w:rPr>
+                <w:color w:val="282C34"/>
+                <w:sz w:val="18"/>
+              </w:rPr>
+              <w:t>Pulsating buck switching node</w:t>
+            </w:r>
+          </w:p>
+        </w:tc>
+        <w:tc>
+          <w:tcPr>
+            <w:tcW w:type="dxa" w:w="1958"/>
+            <w:shd w:fill="F4F7F9"/>
+            <w:tcMar>
+              <w:top w:w="80" w:type="dxa"/>
+              <w:bottom w:w="80" w:type="dxa"/>
+              <w:left w:w="120" w:type="dxa"/>
+              <w:right w:w="120" w:type="dxa"/>
+            </w:tcMar>
+            <w:vAlign w:val="center"/>
+          </w:tcPr>
+          <w:p>
+            <w:pPr>
+              <w:spacing w:after="0"/>
+            </w:pPr>
+            <w:r>
+              <w:rPr>
+                <w:color w:val="282C34"/>
+                <w:sz w:val="18"/>
+              </w:rPr>
+              <w:t xml:space="preserve">High </w:t>
+            </w:r>
+            <w:r>
+              <w:rPr>
+                <w:i/>
+                <w:color w:val="145AA0"/>
+                <w:sz w:val="18"/>
+              </w:rPr>
+              <w:t>dv/dt</w:t>
+            </w:r>
+            <w:r>
+              <w:rPr>
+                <w:color w:val="282C34"/>
+                <w:sz w:val="18"/>
+              </w:rPr>
+              <w:t xml:space="preserve"> rectangular node; keep surface area small to mitigate capacitive coupling.</w:t>
+            </w:r>
+          </w:p>
+        </w:tc>
+      </w:tr>
+      <w:tr>
+        <w:tc>
+          <w:tcPr>
+            <w:tcW w:type="dxa" w:w="1958"/>
+            <w:tcMar>
+              <w:top w:w="80" w:type="dxa"/>
+              <w:bottom w:w="80" w:type="dxa"/>
+              <w:left w:w="120" w:type="dxa"/>
+              <w:right w:w="120" w:type="dxa"/>
+            </w:tcMar>
+            <w:vAlign w:val="center"/>
+          </w:tcPr>
+          <w:p>
+            <w:pPr>
+              <w:spacing w:after="0"/>
+            </w:pPr>
+            <w:r>
+              <w:rPr>
+                <w:b/>
+                <w:color w:val="282C34"/>
+                <w:sz w:val="18"/>
+              </w:rPr>
+              <w:t>INDUCTOR_CS</w:t>
+            </w:r>
+          </w:p>
+        </w:tc>
+        <w:tc>
+          <w:tcPr>
+            <w:tcW w:type="dxa" w:w="1958"/>
+            <w:tcMar>
+              <w:top w:w="80" w:type="dxa"/>
+              <w:bottom w:w="80" w:type="dxa"/>
+              <w:left w:w="120" w:type="dxa"/>
+              <w:right w:w="120" w:type="dxa"/>
+            </w:tcMar>
+            <w:vAlign w:val="center"/>
+          </w:tcPr>
+          <w:p>
+            <w:pPr>
+              <w:spacing w:after="0"/>
+            </w:pPr>
+            <w:r>
+              <w:rPr>
+                <w:color w:val="282C34"/>
+                <w:sz w:val="18"/>
+              </w:rPr>
+              <w:t xml:space="preserve">Inductor </w:t>
+            </w:r>
+            <w:r>
+              <w:rPr>
+                <w:i/>
+                <w:color w:val="145AA0"/>
+                <w:sz w:val="18"/>
+              </w:rPr>
+              <w:t>L_1</w:t>
+            </w:r>
+            <w:r>
+              <w:rPr>
+                <w:color w:val="282C34"/>
+                <w:sz w:val="18"/>
+              </w:rPr>
+              <w:t xml:space="preserve"> Pin 2</w:t>
+            </w:r>
+          </w:p>
+        </w:tc>
+        <w:tc>
+          <w:tcPr>
+            <w:tcW w:type="dxa" w:w="1958"/>
+            <w:tcMar>
+              <w:top w:w="80" w:type="dxa"/>
+              <w:bottom w:w="80" w:type="dxa"/>
+              <w:left w:w="120" w:type="dxa"/>
+              <w:right w:w="120" w:type="dxa"/>
+            </w:tcMar>
+            <w:vAlign w:val="center"/>
+          </w:tcPr>
+          <w:p>
+            <w:pPr>
+              <w:spacing w:after="0"/>
+            </w:pPr>
+            <w:r>
+              <w:rPr>
+                <w:color w:val="282C34"/>
+                <w:sz w:val="18"/>
+              </w:rPr>
+              <w:t xml:space="preserve">Shunt </w:t>
+            </w:r>
+            <w:r>
+              <w:rPr>
+                <w:i/>
+                <w:color w:val="145AA0"/>
+                <w:sz w:val="18"/>
+              </w:rPr>
+              <w:t>R_{sense</w:t>
+            </w:r>
+            <w:r>
+              <w:rPr>
+                <w:color w:val="282C34"/>
+                <w:sz w:val="18"/>
+              </w:rPr>
+              <w:t xml:space="preserve"> Terminal 1</w:t>
+            </w:r>
+          </w:p>
+        </w:tc>
+        <w:tc>
+          <w:tcPr>
+            <w:tcW w:type="dxa" w:w="1958"/>
+            <w:tcMar>
+              <w:top w:w="80" w:type="dxa"/>
+              <w:bottom w:w="80" w:type="dxa"/>
+              <w:left w:w="120" w:type="dxa"/>
+              <w:right w:w="120" w:type="dxa"/>
+            </w:tcMar>
+            <w:vAlign w:val="center"/>
+          </w:tcPr>
+          <w:p>
+            <w:pPr>
+              <w:spacing w:after="0"/>
+            </w:pPr>
+            <w:r>
+              <w:rPr>
+                <w:color w:val="282C34"/>
+                <w:sz w:val="18"/>
+              </w:rPr>
+              <w:t>Filtered inter-stage inductor rail</w:t>
+            </w:r>
+          </w:p>
+        </w:tc>
+        <w:tc>
+          <w:tcPr>
+            <w:tcW w:type="dxa" w:w="1958"/>
+            <w:tcMar>
+              <w:top w:w="80" w:type="dxa"/>
+              <w:bottom w:w="80" w:type="dxa"/>
+              <w:left w:w="120" w:type="dxa"/>
+              <w:right w:w="120" w:type="dxa"/>
+            </w:tcMar>
+            <w:vAlign w:val="center"/>
+          </w:tcPr>
+          <w:p>
+            <w:pPr>
+              <w:spacing w:after="0"/>
+            </w:pPr>
+            <w:r>
+              <w:rPr>
+                <w:color w:val="282C34"/>
+                <w:sz w:val="18"/>
+              </w:rPr>
+              <w:t>Inductor carries continuous DC current with triangular AC ripple in all modes.</w:t>
+            </w:r>
+          </w:p>
+        </w:tc>
+      </w:tr>
+      <w:tr>
+        <w:tc>
+          <w:tcPr>
+            <w:tcW w:type="dxa" w:w="1958"/>
+            <w:shd w:fill="F4F7F9"/>
+            <w:tcMar>
+              <w:top w:w="80" w:type="dxa"/>
+              <w:bottom w:w="80" w:type="dxa"/>
+              <w:left w:w="120" w:type="dxa"/>
+              <w:right w:w="120" w:type="dxa"/>
+            </w:tcMar>
+            <w:vAlign w:val="center"/>
+          </w:tcPr>
+          <w:p>
+            <w:pPr>
+              <w:spacing w:after="0"/>
+            </w:pPr>
+            <w:r>
+              <w:rPr>
+                <w:b/>
+                <w:color w:val="282C34"/>
+                <w:sz w:val="18"/>
+              </w:rPr>
+              <w:t>SW2 (Boost Node)</w:t>
+            </w:r>
+          </w:p>
+        </w:tc>
+        <w:tc>
+          <w:tcPr>
+            <w:tcW w:type="dxa" w:w="1958"/>
+            <w:shd w:fill="F4F7F9"/>
+            <w:tcMar>
+              <w:top w:w="80" w:type="dxa"/>
+              <w:bottom w:w="80" w:type="dxa"/>
+              <w:left w:w="120" w:type="dxa"/>
+              <w:right w:w="120" w:type="dxa"/>
+            </w:tcMar>
+            <w:vAlign w:val="center"/>
+          </w:tcPr>
+          <w:p>
+            <w:pPr>
+              <w:spacing w:after="0"/>
+            </w:pPr>
+            <w:r>
+              <w:rPr>
+                <w:color w:val="282C34"/>
+                <w:sz w:val="18"/>
+              </w:rPr>
+              <w:t xml:space="preserve">Shunt </w:t>
+            </w:r>
+            <w:r>
+              <w:rPr>
+                <w:i/>
+                <w:color w:val="145AA0"/>
+                <w:sz w:val="18"/>
+              </w:rPr>
+              <w:t>R_{sense</w:t>
+            </w:r>
+            <w:r>
+              <w:rPr>
+                <w:color w:val="282C34"/>
+                <w:sz w:val="18"/>
+              </w:rPr>
+              <w:t xml:space="preserve"> Terminal 2</w:t>
+            </w:r>
+          </w:p>
+        </w:tc>
+        <w:tc>
+          <w:tcPr>
+            <w:tcW w:type="dxa" w:w="1958"/>
+            <w:shd w:fill="F4F7F9"/>
+            <w:tcMar>
+              <w:top w:w="80" w:type="dxa"/>
+              <w:bottom w:w="80" w:type="dxa"/>
+              <w:left w:w="120" w:type="dxa"/>
+              <w:right w:w="120" w:type="dxa"/>
+            </w:tcMar>
+            <w:vAlign w:val="center"/>
+          </w:tcPr>
+          <w:p>
+            <w:pPr>
+              <w:spacing w:after="0"/>
+            </w:pPr>
+            <w:r>
+              <w:rPr>
+                <w:i/>
+                <w:color w:val="145AA0"/>
+                <w:sz w:val="18"/>
+              </w:rPr>
+              <w:t>Q_C</w:t>
+            </w:r>
+            <w:r>
+              <w:rPr>
+                <w:color w:val="282C34"/>
+                <w:sz w:val="18"/>
+              </w:rPr>
+              <w:t xml:space="preserve"> Drain, </w:t>
+            </w:r>
+            <w:r>
+              <w:rPr>
+                <w:i/>
+                <w:color w:val="145AA0"/>
+                <w:sz w:val="18"/>
+              </w:rPr>
+              <w:t>Q_D</w:t>
+            </w:r>
+            <w:r>
+              <w:rPr>
+                <w:color w:val="282C34"/>
+                <w:sz w:val="18"/>
+              </w:rPr>
+              <w:t xml:space="preserve"> Source, Controller SW2, </w:t>
+            </w:r>
+            <w:r>
+              <w:rPr>
+                <w:i/>
+                <w:color w:val="145AA0"/>
+                <w:sz w:val="18"/>
+              </w:rPr>
+              <w:t>C_{boot2</w:t>
+            </w:r>
+            <w:r>
+              <w:rPr>
+                <w:color w:val="282C34"/>
+                <w:sz w:val="18"/>
+              </w:rPr>
+              <w:t xml:space="preserve"> (-)</w:t>
+            </w:r>
+          </w:p>
+        </w:tc>
+        <w:tc>
+          <w:tcPr>
+            <w:tcW w:type="dxa" w:w="1958"/>
+            <w:shd w:fill="F4F7F9"/>
+            <w:tcMar>
+              <w:top w:w="80" w:type="dxa"/>
+              <w:bottom w:w="80" w:type="dxa"/>
+              <w:left w:w="120" w:type="dxa"/>
+              <w:right w:w="120" w:type="dxa"/>
+            </w:tcMar>
+            <w:vAlign w:val="center"/>
+          </w:tcPr>
+          <w:p>
+            <w:pPr>
+              <w:spacing w:after="0"/>
+            </w:pPr>
+            <w:r>
+              <w:rPr>
+                <w:color w:val="282C34"/>
+                <w:sz w:val="18"/>
+              </w:rPr>
+              <w:t>Pulsating boost switching node</w:t>
+            </w:r>
+          </w:p>
+        </w:tc>
+        <w:tc>
+          <w:tcPr>
+            <w:tcW w:type="dxa" w:w="1958"/>
+            <w:shd w:fill="F4F7F9"/>
+            <w:tcMar>
+              <w:top w:w="80" w:type="dxa"/>
+              <w:bottom w:w="80" w:type="dxa"/>
+              <w:left w:w="120" w:type="dxa"/>
+              <w:right w:w="120" w:type="dxa"/>
+            </w:tcMar>
+            <w:vAlign w:val="center"/>
+          </w:tcPr>
+          <w:p>
+            <w:pPr>
+              <w:spacing w:after="0"/>
+            </w:pPr>
+            <w:r>
+              <w:rPr>
+                <w:color w:val="282C34"/>
+                <w:sz w:val="18"/>
+              </w:rPr>
+              <w:t>Symmetrical layout with SW1 to ensure matched parasitic loop inductances.</w:t>
+            </w:r>
+          </w:p>
+        </w:tc>
+      </w:tr>
+      <w:tr>
+        <w:tc>
+          <w:tcPr>
+            <w:tcW w:type="dxa" w:w="1958"/>
+            <w:tcMar>
+              <w:top w:w="80" w:type="dxa"/>
+              <w:bottom w:w="80" w:type="dxa"/>
+              <w:left w:w="120" w:type="dxa"/>
+              <w:right w:w="120" w:type="dxa"/>
+            </w:tcMar>
+            <w:vAlign w:val="center"/>
+          </w:tcPr>
+          <w:p>
+            <w:pPr>
+              <w:spacing w:after="0"/>
+            </w:pPr>
+            <w:r>
+              <w:rPr>
+                <w:b/>
+                <w:color w:val="282C34"/>
+                <w:sz w:val="18"/>
+              </w:rPr>
+              <w:t>+VOUT</w:t>
+            </w:r>
+          </w:p>
+        </w:tc>
+        <w:tc>
+          <w:tcPr>
+            <w:tcW w:type="dxa" w:w="1958"/>
+            <w:tcMar>
+              <w:top w:w="80" w:type="dxa"/>
+              <w:bottom w:w="80" w:type="dxa"/>
+              <w:left w:w="120" w:type="dxa"/>
+              <w:right w:w="120" w:type="dxa"/>
+            </w:tcMar>
+            <w:vAlign w:val="center"/>
+          </w:tcPr>
+          <w:p>
+            <w:pPr>
+              <w:spacing w:after="0"/>
+            </w:pPr>
+            <w:r>
+              <w:rPr>
+                <w:i/>
+                <w:color w:val="145AA0"/>
+                <w:sz w:val="18"/>
+              </w:rPr>
+              <w:t>Q_D</w:t>
+            </w:r>
+            <w:r>
+              <w:rPr>
+                <w:color w:val="282C34"/>
+                <w:sz w:val="18"/>
+              </w:rPr>
+              <w:t xml:space="preserve"> Drain (Pins 5-8)</w:t>
+            </w:r>
+          </w:p>
+        </w:tc>
+        <w:tc>
+          <w:tcPr>
+            <w:tcW w:type="dxa" w:w="1958"/>
+            <w:tcMar>
+              <w:top w:w="80" w:type="dxa"/>
+              <w:bottom w:w="80" w:type="dxa"/>
+              <w:left w:w="120" w:type="dxa"/>
+              <w:right w:w="120" w:type="dxa"/>
+            </w:tcMar>
+            <w:vAlign w:val="center"/>
+          </w:tcPr>
+          <w:p>
+            <w:pPr>
+              <w:spacing w:after="0"/>
+            </w:pPr>
+            <w:r>
+              <w:rPr>
+                <w:i/>
+                <w:color w:val="145AA0"/>
+                <w:sz w:val="18"/>
+              </w:rPr>
+              <w:t>C_{out</w:t>
+            </w:r>
+            <w:r>
+              <w:rPr>
+                <w:color w:val="282C34"/>
+                <w:sz w:val="18"/>
+              </w:rPr>
+              <w:t xml:space="preserve"> bank (+), Feedback </w:t>
+            </w:r>
+            <w:r>
+              <w:rPr>
+                <w:i/>
+                <w:color w:val="145AA0"/>
+                <w:sz w:val="18"/>
+              </w:rPr>
+              <w:t>R_{fb1</w:t>
+            </w:r>
+            <w:r>
+              <w:rPr>
+                <w:color w:val="282C34"/>
+                <w:sz w:val="18"/>
+              </w:rPr>
+              <w:t>, Load (+)</w:t>
+            </w:r>
+          </w:p>
+        </w:tc>
+        <w:tc>
+          <w:tcPr>
+            <w:tcW w:type="dxa" w:w="1958"/>
+            <w:tcMar>
+              <w:top w:w="80" w:type="dxa"/>
+              <w:bottom w:w="80" w:type="dxa"/>
+              <w:left w:w="120" w:type="dxa"/>
+              <w:right w:w="120" w:type="dxa"/>
+            </w:tcMar>
+            <w:vAlign w:val="center"/>
+          </w:tcPr>
+          <w:p>
+            <w:pPr>
+              <w:spacing w:after="0"/>
+            </w:pPr>
+            <w:r>
+              <w:rPr>
+                <w:color w:val="282C34"/>
+                <w:sz w:val="18"/>
+              </w:rPr>
+              <w:t>Regulated +12V DC output bus</w:t>
+            </w:r>
+          </w:p>
+        </w:tc>
+        <w:tc>
+          <w:tcPr>
+            <w:tcW w:type="dxa" w:w="1958"/>
+            <w:tcMar>
+              <w:top w:w="80" w:type="dxa"/>
+              <w:bottom w:w="80" w:type="dxa"/>
+              <w:left w:w="120" w:type="dxa"/>
+              <w:right w:w="120" w:type="dxa"/>
+            </w:tcMar>
+            <w:vAlign w:val="center"/>
+          </w:tcPr>
+          <w:p>
+            <w:pPr>
+              <w:spacing w:after="0"/>
+            </w:pPr>
+            <w:r>
+              <w:rPr>
+                <w:color w:val="282C34"/>
+                <w:sz w:val="18"/>
+              </w:rPr>
+              <w:t xml:space="preserve">Low-impedance plane pour; </w:t>
+            </w:r>
+            <w:r>
+              <w:rPr>
+                <w:i/>
+                <w:color w:val="145AA0"/>
+                <w:sz w:val="18"/>
+              </w:rPr>
+              <w:t>C_{out,cer</w:t>
+            </w:r>
+            <w:r>
+              <w:rPr>
+                <w:color w:val="282C34"/>
+                <w:sz w:val="18"/>
+              </w:rPr>
+              <w:t xml:space="preserve"> placed directly at </w:t>
+            </w:r>
+            <w:r>
+              <w:rPr>
+                <w:i/>
+                <w:color w:val="145AA0"/>
+                <w:sz w:val="18"/>
+              </w:rPr>
+              <w:t>Q_D</w:t>
+            </w:r>
+            <w:r>
+              <w:rPr>
+                <w:color w:val="282C34"/>
+                <w:sz w:val="18"/>
+              </w:rPr>
+              <w:t xml:space="preserve"> drain and </w:t>
+            </w:r>
+            <w:r>
+              <w:rPr>
+                <w:i/>
+                <w:color w:val="145AA0"/>
+                <w:sz w:val="18"/>
+              </w:rPr>
+              <w:t>Q_C</w:t>
+            </w:r>
+            <w:r>
+              <w:rPr>
+                <w:color w:val="282C34"/>
+                <w:sz w:val="18"/>
+              </w:rPr>
+              <w:t xml:space="preserve"> source.</w:t>
+            </w:r>
+          </w:p>
+        </w:tc>
+      </w:tr>
+      <w:tr>
+        <w:tc>
+          <w:tcPr>
+            <w:tcW w:type="dxa" w:w="1958"/>
+            <w:shd w:fill="F4F7F9"/>
+            <w:tcMar>
+              <w:top w:w="80" w:type="dxa"/>
+              <w:bottom w:w="80" w:type="dxa"/>
+              <w:left w:w="120" w:type="dxa"/>
+              <w:right w:w="120" w:type="dxa"/>
+            </w:tcMar>
+            <w:vAlign w:val="center"/>
+          </w:tcPr>
+          <w:p>
+            <w:pPr>
+              <w:spacing w:after="0"/>
+            </w:pPr>
+            <w:r>
+              <w:rPr>
+                <w:b/>
+                <w:color w:val="282C34"/>
+                <w:sz w:val="18"/>
+              </w:rPr>
+              <w:t>BOOT1 / BOOT2</w:t>
+            </w:r>
+          </w:p>
+        </w:tc>
+        <w:tc>
+          <w:tcPr>
+            <w:tcW w:type="dxa" w:w="1958"/>
+            <w:shd w:fill="F4F7F9"/>
+            <w:tcMar>
+              <w:top w:w="80" w:type="dxa"/>
+              <w:bottom w:w="80" w:type="dxa"/>
+              <w:left w:w="120" w:type="dxa"/>
+              <w:right w:w="120" w:type="dxa"/>
+            </w:tcMar>
+            <w:vAlign w:val="center"/>
+          </w:tcPr>
+          <w:p>
+            <w:pPr>
+              <w:spacing w:after="0"/>
+            </w:pPr>
+            <w:r>
+              <w:rPr>
+                <w:i/>
+                <w:color w:val="145AA0"/>
+                <w:sz w:val="18"/>
+              </w:rPr>
+              <w:t>D_{boot1/2</w:t>
+            </w:r>
+            <w:r>
+              <w:rPr>
+                <w:color w:val="282C34"/>
+                <w:sz w:val="18"/>
+              </w:rPr>
+              <w:t xml:space="preserve"> Cathodes</w:t>
+            </w:r>
+          </w:p>
+        </w:tc>
+        <w:tc>
+          <w:tcPr>
+            <w:tcW w:type="dxa" w:w="1958"/>
+            <w:shd w:fill="F4F7F9"/>
+            <w:tcMar>
+              <w:top w:w="80" w:type="dxa"/>
+              <w:bottom w:w="80" w:type="dxa"/>
+              <w:left w:w="120" w:type="dxa"/>
+              <w:right w:w="120" w:type="dxa"/>
+            </w:tcMar>
+            <w:vAlign w:val="center"/>
+          </w:tcPr>
+          <w:p>
+            <w:pPr>
+              <w:spacing w:after="0"/>
+            </w:pPr>
+            <w:r>
+              <w:rPr>
+                <w:color w:val="282C34"/>
+                <w:sz w:val="18"/>
+              </w:rPr>
+              <w:t>Controller BOOT1 / BOOT2 Pins</w:t>
+            </w:r>
+          </w:p>
+        </w:tc>
+        <w:tc>
+          <w:tcPr>
+            <w:tcW w:type="dxa" w:w="1958"/>
+            <w:shd w:fill="F4F7F9"/>
+            <w:tcMar>
+              <w:top w:w="80" w:type="dxa"/>
+              <w:bottom w:w="80" w:type="dxa"/>
+              <w:left w:w="120" w:type="dxa"/>
+              <w:right w:w="120" w:type="dxa"/>
+            </w:tcMar>
+            <w:vAlign w:val="center"/>
+          </w:tcPr>
+          <w:p>
+            <w:pPr>
+              <w:spacing w:after="0"/>
+            </w:pPr>
+            <w:r>
+              <w:rPr>
+                <w:color w:val="282C34"/>
+                <w:sz w:val="18"/>
+              </w:rPr>
+              <w:t>High-side floating gate supplies</w:t>
+            </w:r>
+          </w:p>
+        </w:tc>
+        <w:tc>
+          <w:tcPr>
+            <w:tcW w:type="dxa" w:w="1958"/>
+            <w:shd w:fill="F4F7F9"/>
+            <w:tcMar>
+              <w:top w:w="80" w:type="dxa"/>
+              <w:bottom w:w="80" w:type="dxa"/>
+              <w:left w:w="120" w:type="dxa"/>
+              <w:right w:w="120" w:type="dxa"/>
+            </w:tcMar>
+            <w:vAlign w:val="center"/>
+          </w:tcPr>
+          <w:p>
+            <w:pPr>
+              <w:spacing w:after="0"/>
+            </w:pPr>
+            <w:r>
+              <w:rPr>
+                <w:color w:val="282C34"/>
+                <w:sz w:val="18"/>
+              </w:rPr>
+              <w:t>Refreshed whenever low-side switches (</w:t>
+            </w:r>
+            <w:r>
+              <w:rPr>
+                <w:i/>
+                <w:color w:val="145AA0"/>
+                <w:sz w:val="18"/>
+              </w:rPr>
+              <w:t>Q_B / Q_C</w:t>
+            </w:r>
+            <w:r>
+              <w:rPr>
+                <w:color w:val="282C34"/>
+                <w:sz w:val="18"/>
+              </w:rPr>
+              <w:t>) conduct and pull SW nodes to GND.</w:t>
+            </w:r>
+          </w:p>
+        </w:tc>
+      </w:tr>
+      <w:tr>
+        <w:tc>
+          <w:tcPr>
+            <w:tcW w:type="dxa" w:w="1958"/>
+            <w:tcMar>
+              <w:top w:w="80" w:type="dxa"/>
+              <w:bottom w:w="80" w:type="dxa"/>
+              <w:left w:w="120" w:type="dxa"/>
+              <w:right w:w="120" w:type="dxa"/>
+            </w:tcMar>
+            <w:vAlign w:val="center"/>
+          </w:tcPr>
+          <w:p>
+            <w:pPr>
+              <w:spacing w:after="0"/>
+            </w:pPr>
+            <w:r>
+              <w:rPr>
+                <w:b/>
+                <w:color w:val="282C34"/>
+                <w:sz w:val="18"/>
+              </w:rPr>
+              <w:t>PGND</w:t>
+            </w:r>
+          </w:p>
+        </w:tc>
+        <w:tc>
+          <w:tcPr>
+            <w:tcW w:type="dxa" w:w="1958"/>
+            <w:tcMar>
+              <w:top w:w="80" w:type="dxa"/>
+              <w:bottom w:w="80" w:type="dxa"/>
+              <w:left w:w="120" w:type="dxa"/>
+              <w:right w:w="120" w:type="dxa"/>
+            </w:tcMar>
+            <w:vAlign w:val="center"/>
+          </w:tcPr>
+          <w:p>
+            <w:pPr>
+              <w:spacing w:after="0"/>
+            </w:pPr>
+            <w:r>
+              <w:rPr>
+                <w:i/>
+                <w:color w:val="145AA0"/>
+                <w:sz w:val="18"/>
+              </w:rPr>
+              <w:t>Q_B</w:t>
+            </w:r>
+            <w:r>
+              <w:rPr>
+                <w:color w:val="282C34"/>
+                <w:sz w:val="18"/>
+              </w:rPr>
+              <w:t xml:space="preserve"> Source, </w:t>
+            </w:r>
+            <w:r>
+              <w:rPr>
+                <w:i/>
+                <w:color w:val="145AA0"/>
+                <w:sz w:val="18"/>
+              </w:rPr>
+              <w:t>Q_C</w:t>
+            </w:r>
+            <w:r>
+              <w:rPr>
+                <w:color w:val="282C34"/>
+                <w:sz w:val="18"/>
+              </w:rPr>
+              <w:t xml:space="preserve"> Source, Filter caps (-)</w:t>
+            </w:r>
+          </w:p>
+        </w:tc>
+        <w:tc>
+          <w:tcPr>
+            <w:tcW w:type="dxa" w:w="1958"/>
+            <w:tcMar>
+              <w:top w:w="80" w:type="dxa"/>
+              <w:bottom w:w="80" w:type="dxa"/>
+              <w:left w:w="120" w:type="dxa"/>
+              <w:right w:w="120" w:type="dxa"/>
+            </w:tcMar>
+            <w:vAlign w:val="center"/>
+          </w:tcPr>
+          <w:p>
+            <w:pPr>
+              <w:spacing w:after="0"/>
+            </w:pPr>
+            <w:r>
+              <w:rPr>
+                <w:color w:val="282C34"/>
+                <w:sz w:val="18"/>
+              </w:rPr>
+              <w:t>Power ground plane</w:t>
+            </w:r>
+          </w:p>
+        </w:tc>
+        <w:tc>
+          <w:tcPr>
+            <w:tcW w:type="dxa" w:w="1958"/>
+            <w:tcMar>
+              <w:top w:w="80" w:type="dxa"/>
+              <w:bottom w:w="80" w:type="dxa"/>
+              <w:left w:w="120" w:type="dxa"/>
+              <w:right w:w="120" w:type="dxa"/>
+            </w:tcMar>
+            <w:vAlign w:val="center"/>
+          </w:tcPr>
+          <w:p>
+            <w:pPr>
+              <w:spacing w:after="0"/>
+            </w:pPr>
+            <w:r>
+              <w:rPr>
+                <w:color w:val="282C34"/>
+                <w:sz w:val="18"/>
+              </w:rPr>
+              <w:t>Circulating power stage ground</w:t>
+            </w:r>
+          </w:p>
+        </w:tc>
+        <w:tc>
+          <w:tcPr>
+            <w:tcW w:type="dxa" w:w="1958"/>
+            <w:tcMar>
+              <w:top w:w="80" w:type="dxa"/>
+              <w:bottom w:w="80" w:type="dxa"/>
+              <w:left w:w="120" w:type="dxa"/>
+              <w:right w:w="120" w:type="dxa"/>
+            </w:tcMar>
+            <w:vAlign w:val="center"/>
+          </w:tcPr>
+          <w:p>
+            <w:pPr>
+              <w:spacing w:after="0"/>
+            </w:pPr>
+            <w:r>
+              <w:rPr>
+                <w:color w:val="282C34"/>
+                <w:sz w:val="18"/>
+              </w:rPr>
+              <w:t>Solid ground plane; provides high thermal heat-sinking for MOSFET packages.</w:t>
+            </w:r>
+          </w:p>
+        </w:tc>
+      </w:tr>
+    </w:tbl>
+    <w:p/>
+    <w:p>
+      <w:pPr>
+        <w:spacing w:before="160" w:after="80"/>
+      </w:pPr>
+      <w:r>
+        <w:rPr>
+          <w:b/>
+          <w:color w:val="4682B4"/>
+          <w:sz w:val="24"/>
+        </w:rPr>
+        <w:t>2.2 Component Bill of Materials &amp; Parametric Specifications:</w:t>
+      </w:r>
+    </w:p>
+    <w:tbl>
+      <w:tblPr>
+        <w:tblW w:type="auto" w:w="0"/>
+        <w:jc w:val="center"/>
+        <w:tblLook w:firstColumn="1" w:firstRow="1" w:lastColumn="0" w:lastRow="0" w:noHBand="0" w:noVBand="1" w:val="04A0"/>
+        <w:tblBorders>
+          <w:top w:val="single" w:sz="4" w:space="0" w:color="D0D7DE"/>
+          <w:left w:val="none"/>
+          <w:bottom w:val="single" w:sz="8" w:space="0" w:color="D0D7DE"/>
+          <w:right w:val="none"/>
+          <w:insideH w:val="single" w:sz="4" w:space="0" w:color="D0D7DE"/>
+          <w:insideV w:val="none"/>
+        </w:tblBorders>
+      </w:tblPr>
+      <w:tblGrid>
+        <w:gridCol w:w="1958"/>
+        <w:gridCol w:w="1958"/>
+        <w:gridCol w:w="1958"/>
+        <w:gridCol w:w="1958"/>
+        <w:gridCol w:w="1958"/>
+      </w:tblGrid>
+      <w:tr>
+        <w:tc>
+          <w:tcPr>
+            <w:tcW w:type="dxa" w:w="1958"/>
+            <w:shd w:fill="204A6E"/>
+            <w:tcMar>
+              <w:top w:w="100" w:type="dxa"/>
+              <w:bottom w:w="100" w:type="dxa"/>
+              <w:left w:w="120" w:type="dxa"/>
+              <w:right w:w="120" w:type="dxa"/>
+            </w:tcMar>
+            <w:vAlign w:val="center"/>
+          </w:tcPr>
+          <w:p>
+            <w:pPr>
+              <w:spacing w:after="0"/>
+            </w:pPr>
+            <w:r>
+              <w:rPr>
+                <w:b/>
+                <w:color w:val="FFFFFF"/>
+                <w:sz w:val="19"/>
+              </w:rPr>
+              <w:t>RefDes</w:t>
+            </w:r>
+          </w:p>
+        </w:tc>
+        <w:tc>
+          <w:tcPr>
+            <w:tcW w:type="dxa" w:w="1958"/>
+            <w:shd w:fill="204A6E"/>
+            <w:tcMar>
+              <w:top w:w="100" w:type="dxa"/>
+              <w:bottom w:w="100" w:type="dxa"/>
+              <w:left w:w="120" w:type="dxa"/>
+              <w:right w:w="120" w:type="dxa"/>
+            </w:tcMar>
+            <w:vAlign w:val="center"/>
+          </w:tcPr>
+          <w:p>
+            <w:pPr>
+              <w:spacing w:after="0"/>
+            </w:pPr>
+            <w:r>
+              <w:rPr>
+                <w:b/>
+                <w:color w:val="FFFFFF"/>
+                <w:sz w:val="19"/>
+              </w:rPr>
+              <w:t>Component Description</w:t>
+            </w:r>
+          </w:p>
+        </w:tc>
+        <w:tc>
+          <w:tcPr>
+            <w:tcW w:type="dxa" w:w="1958"/>
+            <w:shd w:fill="204A6E"/>
+            <w:tcMar>
+              <w:top w:w="100" w:type="dxa"/>
+              <w:bottom w:w="100" w:type="dxa"/>
+              <w:left w:w="120" w:type="dxa"/>
+              <w:right w:w="120" w:type="dxa"/>
+            </w:tcMar>
+            <w:vAlign w:val="center"/>
+          </w:tcPr>
+          <w:p>
+            <w:pPr>
+              <w:spacing w:after="0"/>
+            </w:pPr>
+            <w:r>
+              <w:rPr>
+                <w:b/>
+                <w:color w:val="FFFFFF"/>
+                <w:sz w:val="19"/>
+              </w:rPr>
+              <w:t>Manufacturer &amp; Part Number</w:t>
+            </w:r>
+          </w:p>
+        </w:tc>
+        <w:tc>
+          <w:tcPr>
+            <w:tcW w:type="dxa" w:w="1958"/>
+            <w:shd w:fill="204A6E"/>
+            <w:tcMar>
+              <w:top w:w="100" w:type="dxa"/>
+              <w:bottom w:w="100" w:type="dxa"/>
+              <w:left w:w="120" w:type="dxa"/>
+              <w:right w:w="120" w:type="dxa"/>
+            </w:tcMar>
+            <w:vAlign w:val="center"/>
+          </w:tcPr>
+          <w:p>
+            <w:pPr>
+              <w:spacing w:after="0"/>
+            </w:pPr>
+            <w:r>
+              <w:rPr>
+                <w:b/>
+                <w:color w:val="FFFFFF"/>
+                <w:sz w:val="19"/>
+              </w:rPr>
+              <w:t>Key Electrical Specifications</w:t>
+            </w:r>
+          </w:p>
+        </w:tc>
+        <w:tc>
+          <w:tcPr>
+            <w:tcW w:type="dxa" w:w="1958"/>
+            <w:shd w:fill="204A6E"/>
+            <w:tcMar>
+              <w:top w:w="100" w:type="dxa"/>
+              <w:bottom w:w="100" w:type="dxa"/>
+              <w:left w:w="120" w:type="dxa"/>
+              <w:right w:w="120" w:type="dxa"/>
+            </w:tcMar>
+            <w:vAlign w:val="center"/>
+          </w:tcPr>
+          <w:p>
+            <w:pPr>
+              <w:spacing w:after="0"/>
+            </w:pPr>
+            <w:r>
+              <w:rPr>
+                <w:b/>
+                <w:color w:val="FFFFFF"/>
+                <w:sz w:val="19"/>
+              </w:rPr>
+              <w:t>Critical Design Constraint</w:t>
+            </w:r>
+          </w:p>
+        </w:tc>
+      </w:tr>
+      <w:tr>
+        <w:tc>
+          <w:tcPr>
+            <w:tcW w:type="dxa" w:w="1958"/>
+            <w:tcMar>
+              <w:top w:w="80" w:type="dxa"/>
+              <w:bottom w:w="80" w:type="dxa"/>
+              <w:left w:w="120" w:type="dxa"/>
+              <w:right w:w="120" w:type="dxa"/>
+            </w:tcMar>
+            <w:vAlign w:val="center"/>
+          </w:tcPr>
+          <w:p>
+            <w:pPr>
+              <w:spacing w:after="0"/>
+            </w:pPr>
+            <w:r>
+              <w:rPr>
+                <w:b/>
+                <w:color w:val="282C34"/>
+                <w:sz w:val="18"/>
+              </w:rPr>
+              <w:t>$Q_A, Q_B$</w:t>
+            </w:r>
+          </w:p>
+        </w:tc>
+        <w:tc>
+          <w:tcPr>
+            <w:tcW w:type="dxa" w:w="1958"/>
+            <w:tcMar>
+              <w:top w:w="80" w:type="dxa"/>
+              <w:bottom w:w="80" w:type="dxa"/>
+              <w:left w:w="120" w:type="dxa"/>
+              <w:right w:w="120" w:type="dxa"/>
+            </w:tcMar>
+            <w:vAlign w:val="center"/>
+          </w:tcPr>
+          <w:p>
+            <w:pPr>
+              <w:spacing w:after="0"/>
+            </w:pPr>
+            <w:r>
+              <w:rPr>
+                <w:color w:val="282C34"/>
+                <w:sz w:val="18"/>
+              </w:rPr>
+              <w:t>Buck Leg N-MOSFETs</w:t>
+            </w:r>
+          </w:p>
+        </w:tc>
+        <w:tc>
+          <w:tcPr>
+            <w:tcW w:type="dxa" w:w="1958"/>
+            <w:tcMar>
+              <w:top w:w="80" w:type="dxa"/>
+              <w:bottom w:w="80" w:type="dxa"/>
+              <w:left w:w="120" w:type="dxa"/>
+              <w:right w:w="120" w:type="dxa"/>
+            </w:tcMar>
+            <w:vAlign w:val="center"/>
+          </w:tcPr>
+          <w:p>
+            <w:pPr>
+              <w:spacing w:after="0"/>
+            </w:pPr>
+            <w:r>
+              <w:rPr>
+                <w:color w:val="282C34"/>
+                <w:sz w:val="18"/>
+              </w:rPr>
+              <w:t>Infineon BSC035N10NS5</w:t>
+            </w:r>
+          </w:p>
+        </w:tc>
+        <w:tc>
+          <w:tcPr>
+            <w:tcW w:type="dxa" w:w="1958"/>
+            <w:tcMar>
+              <w:top w:w="80" w:type="dxa"/>
+              <w:bottom w:w="80" w:type="dxa"/>
+              <w:left w:w="120" w:type="dxa"/>
+              <w:right w:w="120" w:type="dxa"/>
+            </w:tcMar>
+            <w:vAlign w:val="center"/>
+          </w:tcPr>
+          <w:p>
+            <w:pPr>
+              <w:spacing w:after="0"/>
+            </w:pPr>
+            <w:r>
+              <w:rPr>
+                <w:i/>
+                <w:color w:val="145AA0"/>
+                <w:sz w:val="18"/>
+              </w:rPr>
+              <w:t>V_{DS = 100\,V, I_D = 100\,A, R_{DS(on) = 3.5\,m\Omega, Q_g = 28\,nC</w:t>
+            </w:r>
+          </w:p>
+        </w:tc>
+        <w:tc>
+          <w:tcPr>
+            <w:tcW w:type="dxa" w:w="1958"/>
+            <w:tcMar>
+              <w:top w:w="80" w:type="dxa"/>
+              <w:bottom w:w="80" w:type="dxa"/>
+              <w:left w:w="120" w:type="dxa"/>
+              <w:right w:w="120" w:type="dxa"/>
+            </w:tcMar>
+            <w:vAlign w:val="center"/>
+          </w:tcPr>
+          <w:p>
+            <w:pPr>
+              <w:spacing w:after="0"/>
+            </w:pPr>
+            <w:r>
+              <w:rPr>
+                <w:color w:val="282C34"/>
+                <w:sz w:val="18"/>
+              </w:rPr>
+              <w:t>Low figure-of-merit (</w:t>
+            </w:r>
+            <w:r>
+              <w:rPr>
+                <w:i/>
+                <w:color w:val="145AA0"/>
+                <w:sz w:val="18"/>
+              </w:rPr>
+              <w:t>R_{DS(on) \cdot Q_g</w:t>
+            </w:r>
+            <w:r>
+              <w:rPr>
+                <w:color w:val="282C34"/>
+                <w:sz w:val="18"/>
+              </w:rPr>
+              <w:t>) for high efficiency in Buck mode.</w:t>
+            </w:r>
+          </w:p>
+        </w:tc>
+      </w:tr>
+      <w:tr>
+        <w:tc>
+          <w:tcPr>
+            <w:tcW w:type="dxa" w:w="1958"/>
+            <w:shd w:fill="F4F7F9"/>
+            <w:tcMar>
+              <w:top w:w="80" w:type="dxa"/>
+              <w:bottom w:w="80" w:type="dxa"/>
+              <w:left w:w="120" w:type="dxa"/>
+              <w:right w:w="120" w:type="dxa"/>
+            </w:tcMar>
+            <w:vAlign w:val="center"/>
+          </w:tcPr>
+          <w:p>
+            <w:pPr>
+              <w:spacing w:after="0"/>
+            </w:pPr>
+            <w:r>
+              <w:rPr>
+                <w:b/>
+                <w:color w:val="282C34"/>
+                <w:sz w:val="18"/>
+              </w:rPr>
+              <w:t>$Q_C, Q_D$</w:t>
+            </w:r>
+          </w:p>
+        </w:tc>
+        <w:tc>
+          <w:tcPr>
+            <w:tcW w:type="dxa" w:w="1958"/>
+            <w:shd w:fill="F4F7F9"/>
+            <w:tcMar>
+              <w:top w:w="80" w:type="dxa"/>
+              <w:bottom w:w="80" w:type="dxa"/>
+              <w:left w:w="120" w:type="dxa"/>
+              <w:right w:w="120" w:type="dxa"/>
+            </w:tcMar>
+            <w:vAlign w:val="center"/>
+          </w:tcPr>
+          <w:p>
+            <w:pPr>
+              <w:spacing w:after="0"/>
+            </w:pPr>
+            <w:r>
+              <w:rPr>
+                <w:color w:val="282C34"/>
+                <w:sz w:val="18"/>
+              </w:rPr>
+              <w:t>Boost Leg N-MOSFETs</w:t>
+            </w:r>
+          </w:p>
+        </w:tc>
+        <w:tc>
+          <w:tcPr>
+            <w:tcW w:type="dxa" w:w="1958"/>
+            <w:shd w:fill="F4F7F9"/>
+            <w:tcMar>
+              <w:top w:w="80" w:type="dxa"/>
+              <w:bottom w:w="80" w:type="dxa"/>
+              <w:left w:w="120" w:type="dxa"/>
+              <w:right w:w="120" w:type="dxa"/>
+            </w:tcMar>
+            <w:vAlign w:val="center"/>
+          </w:tcPr>
+          <w:p>
+            <w:pPr>
+              <w:spacing w:after="0"/>
+            </w:pPr>
+            <w:r>
+              <w:rPr>
+                <w:color w:val="282C34"/>
+                <w:sz w:val="18"/>
+              </w:rPr>
+              <w:t>Infineon BSC035N10NS5</w:t>
+            </w:r>
+          </w:p>
+        </w:tc>
+        <w:tc>
+          <w:tcPr>
+            <w:tcW w:type="dxa" w:w="1958"/>
+            <w:shd w:fill="F4F7F9"/>
+            <w:tcMar>
+              <w:top w:w="80" w:type="dxa"/>
+              <w:bottom w:w="80" w:type="dxa"/>
+              <w:left w:w="120" w:type="dxa"/>
+              <w:right w:w="120" w:type="dxa"/>
+            </w:tcMar>
+            <w:vAlign w:val="center"/>
+          </w:tcPr>
+          <w:p>
+            <w:pPr>
+              <w:spacing w:after="0"/>
+            </w:pPr>
+            <w:r>
+              <w:rPr>
+                <w:i/>
+                <w:color w:val="145AA0"/>
+                <w:sz w:val="18"/>
+              </w:rPr>
+              <w:t>V_{DS = 100\,V, I_D = 100\,A, R_{DS(on) = 3.5\,m\Omega, Q_g = 28\,nC</w:t>
+            </w:r>
+          </w:p>
+        </w:tc>
+        <w:tc>
+          <w:tcPr>
+            <w:tcW w:type="dxa" w:w="1958"/>
+            <w:shd w:fill="F4F7F9"/>
+            <w:tcMar>
+              <w:top w:w="80" w:type="dxa"/>
+              <w:bottom w:w="80" w:type="dxa"/>
+              <w:left w:w="120" w:type="dxa"/>
+              <w:right w:w="120" w:type="dxa"/>
+            </w:tcMar>
+            <w:vAlign w:val="center"/>
+          </w:tcPr>
+          <w:p>
+            <w:pPr>
+              <w:spacing w:after="0"/>
+            </w:pPr>
+            <w:r>
+              <w:rPr>
+                <w:color w:val="282C34"/>
+                <w:sz w:val="18"/>
+              </w:rPr>
+              <w:t>Symmetrical quad-FET selection simplifies thermal design and inventory management.</w:t>
+            </w:r>
+          </w:p>
+        </w:tc>
+      </w:tr>
+      <w:tr>
+        <w:tc>
+          <w:tcPr>
+            <w:tcW w:type="dxa" w:w="1958"/>
+            <w:tcMar>
+              <w:top w:w="80" w:type="dxa"/>
+              <w:bottom w:w="80" w:type="dxa"/>
+              <w:left w:w="120" w:type="dxa"/>
+              <w:right w:w="120" w:type="dxa"/>
+            </w:tcMar>
+            <w:vAlign w:val="center"/>
+          </w:tcPr>
+          <w:p>
+            <w:pPr>
+              <w:spacing w:after="0"/>
+            </w:pPr>
+            <w:r>
+              <w:rPr>
+                <w:b/>
+                <w:color w:val="282C34"/>
+                <w:sz w:val="18"/>
+              </w:rPr>
+              <w:t>$L_1$</w:t>
+            </w:r>
+          </w:p>
+        </w:tc>
+        <w:tc>
+          <w:tcPr>
+            <w:tcW w:type="dxa" w:w="1958"/>
+            <w:tcMar>
+              <w:top w:w="80" w:type="dxa"/>
+              <w:bottom w:w="80" w:type="dxa"/>
+              <w:left w:w="120" w:type="dxa"/>
+              <w:right w:w="120" w:type="dxa"/>
+            </w:tcMar>
+            <w:vAlign w:val="center"/>
+          </w:tcPr>
+          <w:p>
+            <w:pPr>
+              <w:spacing w:after="0"/>
+            </w:pPr>
+            <w:r>
+              <w:rPr>
+                <w:color w:val="282C34"/>
+                <w:sz w:val="18"/>
+              </w:rPr>
+              <w:t>High-Current Power Choke</w:t>
+            </w:r>
+          </w:p>
+        </w:tc>
+        <w:tc>
+          <w:tcPr>
+            <w:tcW w:type="dxa" w:w="1958"/>
+            <w:tcMar>
+              <w:top w:w="80" w:type="dxa"/>
+              <w:bottom w:w="80" w:type="dxa"/>
+              <w:left w:w="120" w:type="dxa"/>
+              <w:right w:w="120" w:type="dxa"/>
+            </w:tcMar>
+            <w:vAlign w:val="center"/>
+          </w:tcPr>
+          <w:p>
+            <w:pPr>
+              <w:spacing w:after="0"/>
+            </w:pPr>
+            <w:r>
+              <w:rPr>
+                <w:color w:val="282C34"/>
+                <w:sz w:val="18"/>
+              </w:rPr>
+              <w:t>Würth Elektronik 74435561100</w:t>
+            </w:r>
+          </w:p>
+        </w:tc>
+        <w:tc>
+          <w:tcPr>
+            <w:tcW w:type="dxa" w:w="1958"/>
+            <w:tcMar>
+              <w:top w:w="80" w:type="dxa"/>
+              <w:bottom w:w="80" w:type="dxa"/>
+              <w:left w:w="120" w:type="dxa"/>
+              <w:right w:w="120" w:type="dxa"/>
+            </w:tcMar>
+            <w:vAlign w:val="center"/>
+          </w:tcPr>
+          <w:p>
+            <w:pPr>
+              <w:spacing w:after="0"/>
+            </w:pPr>
+            <w:r>
+              <w:rPr>
+                <w:i/>
+                <w:color w:val="145AA0"/>
+                <w:sz w:val="18"/>
+              </w:rPr>
+              <w:t>L = 10\,µH, I_{sat = 14\,A, I_{rms = 11.5\,A, DCR = 8.2\,m\Omega</w:t>
+            </w:r>
+          </w:p>
+        </w:tc>
+        <w:tc>
+          <w:tcPr>
+            <w:tcW w:type="dxa" w:w="1958"/>
+            <w:tcMar>
+              <w:top w:w="80" w:type="dxa"/>
+              <w:bottom w:w="80" w:type="dxa"/>
+              <w:left w:w="120" w:type="dxa"/>
+              <w:right w:w="120" w:type="dxa"/>
+            </w:tcMar>
+            <w:vAlign w:val="center"/>
+          </w:tcPr>
+          <w:p>
+            <w:pPr>
+              <w:spacing w:after="0"/>
+            </w:pPr>
+            <w:r>
+              <w:rPr>
+                <w:color w:val="282C34"/>
+                <w:sz w:val="18"/>
+              </w:rPr>
+              <w:t xml:space="preserve">Flat-wire wound core minimizes skin effect AC copper losses at </w:t>
+            </w:r>
+            <w:r>
+              <w:rPr>
+                <w:i/>
+                <w:color w:val="145AA0"/>
+                <w:sz w:val="18"/>
+              </w:rPr>
+              <w:t>300\,kHz \dots 500\,kHz</w:t>
+            </w:r>
+            <w:r>
+              <w:rPr>
+                <w:color w:val="282C34"/>
+                <w:sz w:val="18"/>
+              </w:rPr>
+              <w:t>.</w:t>
+            </w:r>
+          </w:p>
+        </w:tc>
+      </w:tr>
+      <w:tr>
+        <w:tc>
+          <w:tcPr>
+            <w:tcW w:type="dxa" w:w="1958"/>
+            <w:shd w:fill="F4F7F9"/>
+            <w:tcMar>
+              <w:top w:w="80" w:type="dxa"/>
+              <w:bottom w:w="80" w:type="dxa"/>
+              <w:left w:w="120" w:type="dxa"/>
+              <w:right w:w="120" w:type="dxa"/>
+            </w:tcMar>
+            <w:vAlign w:val="center"/>
+          </w:tcPr>
+          <w:p>
+            <w:pPr>
+              <w:spacing w:after="0"/>
+            </w:pPr>
+            <w:r>
+              <w:rPr>
+                <w:b/>
+                <w:color w:val="282C34"/>
+                <w:sz w:val="18"/>
+              </w:rPr>
+              <w:t>$R_{sense}$</w:t>
+            </w:r>
+          </w:p>
+        </w:tc>
+        <w:tc>
+          <w:tcPr>
+            <w:tcW w:type="dxa" w:w="1958"/>
+            <w:shd w:fill="F4F7F9"/>
+            <w:tcMar>
+              <w:top w:w="80" w:type="dxa"/>
+              <w:bottom w:w="80" w:type="dxa"/>
+              <w:left w:w="120" w:type="dxa"/>
+              <w:right w:w="120" w:type="dxa"/>
+            </w:tcMar>
+            <w:vAlign w:val="center"/>
+          </w:tcPr>
+          <w:p>
+            <w:pPr>
+              <w:spacing w:after="0"/>
+            </w:pPr>
+            <w:r>
+              <w:rPr>
+                <w:color w:val="282C34"/>
+                <w:sz w:val="18"/>
+              </w:rPr>
+              <w:t>Inductor Current Shunt</w:t>
+            </w:r>
+          </w:p>
+        </w:tc>
+        <w:tc>
+          <w:tcPr>
+            <w:tcW w:type="dxa" w:w="1958"/>
+            <w:shd w:fill="F4F7F9"/>
+            <w:tcMar>
+              <w:top w:w="80" w:type="dxa"/>
+              <w:bottom w:w="80" w:type="dxa"/>
+              <w:left w:w="120" w:type="dxa"/>
+              <w:right w:w="120" w:type="dxa"/>
+            </w:tcMar>
+            <w:vAlign w:val="center"/>
+          </w:tcPr>
+          <w:p>
+            <w:pPr>
+              <w:spacing w:after="0"/>
+            </w:pPr>
+            <w:r>
+              <w:rPr>
+                <w:color w:val="282C34"/>
+                <w:sz w:val="18"/>
+              </w:rPr>
+              <w:t>Vishay WSL2512R0050FEA</w:t>
+            </w:r>
+          </w:p>
+        </w:tc>
+        <w:tc>
+          <w:tcPr>
+            <w:tcW w:type="dxa" w:w="1958"/>
+            <w:shd w:fill="F4F7F9"/>
+            <w:tcMar>
+              <w:top w:w="80" w:type="dxa"/>
+              <w:bottom w:w="80" w:type="dxa"/>
+              <w:left w:w="120" w:type="dxa"/>
+              <w:right w:w="120" w:type="dxa"/>
+            </w:tcMar>
+            <w:vAlign w:val="center"/>
+          </w:tcPr>
+          <w:p>
+            <w:pPr>
+              <w:spacing w:after="0"/>
+            </w:pPr>
+            <w:r>
+              <w:rPr>
+                <w:i/>
+                <w:color w:val="145AA0"/>
+                <w:sz w:val="18"/>
+              </w:rPr>
+              <w:t>5.0\,m\Omega, 2.0\,W, 1\%, Kelvin 4-Terminal</w:t>
+            </w:r>
+          </w:p>
+        </w:tc>
+        <w:tc>
+          <w:tcPr>
+            <w:tcW w:type="dxa" w:w="1958"/>
+            <w:shd w:fill="F4F7F9"/>
+            <w:tcMar>
+              <w:top w:w="80" w:type="dxa"/>
+              <w:bottom w:w="80" w:type="dxa"/>
+              <w:left w:w="120" w:type="dxa"/>
+              <w:right w:w="120" w:type="dxa"/>
+            </w:tcMar>
+            <w:vAlign w:val="center"/>
+          </w:tcPr>
+          <w:p>
+            <w:pPr>
+              <w:spacing w:after="0"/>
+            </w:pPr>
+            <w:r>
+              <w:rPr>
+                <w:color w:val="282C34"/>
+                <w:sz w:val="18"/>
+              </w:rPr>
+              <w:t>Ultra-low thermal EMF (</w:t>
+            </w:r>
+            <w:r>
+              <w:rPr>
+                <w:i/>
+                <w:color w:val="145AA0"/>
+                <w:sz w:val="18"/>
+              </w:rPr>
+              <w:t>&lt; 3\,µV/^\circC</w:t>
+            </w:r>
+            <w:r>
+              <w:rPr>
+                <w:color w:val="282C34"/>
+                <w:sz w:val="18"/>
+              </w:rPr>
+              <w:t>) ensures accurate current loop stability.</w:t>
+            </w:r>
+          </w:p>
+        </w:tc>
+      </w:tr>
+      <w:tr>
+        <w:tc>
+          <w:tcPr>
+            <w:tcW w:type="dxa" w:w="1958"/>
+            <w:tcMar>
+              <w:top w:w="80" w:type="dxa"/>
+              <w:bottom w:w="80" w:type="dxa"/>
+              <w:left w:w="120" w:type="dxa"/>
+              <w:right w:w="120" w:type="dxa"/>
+            </w:tcMar>
+            <w:vAlign w:val="center"/>
+          </w:tcPr>
+          <w:p>
+            <w:pPr>
+              <w:spacing w:after="0"/>
+            </w:pPr>
+            <w:r>
+              <w:rPr>
+                <w:b/>
+                <w:color w:val="282C34"/>
+                <w:sz w:val="18"/>
+              </w:rPr>
+              <w:t>$C_{in,bulk}$</w:t>
+            </w:r>
+          </w:p>
+        </w:tc>
+        <w:tc>
+          <w:tcPr>
+            <w:tcW w:type="dxa" w:w="1958"/>
+            <w:tcMar>
+              <w:top w:w="80" w:type="dxa"/>
+              <w:bottom w:w="80" w:type="dxa"/>
+              <w:left w:w="120" w:type="dxa"/>
+              <w:right w:w="120" w:type="dxa"/>
+            </w:tcMar>
+            <w:vAlign w:val="center"/>
+          </w:tcPr>
+          <w:p>
+            <w:pPr>
+              <w:spacing w:after="0"/>
+            </w:pPr>
+            <w:r>
+              <w:rPr>
+                <w:color w:val="282C34"/>
+                <w:sz w:val="18"/>
+              </w:rPr>
+              <w:t>Input Bulk Capacitor</w:t>
+            </w:r>
+          </w:p>
+        </w:tc>
+        <w:tc>
+          <w:tcPr>
+            <w:tcW w:type="dxa" w:w="1958"/>
+            <w:tcMar>
+              <w:top w:w="80" w:type="dxa"/>
+              <w:bottom w:w="80" w:type="dxa"/>
+              <w:left w:w="120" w:type="dxa"/>
+              <w:right w:w="120" w:type="dxa"/>
+            </w:tcMar>
+            <w:vAlign w:val="center"/>
+          </w:tcPr>
+          <w:p>
+            <w:pPr>
+              <w:spacing w:after="0"/>
+            </w:pPr>
+            <w:r>
+              <w:rPr>
+                <w:color w:val="282C34"/>
+                <w:sz w:val="18"/>
+              </w:rPr>
+              <w:t>Panasonic 50SVPF150M</w:t>
+            </w:r>
+          </w:p>
+        </w:tc>
+        <w:tc>
+          <w:tcPr>
+            <w:tcW w:type="dxa" w:w="1958"/>
+            <w:tcMar>
+              <w:top w:w="80" w:type="dxa"/>
+              <w:bottom w:w="80" w:type="dxa"/>
+              <w:left w:w="120" w:type="dxa"/>
+              <w:right w:w="120" w:type="dxa"/>
+            </w:tcMar>
+            <w:vAlign w:val="center"/>
+          </w:tcPr>
+          <w:p>
+            <w:pPr>
+              <w:spacing w:after="0"/>
+            </w:pPr>
+            <w:r>
+              <w:rPr>
+                <w:i/>
+                <w:color w:val="145AA0"/>
+                <w:sz w:val="18"/>
+              </w:rPr>
+              <w:t>150\,µF, 50\,V, OS-CON Polymer, ESR = 18\,m\Omega</w:t>
+            </w:r>
+          </w:p>
+        </w:tc>
+        <w:tc>
+          <w:tcPr>
+            <w:tcW w:type="dxa" w:w="1958"/>
+            <w:tcMar>
+              <w:top w:w="80" w:type="dxa"/>
+              <w:bottom w:w="80" w:type="dxa"/>
+              <w:left w:w="120" w:type="dxa"/>
+              <w:right w:w="120" w:type="dxa"/>
+            </w:tcMar>
+            <w:vAlign w:val="center"/>
+          </w:tcPr>
+          <w:p>
+            <w:pPr>
+              <w:spacing w:after="0"/>
+            </w:pPr>
+            <w:r>
+              <w:rPr>
+                <w:i/>
+                <w:color w:val="145AA0"/>
+                <w:sz w:val="18"/>
+              </w:rPr>
+              <w:t>50\,V</w:t>
+            </w:r>
+            <w:r>
+              <w:rPr>
+                <w:color w:val="282C34"/>
+                <w:sz w:val="18"/>
+              </w:rPr>
+              <w:t xml:space="preserve"> rating safely absorbs automotive load-dump surges up to </w:t>
+            </w:r>
+            <w:r>
+              <w:rPr>
+                <w:i/>
+                <w:color w:val="145AA0"/>
+                <w:sz w:val="18"/>
+              </w:rPr>
+              <w:t>36\,V</w:t>
+            </w:r>
+            <w:r>
+              <w:rPr>
+                <w:color w:val="282C34"/>
+                <w:sz w:val="18"/>
+              </w:rPr>
+              <w:t>.</w:t>
+            </w:r>
+          </w:p>
+        </w:tc>
+      </w:tr>
+      <w:tr>
+        <w:tc>
+          <w:tcPr>
+            <w:tcW w:type="dxa" w:w="1958"/>
+            <w:shd w:fill="F4F7F9"/>
+            <w:tcMar>
+              <w:top w:w="80" w:type="dxa"/>
+              <w:bottom w:w="80" w:type="dxa"/>
+              <w:left w:w="120" w:type="dxa"/>
+              <w:right w:w="120" w:type="dxa"/>
+            </w:tcMar>
+            <w:vAlign w:val="center"/>
+          </w:tcPr>
+          <w:p>
+            <w:pPr>
+              <w:spacing w:after="0"/>
+            </w:pPr>
+            <w:r>
+              <w:rPr>
+                <w:b/>
+                <w:color w:val="282C34"/>
+                <w:sz w:val="18"/>
+              </w:rPr>
+              <w:t>$C_{out,cer}$</w:t>
+            </w:r>
+          </w:p>
+        </w:tc>
+        <w:tc>
+          <w:tcPr>
+            <w:tcW w:type="dxa" w:w="1958"/>
+            <w:shd w:fill="F4F7F9"/>
+            <w:tcMar>
+              <w:top w:w="80" w:type="dxa"/>
+              <w:bottom w:w="80" w:type="dxa"/>
+              <w:left w:w="120" w:type="dxa"/>
+              <w:right w:w="120" w:type="dxa"/>
+            </w:tcMar>
+            <w:vAlign w:val="center"/>
+          </w:tcPr>
+          <w:p>
+            <w:pPr>
+              <w:spacing w:after="0"/>
+            </w:pPr>
+            <w:r>
+              <w:rPr>
+                <w:color w:val="282C34"/>
+                <w:sz w:val="18"/>
+              </w:rPr>
+              <w:t>Output Ceramic MLCC</w:t>
+            </w:r>
+          </w:p>
+        </w:tc>
+        <w:tc>
+          <w:tcPr>
+            <w:tcW w:type="dxa" w:w="1958"/>
+            <w:shd w:fill="F4F7F9"/>
+            <w:tcMar>
+              <w:top w:w="80" w:type="dxa"/>
+              <w:bottom w:w="80" w:type="dxa"/>
+              <w:left w:w="120" w:type="dxa"/>
+              <w:right w:w="120" w:type="dxa"/>
+            </w:tcMar>
+            <w:vAlign w:val="center"/>
+          </w:tcPr>
+          <w:p>
+            <w:pPr>
+              <w:spacing w:after="0"/>
+            </w:pPr>
+            <w:r>
+              <w:rPr>
+                <w:color w:val="282C34"/>
+                <w:sz w:val="18"/>
+              </w:rPr>
+              <w:t>TDK C3225X7R1E226M</w:t>
+            </w:r>
+          </w:p>
+        </w:tc>
+        <w:tc>
+          <w:tcPr>
+            <w:tcW w:type="dxa" w:w="1958"/>
+            <w:shd w:fill="F4F7F9"/>
+            <w:tcMar>
+              <w:top w:w="80" w:type="dxa"/>
+              <w:bottom w:w="80" w:type="dxa"/>
+              <w:left w:w="120" w:type="dxa"/>
+              <w:right w:w="120" w:type="dxa"/>
+            </w:tcMar>
+            <w:vAlign w:val="center"/>
+          </w:tcPr>
+          <w:p>
+            <w:pPr>
+              <w:spacing w:after="0"/>
+            </w:pPr>
+            <w:r>
+              <w:rPr>
+                <w:i/>
+                <w:color w:val="145AA0"/>
+                <w:sz w:val="18"/>
+              </w:rPr>
+              <w:t>4 × 22\,µF, 25\,V, X7R, 1210</w:t>
+            </w:r>
+            <w:r>
+              <w:rPr>
+                <w:color w:val="282C34"/>
+                <w:sz w:val="18"/>
+              </w:rPr>
+              <w:t xml:space="preserve"> package</w:t>
+            </w:r>
+          </w:p>
+        </w:tc>
+        <w:tc>
+          <w:tcPr>
+            <w:tcW w:type="dxa" w:w="1958"/>
+            <w:shd w:fill="F4F7F9"/>
+            <w:tcMar>
+              <w:top w:w="80" w:type="dxa"/>
+              <w:bottom w:w="80" w:type="dxa"/>
+              <w:left w:w="120" w:type="dxa"/>
+              <w:right w:w="120" w:type="dxa"/>
+            </w:tcMar>
+            <w:vAlign w:val="center"/>
+          </w:tcPr>
+          <w:p>
+            <w:pPr>
+              <w:spacing w:after="0"/>
+            </w:pPr>
+            <w:r>
+              <w:rPr>
+                <w:color w:val="282C34"/>
+                <w:sz w:val="18"/>
+              </w:rPr>
+              <w:t>Provides low output impedance across wide dynamic load range (</w:t>
+            </w:r>
+            <w:r>
+              <w:rPr>
+                <w:i/>
+                <w:color w:val="145AA0"/>
+                <w:sz w:val="18"/>
+              </w:rPr>
+              <w:t>0.1\,A \dots 5\,A</w:t>
+            </w:r>
+            <w:r>
+              <w:rPr>
+                <w:color w:val="282C34"/>
+                <w:sz w:val="18"/>
+              </w:rPr>
+              <w:t>).</w:t>
+            </w:r>
+          </w:p>
+        </w:tc>
+      </w:tr>
+      <w:tr>
+        <w:tc>
+          <w:tcPr>
+            <w:tcW w:type="dxa" w:w="1958"/>
+            <w:tcMar>
+              <w:top w:w="80" w:type="dxa"/>
+              <w:bottom w:w="80" w:type="dxa"/>
+              <w:left w:w="120" w:type="dxa"/>
+              <w:right w:w="120" w:type="dxa"/>
+            </w:tcMar>
+            <w:vAlign w:val="center"/>
+          </w:tcPr>
+          <w:p>
+            <w:pPr>
+              <w:spacing w:after="0"/>
+            </w:pPr>
+            <w:r>
+              <w:rPr>
+                <w:b/>
+                <w:color w:val="282C34"/>
+                <w:sz w:val="18"/>
+              </w:rPr>
+              <w:t>$U_1$ (Controller)</w:t>
+            </w:r>
+          </w:p>
+        </w:tc>
+        <w:tc>
+          <w:tcPr>
+            <w:tcW w:type="dxa" w:w="1958"/>
+            <w:tcMar>
+              <w:top w:w="80" w:type="dxa"/>
+              <w:bottom w:w="80" w:type="dxa"/>
+              <w:left w:w="120" w:type="dxa"/>
+              <w:right w:w="120" w:type="dxa"/>
+            </w:tcMar>
+            <w:vAlign w:val="center"/>
+          </w:tcPr>
+          <w:p>
+            <w:pPr>
+              <w:spacing w:after="0"/>
+            </w:pPr>
+            <w:r>
+              <w:rPr>
+                <w:color w:val="282C34"/>
+                <w:sz w:val="18"/>
+              </w:rPr>
+              <w:t>Synchronous FSBB IC</w:t>
+            </w:r>
+          </w:p>
+        </w:tc>
+        <w:tc>
+          <w:tcPr>
+            <w:tcW w:type="dxa" w:w="1958"/>
+            <w:tcMar>
+              <w:top w:w="80" w:type="dxa"/>
+              <w:bottom w:w="80" w:type="dxa"/>
+              <w:left w:w="120" w:type="dxa"/>
+              <w:right w:w="120" w:type="dxa"/>
+            </w:tcMar>
+            <w:vAlign w:val="center"/>
+          </w:tcPr>
+          <w:p>
+            <w:pPr>
+              <w:spacing w:after="0"/>
+            </w:pPr>
+            <w:r>
+              <w:rPr>
+                <w:color w:val="282C34"/>
+                <w:sz w:val="18"/>
+              </w:rPr>
+              <w:t>TI LM5176PWPR</w:t>
+            </w:r>
+          </w:p>
+        </w:tc>
+        <w:tc>
+          <w:tcPr>
+            <w:tcW w:type="dxa" w:w="1958"/>
+            <w:tcMar>
+              <w:top w:w="80" w:type="dxa"/>
+              <w:bottom w:w="80" w:type="dxa"/>
+              <w:left w:w="120" w:type="dxa"/>
+              <w:right w:w="120" w:type="dxa"/>
+            </w:tcMar>
+            <w:vAlign w:val="center"/>
+          </w:tcPr>
+          <w:p>
+            <w:pPr>
+              <w:spacing w:after="0"/>
+            </w:pPr>
+            <w:r>
+              <w:rPr>
+                <w:color w:val="282C34"/>
+                <w:sz w:val="18"/>
+              </w:rPr>
+              <w:t xml:space="preserve">Wide </w:t>
+            </w:r>
+            <w:r>
+              <w:rPr>
+                <w:i/>
+                <w:color w:val="145AA0"/>
+                <w:sz w:val="18"/>
+              </w:rPr>
+              <w:t>V_{IN</w:t>
+            </w:r>
+            <w:r>
+              <w:rPr>
+                <w:color w:val="282C34"/>
+                <w:sz w:val="18"/>
+              </w:rPr>
+              <w:t xml:space="preserve"> (</w:t>
+            </w:r>
+            <w:r>
+              <w:rPr>
+                <w:i/>
+                <w:color w:val="145AA0"/>
+                <w:sz w:val="18"/>
+              </w:rPr>
+              <w:t>3.5\,V \dots 55\,V</w:t>
+            </w:r>
+            <w:r>
+              <w:rPr>
+                <w:color w:val="282C34"/>
+                <w:sz w:val="18"/>
+              </w:rPr>
+              <w:t>), integrated 2A drivers</w:t>
+            </w:r>
+          </w:p>
+        </w:tc>
+        <w:tc>
+          <w:tcPr>
+            <w:tcW w:type="dxa" w:w="1958"/>
+            <w:tcMar>
+              <w:top w:w="80" w:type="dxa"/>
+              <w:bottom w:w="80" w:type="dxa"/>
+              <w:left w:w="120" w:type="dxa"/>
+              <w:right w:w="120" w:type="dxa"/>
+            </w:tcMar>
+            <w:vAlign w:val="center"/>
+          </w:tcPr>
+          <w:p>
+            <w:pPr>
+              <w:spacing w:after="0"/>
+            </w:pPr>
+            <w:r>
+              <w:rPr>
+                <w:color w:val="282C34"/>
+                <w:sz w:val="18"/>
+              </w:rPr>
+              <w:t>Automatically transitions smoothly between Buck, Buck-Boost, and Boost operating regimes.</w:t>
             </w:r>
           </w:p>
         </w:tc>

--- a/vvdn/converters/dc-dc/non-isolated/buck-boost-converter.docx
+++ b/vvdn/converters/dc-dc/non-isolated/buck-boost-converter.docx
@@ -39,82 +39,7 @@
           <w:color w:val="282C34"/>
           <w:sz w:val="21"/>
         </w:rPr>
-        <w:t>. When the input DC voltage can be higher, equal to, or lower than the desired regulated output rail—such as automotive battery cranking (</w:t>
-      </w:r>
-      <w:r>
-        <w:rPr>
-          <w:i/>
-          <w:color w:val="145AA0"/>
-          <w:sz w:val="21"/>
-        </w:rPr>
-        <w:t>6\,V \dots 28\,V</w:t>
-      </w:r>
-      <w:r>
-        <w:rPr>
-          <w:color w:val="282C34"/>
-          <w:sz w:val="21"/>
-        </w:rPr>
-        <w:t xml:space="preserve"> to </w:t>
-      </w:r>
-      <w:r>
-        <w:rPr>
-          <w:i/>
-          <w:color w:val="145AA0"/>
-          <w:sz w:val="21"/>
-        </w:rPr>
-        <w:t>12\,V</w:t>
-      </w:r>
-      <w:r>
-        <w:rPr>
-          <w:color w:val="282C34"/>
-          <w:sz w:val="21"/>
-        </w:rPr>
-        <w:t>), lithium-ion battery discharge profiles (</w:t>
-      </w:r>
-      <w:r>
-        <w:rPr>
-          <w:i/>
-          <w:color w:val="145AA0"/>
-          <w:sz w:val="21"/>
-        </w:rPr>
-        <w:t>2.7\,V \dots 4.2\,V</w:t>
-      </w:r>
-      <w:r>
-        <w:rPr>
-          <w:color w:val="282C34"/>
-          <w:sz w:val="21"/>
-        </w:rPr>
-        <w:t xml:space="preserve"> to </w:t>
-      </w:r>
-      <w:r>
-        <w:rPr>
-          <w:i/>
-          <w:color w:val="145AA0"/>
-          <w:sz w:val="21"/>
-        </w:rPr>
-        <w:t>3.3\,V</w:t>
-      </w:r>
-      <w:r>
-        <w:rPr>
-          <w:color w:val="282C34"/>
-          <w:sz w:val="21"/>
-        </w:rPr>
-        <w:t>), or USB Power Delivery (</w:t>
-      </w:r>
-      <w:r>
-        <w:rPr>
-          <w:i/>
-          <w:color w:val="145AA0"/>
-          <w:sz w:val="21"/>
-        </w:rPr>
-        <w:t>5\,V \dots 20\,V</w:t>
-      </w:r>
-      <w:r>
-        <w:rPr>
-          <w:color w:val="282C34"/>
-          <w:sz w:val="21"/>
-        </w:rPr>
-        <w:t>)—the Buck-Boost topology is mandatory.</w:t>
+        <w:t>. When the input DC voltage can be higher, equal to, or lower than the desired regulated output rail—such as automotive battery cranking (6 V ... 28 V to 12 V), lithium-ion battery discharge profiles (2.7 V ... 4.2 V to 3.3 V), or USB Power Delivery (5 V ... 20 V)—the Buck-Boost topology is mandatory.</w:t>
       </w:r>
     </w:p>
     <w:p>
@@ -577,22 +502,7 @@
                 <w:color w:val="282C34"/>
                 <w:sz w:val="18"/>
               </w:rPr>
-              <w:t xml:space="preserve">Fuse </w:t>
-            </w:r>
-            <w:r>
-              <w:rPr>
-                <w:i/>
-                <w:color w:val="145AA0"/>
-                <w:sz w:val="18"/>
-              </w:rPr>
-              <w:t>F_1</w:t>
-            </w:r>
-            <w:r>
-              <w:rPr>
-                <w:color w:val="282C34"/>
-                <w:sz w:val="18"/>
-              </w:rPr>
-              <w:t xml:space="preserve"> Terminal 2</w:t>
+              <w:t>Fuse F_1 Terminal 2</w:t>
             </w:r>
           </w:p>
         </w:tc>
@@ -613,33 +523,10 @@
             </w:pPr>
             <w:r>
               <w:rPr>
-                <w:i/>
-                <w:color w:val="145AA0"/>
-                <w:sz w:val="18"/>
-              </w:rPr>
-              <w:t>C_{in</w:t>
-            </w:r>
-            <w:r>
-              <w:rPr>
                 <w:color w:val="282C34"/>
                 <w:sz w:val="18"/>
               </w:rPr>
-              <w:t xml:space="preserve"> bank (+), </w:t>
-            </w:r>
-            <w:r>
-              <w:rPr>
-                <w:i/>
-                <w:color w:val="145AA0"/>
-                <w:sz w:val="18"/>
-              </w:rPr>
-              <w:t>Q_1</w:t>
-            </w:r>
-            <w:r>
-              <w:rPr>
-                <w:color w:val="282C34"/>
-                <w:sz w:val="18"/>
-              </w:rPr>
-              <w:t xml:space="preserve"> Source (Pins 1-3)</w:t>
+              <w:t>C_in bank (+), Q_1 Source (Pins 1-3)</w:t>
             </w:r>
           </w:p>
         </w:tc>
@@ -687,22 +574,7 @@
                 <w:color w:val="282C34"/>
                 <w:sz w:val="18"/>
               </w:rPr>
-              <w:t xml:space="preserve">High-side P-channel configuration uses Source at </w:t>
-            </w:r>
-            <w:r>
-              <w:rPr>
-                <w:i/>
-                <w:color w:val="145AA0"/>
-                <w:sz w:val="18"/>
-              </w:rPr>
-              <w:t>+V_{IN</w:t>
-            </w:r>
-            <w:r>
-              <w:rPr>
-                <w:color w:val="282C34"/>
-                <w:sz w:val="18"/>
-              </w:rPr>
-              <w:t>.</w:t>
+              <w:t>High-side P-channel configuration uses Source at +V_IN.</w:t>
             </w:r>
           </w:p>
         </w:tc>
@@ -752,18 +624,10 @@
             </w:pPr>
             <w:r>
               <w:rPr>
-                <w:i/>
-                <w:color w:val="145AA0"/>
-                <w:sz w:val="18"/>
-              </w:rPr>
-              <w:t>Q_1</w:t>
-            </w:r>
-            <w:r>
-              <w:rPr>
                 <w:color w:val="282C34"/>
                 <w:sz w:val="18"/>
               </w:rPr>
-              <w:t xml:space="preserve"> Drain (Pins 5-8)</w:t>
+              <w:t>Q_1 Drain (Pins 5-8)</w:t>
             </w:r>
           </w:p>
         </w:tc>
@@ -788,37 +652,7 @@
                 <w:color w:val="282C34"/>
                 <w:sz w:val="18"/>
               </w:rPr>
-              <w:t xml:space="preserve">Inductor </w:t>
-            </w:r>
-            <w:r>
-              <w:rPr>
-                <w:i/>
-                <w:color w:val="145AA0"/>
-                <w:sz w:val="18"/>
-              </w:rPr>
-              <w:t>L_1</w:t>
-            </w:r>
-            <w:r>
-              <w:rPr>
-                <w:color w:val="282C34"/>
-                <w:sz w:val="18"/>
-              </w:rPr>
-              <w:t xml:space="preserve"> Pin 1, Diode </w:t>
-            </w:r>
-            <w:r>
-              <w:rPr>
-                <w:i/>
-                <w:color w:val="145AA0"/>
-                <w:sz w:val="18"/>
-              </w:rPr>
-              <w:t>D_1</w:t>
-            </w:r>
-            <w:r>
-              <w:rPr>
-                <w:color w:val="282C34"/>
-                <w:sz w:val="18"/>
-              </w:rPr>
-              <w:t xml:space="preserve"> Cathode, Snubber</w:t>
+              <w:t>Inductor L_1 Pin 1, Diode D_1 Cathode, Snubber</w:t>
             </w:r>
           </w:p>
         </w:tc>
@@ -868,22 +702,7 @@
                 <w:color w:val="282C34"/>
                 <w:sz w:val="18"/>
               </w:rPr>
-              <w:t xml:space="preserve">Maximum voltage stress across </w:t>
-            </w:r>
-            <w:r>
-              <w:rPr>
-                <w:i/>
-                <w:color w:val="145AA0"/>
-                <w:sz w:val="18"/>
-              </w:rPr>
-              <w:t>Q_1</w:t>
-            </w:r>
-            <w:r>
-              <w:rPr>
-                <w:color w:val="282C34"/>
-                <w:sz w:val="18"/>
-              </w:rPr>
-              <w:t xml:space="preserve"> is $V_{IN} + \</w:t>
+              <w:t>Maximum voltage stress across Q_1 is V_IN + \</w:t>
             </w:r>
           </w:p>
         </w:tc>
@@ -934,22 +753,7 @@
                 <w:color w:val="282C34"/>
                 <w:sz w:val="18"/>
               </w:rPr>
-              <w:t xml:space="preserve">Inductor </w:t>
-            </w:r>
-            <w:r>
-              <w:rPr>
-                <w:i/>
-                <w:color w:val="145AA0"/>
-                <w:sz w:val="18"/>
-              </w:rPr>
-              <w:t>L_1</w:t>
-            </w:r>
-            <w:r>
-              <w:rPr>
-                <w:color w:val="282C34"/>
-                <w:sz w:val="18"/>
-              </w:rPr>
-              <w:t xml:space="preserve"> Pin 2</w:t>
+              <w:t>Inductor L_1 Pin 2</w:t>
             </w:r>
           </w:p>
         </w:tc>
@@ -1074,22 +878,7 @@
                 <w:color w:val="282C34"/>
                 <w:sz w:val="18"/>
               </w:rPr>
-              <w:t xml:space="preserve">Diode </w:t>
-            </w:r>
-            <w:r>
-              <w:rPr>
-                <w:i/>
-                <w:color w:val="145AA0"/>
-                <w:sz w:val="18"/>
-              </w:rPr>
-              <w:t>D_1</w:t>
-            </w:r>
-            <w:r>
-              <w:rPr>
-                <w:color w:val="282C34"/>
-                <w:sz w:val="18"/>
-              </w:rPr>
-              <w:t xml:space="preserve"> Anode</w:t>
+              <w:t>Diode D_1 Anode</w:t>
             </w:r>
           </w:p>
         </w:tc>
@@ -1111,18 +900,10 @@
             </w:pPr>
             <w:r>
               <w:rPr>
-                <w:i/>
-                <w:color w:val="145AA0"/>
-                <w:sz w:val="18"/>
-              </w:rPr>
-              <w:t>C_{out</w:t>
-            </w:r>
-            <w:r>
-              <w:rPr>
                 <w:color w:val="282C34"/>
                 <w:sz w:val="18"/>
               </w:rPr>
-              <w:t xml:space="preserve"> Negative terminal, Load (-)</w:t>
+              <w:t>C_out Negative terminal, Load (-)</w:t>
             </w:r>
           </w:p>
         </w:tc>
@@ -1172,37 +953,7 @@
                 <w:color w:val="282C34"/>
                 <w:sz w:val="18"/>
               </w:rPr>
-              <w:t xml:space="preserve">Polarity is inverted: </w:t>
-            </w:r>
-            <w:r>
-              <w:rPr>
-                <w:i/>
-                <w:color w:val="145AA0"/>
-                <w:sz w:val="18"/>
-              </w:rPr>
-              <w:t>C_{out</w:t>
-            </w:r>
-            <w:r>
-              <w:rPr>
-                <w:color w:val="282C34"/>
-                <w:sz w:val="18"/>
-              </w:rPr>
-              <w:t xml:space="preserve"> positive terminal must connect to GND, negative terminal to </w:t>
-            </w:r>
-            <w:r>
-              <w:rPr>
-                <w:i/>
-                <w:color w:val="145AA0"/>
-                <w:sz w:val="18"/>
-              </w:rPr>
-              <w:t>-V_{OUT</w:t>
-            </w:r>
-            <w:r>
-              <w:rPr>
-                <w:color w:val="282C34"/>
-                <w:sz w:val="18"/>
-              </w:rPr>
-              <w:t>.</w:t>
+              <w:t>Polarity is inverted: C_out positive terminal must connect to GND, negative terminal to -V_OUT.</w:t>
             </w:r>
           </w:p>
         </w:tc>
@@ -1301,22 +1052,7 @@
                 <w:color w:val="282C34"/>
                 <w:sz w:val="18"/>
               </w:rPr>
-              <w:t>Inverted sense voltage (</w:t>
-            </w:r>
-            <w:r>
-              <w:rPr>
-                <w:i/>
-                <w:color w:val="145AA0"/>
-                <w:sz w:val="18"/>
-              </w:rPr>
-              <w:t>+1.2\,V</w:t>
-            </w:r>
-            <w:r>
-              <w:rPr>
-                <w:color w:val="282C34"/>
-                <w:sz w:val="18"/>
-              </w:rPr>
-              <w:t>)</w:t>
+              <w:t>Inverted sense voltage (+1.2 V)</w:t>
             </w:r>
           </w:p>
         </w:tc>
@@ -1418,52 +1154,7 @@
                 <w:color w:val="282C34"/>
                 <w:sz w:val="18"/>
               </w:rPr>
-              <w:t xml:space="preserve">Inductor </w:t>
-            </w:r>
-            <w:r>
-              <w:rPr>
-                <w:i/>
-                <w:color w:val="145AA0"/>
-                <w:sz w:val="18"/>
-              </w:rPr>
-              <w:t>L_1</w:t>
-            </w:r>
-            <w:r>
-              <w:rPr>
-                <w:color w:val="282C34"/>
-                <w:sz w:val="18"/>
-              </w:rPr>
-              <w:t xml:space="preserve"> Pin 2, </w:t>
-            </w:r>
-            <w:r>
-              <w:rPr>
-                <w:i/>
-                <w:color w:val="145AA0"/>
-                <w:sz w:val="18"/>
-              </w:rPr>
-              <w:t>C_{in</w:t>
-            </w:r>
-            <w:r>
-              <w:rPr>
-                <w:color w:val="282C34"/>
-                <w:sz w:val="18"/>
-              </w:rPr>
-              <w:t xml:space="preserve"> (-), </w:t>
-            </w:r>
-            <w:r>
-              <w:rPr>
-                <w:i/>
-                <w:color w:val="145AA0"/>
-                <w:sz w:val="18"/>
-              </w:rPr>
-              <w:t>C_{out</w:t>
-            </w:r>
-            <w:r>
-              <w:rPr>
-                <w:color w:val="282C34"/>
-                <w:sz w:val="18"/>
-              </w:rPr>
-              <w:t xml:space="preserve"> (+)</w:t>
+              <w:t>Inductor L_1 Pin 2, C_in (-), C_out (+)</w:t>
             </w:r>
           </w:p>
         </w:tc>
@@ -1708,7 +1399,7 @@
                 <w:color w:val="282C34"/>
                 <w:sz w:val="18"/>
               </w:rPr>
-              <w:t>$Q_1$</w:t>
+              <w:t>Q_1</w:t>
             </w:r>
           </w:p>
         </w:tc>
@@ -1777,11 +1468,10 @@
             </w:pPr>
             <w:r>
               <w:rPr>
-                <w:i/>
-                <w:color w:val="145AA0"/>
+                <w:color w:val="282C34"/>
                 <w:sz w:val="18"/>
               </w:rPr>
-              <w:t>V_{DS = -40\,V, I_D = -8.2\,A, R_{DS(on) = 27\,m\Omega, Q_g = 29\,nC</w:t>
+              <w:t>V_DS = -40 V, I_D = -8.2 A, R_DS(on) = 27 mΩ, Q_g = 29 nC</w:t>
             </w:r>
           </w:p>
         </w:tc>
@@ -1802,18 +1492,10 @@
             </w:pPr>
             <w:r>
               <w:rPr>
-                <w:i/>
-                <w:color w:val="145AA0"/>
-                <w:sz w:val="18"/>
-              </w:rPr>
-              <w:t>V_{DS</w:t>
-            </w:r>
-            <w:r>
-              <w:rPr>
                 <w:color w:val="282C34"/>
                 <w:sz w:val="18"/>
               </w:rPr>
-              <w:t xml:space="preserve"> rating must exceed $V_{IN} + \</w:t>
+              <w:t>V_DS rating must exceed V_IN + \</w:t>
             </w:r>
           </w:p>
         </w:tc>
@@ -1841,7 +1523,7 @@
                 <w:color w:val="282C34"/>
                 <w:sz w:val="18"/>
               </w:rPr>
-              <w:t>$D_1$</w:t>
+              <w:t>D_1</w:t>
             </w:r>
           </w:p>
         </w:tc>
@@ -1913,11 +1595,10 @@
             </w:pPr>
             <w:r>
               <w:rPr>
-                <w:i/>
-                <w:color w:val="145AA0"/>
+                <w:color w:val="282C34"/>
                 <w:sz w:val="18"/>
               </w:rPr>
-              <w:t>V_{RRM = 100\,V, I_F = 30\,A, V_F = 0.52\,V, t_{rr &lt; 25\,ns</w:t>
+              <w:t>V_RRM = 100 V, I_F = 30 A, V_F = 0.52 V, t_rr &lt; 25 ns</w:t>
             </w:r>
           </w:p>
         </w:tc>
@@ -1942,7 +1623,7 @@
                 <w:color w:val="282C34"/>
                 <w:sz w:val="18"/>
               </w:rPr>
-              <w:t>High reverse voltage rating required: sees $V_{IN} + \</w:t>
+              <w:t>High reverse voltage rating required: sees V_IN + \</w:t>
             </w:r>
           </w:p>
         </w:tc>
@@ -1969,7 +1650,7 @@
                 <w:color w:val="282C34"/>
                 <w:sz w:val="18"/>
               </w:rPr>
-              <w:t>$L_1$</w:t>
+              <w:t>L_1</w:t>
             </w:r>
           </w:p>
         </w:tc>
@@ -2038,11 +1719,10 @@
             </w:pPr>
             <w:r>
               <w:rPr>
-                <w:i/>
-                <w:color w:val="145AA0"/>
+                <w:color w:val="282C34"/>
                 <w:sz w:val="18"/>
               </w:rPr>
-              <w:t>L = 22\,µH, I_{sat = 7.0\,A, I_{rms = 4.2\,A, DCR = 40\,m\Omega</w:t>
+              <w:t>L = 22 µH, I_sat = 7.0 A, I_rms = 4.2 A, DCR = 40 mΩ</w:t>
             </w:r>
           </w:p>
         </w:tc>
@@ -2066,22 +1746,7 @@
                 <w:color w:val="282C34"/>
                 <w:sz w:val="18"/>
               </w:rPr>
-              <w:t xml:space="preserve">Must handle combined input and load currents: </w:t>
-            </w:r>
-            <w:r>
-              <w:rPr>
-                <w:i/>
-                <w:color w:val="145AA0"/>
-                <w:sz w:val="18"/>
-              </w:rPr>
-              <w:t>I_{L,avg = I_{in + I_o = 3\,A + 3\,A = 6\,A</w:t>
-            </w:r>
-            <w:r>
-              <w:rPr>
-                <w:color w:val="282C34"/>
-                <w:sz w:val="18"/>
-              </w:rPr>
-              <w:t>.</w:t>
+              <w:t>Must handle combined input and load currents: I_L,avg = I_in + I_o = 3 A + 3 A = 6 A.</w:t>
             </w:r>
           </w:p>
         </w:tc>
@@ -2109,7 +1774,7 @@
                 <w:color w:val="282C34"/>
                 <w:sz w:val="18"/>
               </w:rPr>
-              <w:t>$C_{in,bulk}$</w:t>
+              <w:t>C_in,bulk</w:t>
             </w:r>
           </w:p>
         </w:tc>
@@ -2181,11 +1846,10 @@
             </w:pPr>
             <w:r>
               <w:rPr>
-                <w:i/>
-                <w:color w:val="145AA0"/>
+                <w:color w:val="282C34"/>
                 <w:sz w:val="18"/>
               </w:rPr>
-              <w:t>150\,µF, 35\,V, OS-CON Polymer, ESR = 15\,m\Omega</w:t>
+              <w:t>150 µF, 35 V, OS-CON Polymer, ESR = 15 mΩ</w:t>
             </w:r>
           </w:p>
         </w:tc>
@@ -2237,7 +1901,7 @@
                 <w:color w:val="282C34"/>
                 <w:sz w:val="18"/>
               </w:rPr>
-              <w:t>$C_{out,bulk}$</w:t>
+              <w:t>C_out,bulk</w:t>
             </w:r>
           </w:p>
         </w:tc>
@@ -2306,11 +1970,10 @@
             </w:pPr>
             <w:r>
               <w:rPr>
-                <w:i/>
-                <w:color w:val="145AA0"/>
+                <w:color w:val="282C34"/>
                 <w:sz w:val="18"/>
               </w:rPr>
-              <w:t>2 × 220\,µF, 25\,V, Polymer, ESR = 14\,m\Omega</w:t>
+              <w:t>2 * 220 µF, 25 V, Polymer, ESR = 14 mΩ</w:t>
             </w:r>
           </w:p>
         </w:tc>
@@ -2342,22 +2005,7 @@
                 <w:color w:val="282C34"/>
                 <w:sz w:val="18"/>
               </w:rPr>
-              <w:t xml:space="preserve">: Positive terminal to GND, negative terminal to </w:t>
-            </w:r>
-            <w:r>
-              <w:rPr>
-                <w:i/>
-                <w:color w:val="145AA0"/>
-                <w:sz w:val="18"/>
-              </w:rPr>
-              <w:t>-V_{OUT</w:t>
-            </w:r>
-            <w:r>
-              <w:rPr>
-                <w:color w:val="282C34"/>
-                <w:sz w:val="18"/>
-              </w:rPr>
-              <w:t>.</w:t>
+              <w:t>: Positive terminal to GND, negative terminal to -V_OUT.</w:t>
             </w:r>
           </w:p>
         </w:tc>
@@ -2385,7 +2033,7 @@
                 <w:color w:val="282C34"/>
                 <w:sz w:val="18"/>
               </w:rPr>
-              <w:t>$C_{out,cer}$</w:t>
+              <w:t>C_out,cer</w:t>
             </w:r>
           </w:p>
         </w:tc>
@@ -2457,18 +2105,10 @@
             </w:pPr>
             <w:r>
               <w:rPr>
-                <w:i/>
-                <w:color w:val="145AA0"/>
-                <w:sz w:val="18"/>
-              </w:rPr>
-              <w:t>3 × 10\,µF, 25\,V, X7R, 1210</w:t>
-            </w:r>
-            <w:r>
-              <w:rPr>
                 <w:color w:val="282C34"/>
                 <w:sz w:val="18"/>
               </w:rPr>
-              <w:t xml:space="preserve"> package</w:t>
+              <w:t>3 * 10 µF, 25 V, X7R, 1210 package</w:t>
             </w:r>
           </w:p>
         </w:tc>
@@ -2493,22 +2133,7 @@
                 <w:color w:val="282C34"/>
                 <w:sz w:val="18"/>
               </w:rPr>
-              <w:t xml:space="preserve">Shunts high-frequency discontinuous current pulses delivered by </w:t>
-            </w:r>
-            <w:r>
-              <w:rPr>
-                <w:i/>
-                <w:color w:val="145AA0"/>
-                <w:sz w:val="18"/>
-              </w:rPr>
-              <w:t>D_1</w:t>
-            </w:r>
-            <w:r>
-              <w:rPr>
-                <w:color w:val="282C34"/>
-                <w:sz w:val="18"/>
-              </w:rPr>
-              <w:t>.</w:t>
+              <w:t>Shunts high-frequency discontinuous current pulses delivered by D_1.</w:t>
             </w:r>
           </w:p>
         </w:tc>
@@ -2535,7 +2160,7 @@
                 <w:color w:val="282C34"/>
                 <w:sz w:val="18"/>
               </w:rPr>
-              <w:t>$U_1$ (Level Shift)</w:t>
+              <w:t>U_1 (Level Shift)</w:t>
             </w:r>
           </w:p>
         </w:tc>
@@ -2604,11 +2229,10 @@
             </w:pPr>
             <w:r>
               <w:rPr>
-                <w:i/>
-                <w:color w:val="145AA0"/>
+                <w:color w:val="282C34"/>
                 <w:sz w:val="18"/>
               </w:rPr>
-              <w:t>V_{DD = 5\,V, Rail-to-Rail I/O, GBW = 10\,MHz</w:t>
+              <w:t>V_DD = 5 V, Rail-to-Rail I/O, GBW = 10 MHz</w:t>
             </w:r>
           </w:p>
         </w:tc>
@@ -2632,22 +2256,7 @@
                 <w:color w:val="282C34"/>
                 <w:sz w:val="18"/>
               </w:rPr>
-              <w:t>Inverts and attenuates negative output to positive controller reference (</w:t>
-            </w:r>
-            <w:r>
-              <w:rPr>
-                <w:i/>
-                <w:color w:val="145AA0"/>
-                <w:sz w:val="18"/>
-              </w:rPr>
-              <w:t>0 \dots 1.2\,V</w:t>
-            </w:r>
-            <w:r>
-              <w:rPr>
-                <w:color w:val="282C34"/>
-                <w:sz w:val="18"/>
-              </w:rPr>
-              <w:t>).</w:t>
+              <w:t>Inverts and attenuates negative output to positive controller reference (0 ... 1.2 V).</w:t>
             </w:r>
           </w:p>
         </w:tc>
@@ -2679,7 +2288,7 @@
           <w:color w:val="282C34"/>
           <w:sz w:val="21"/>
         </w:rPr>
-        <w:t>Switch ON ($0 &lt; t \le D \cdot T_s$)</w:t>
+        <w:t>Switch ON (0 &lt; t &lt;= D * T_s)</w:t>
       </w:r>
       <w:r>
         <w:rPr>
@@ -2697,63 +2306,10 @@
       </w:pPr>
       <w:r>
         <w:rPr>
-          <w:i/>
-          <w:color w:val="145AA0"/>
-          <w:sz w:val="21"/>
-        </w:rPr>
-        <w:t>Q_1</w:t>
-      </w:r>
-      <w:r>
-        <w:rPr>
           <w:color w:val="282C34"/>
           <w:sz w:val="21"/>
         </w:rPr>
-        <w:t xml:space="preserve"> is ON; Diode </w:t>
-      </w:r>
-      <w:r>
-        <w:rPr>
-          <w:i/>
-          <w:color w:val="145AA0"/>
-          <w:sz w:val="21"/>
-        </w:rPr>
-        <w:t>D_1</w:t>
-      </w:r>
-      <w:r>
-        <w:rPr>
-          <w:color w:val="282C34"/>
-          <w:sz w:val="21"/>
-        </w:rPr>
-        <w:t xml:space="preserve"> is reverse-biased by </w:t>
-      </w:r>
-      <w:r>
-        <w:rPr>
-          <w:i/>
-          <w:color w:val="145AA0"/>
-          <w:sz w:val="21"/>
-        </w:rPr>
-        <w:t>-V_o</w:t>
-      </w:r>
-      <w:r>
-        <w:rPr>
-          <w:color w:val="282C34"/>
-          <w:sz w:val="21"/>
-        </w:rPr>
-        <w:t xml:space="preserve"> and </w:t>
-      </w:r>
-      <w:r>
-        <w:rPr>
-          <w:i/>
-          <w:color w:val="145AA0"/>
-          <w:sz w:val="21"/>
-        </w:rPr>
-        <w:t>V_{IN</w:t>
-      </w:r>
-      <w:r>
-        <w:rPr>
-          <w:color w:val="282C34"/>
-          <w:sz w:val="21"/>
-        </w:rPr>
-        <w:t>.</w:t>
+        <w:t>Q_1 is ON; Diode D_1 is reverse-biased by -V_o and V_IN.</w:t>
       </w:r>
     </w:p>
     <w:p>
@@ -2767,65 +2323,53 @@
           <w:color w:val="282C34"/>
           <w:sz w:val="21"/>
         </w:rPr>
-        <w:t xml:space="preserve">Inductor </w:t>
-      </w:r>
-      <w:r>
-        <w:rPr>
-          <w:i/>
-          <w:color w:val="145AA0"/>
-          <w:sz w:val="21"/>
-        </w:rPr>
-        <w:t>L</w:t>
-      </w:r>
-      <w:r>
-        <w:rPr>
-          <w:color w:val="282C34"/>
-          <w:sz w:val="21"/>
-        </w:rPr>
-        <w:t xml:space="preserve"> is connected directly between </w:t>
-      </w:r>
-      <w:r>
-        <w:rPr>
-          <w:i/>
-          <w:color w:val="145AA0"/>
-          <w:sz w:val="21"/>
-        </w:rPr>
-        <w:t>V_{IN</w:t>
-      </w:r>
-      <w:r>
-        <w:rPr>
-          <w:color w:val="282C34"/>
-          <w:sz w:val="21"/>
-        </w:rPr>
-        <w:t xml:space="preserve"> and GND. Inductor current ramps up:</w:t>
+        <w:t>Inductor L is connected directly between V_IN and GND. Inductor current ramps up:</w:t>
       </w:r>
     </w:p>
-    <w:p>
-      <w:pPr>
-        <w:spacing w:after="80"/>
-      </w:pPr>
-      <w:r>
-        <w:rPr>
-          <w:i/>
-          <w:color w:val="145AA0"/>
-          <w:sz w:val="21"/>
-        </w:rPr>
-      </w:r>
-      <w:r>
-        <w:rPr>
-          <w:color w:val="282C34"/>
-          <w:sz w:val="21"/>
-        </w:rPr>
-        <w:t>\frac{di_L}{dt} = \frac{V_{IN}}{L}</w:t>
-      </w:r>
-      <w:r>
-        <w:rPr>
-          <w:i/>
-          <w:color w:val="145AA0"/>
-          <w:sz w:val="21"/>
-        </w:rPr>
-      </w:r>
-    </w:p>
+    <w:tbl>
+      <w:tblPr>
+        <w:tblW w:type="auto" w:w="0"/>
+        <w:jc w:val="center"/>
+        <w:tblLook w:firstColumn="1" w:firstRow="1" w:lastColumn="0" w:lastRow="0" w:noHBand="0" w:noVBand="1" w:val="04A0"/>
+      </w:tblPr>
+      <w:tblGrid>
+        <w:gridCol w:w="9792"/>
+      </w:tblGrid>
+      <w:tr>
+        <w:tc>
+          <w:tcPr>
+            <w:tcW w:type="dxa" w:w="9792"/>
+            <w:shd w:fill="F5F6F8"/>
+            <w:tcMar>
+              <w:top w:w="80" w:type="dxa"/>
+              <w:bottom w:w="80" w:type="dxa"/>
+              <w:left w:w="140" w:type="dxa"/>
+              <w:right w:w="140" w:type="dxa"/>
+            </w:tcMar>
+            <w:tcBorders>
+              <w:left w:val="single" w:sz="18" w:space="0" w:color="CBD5E0"/>
+              <w:top w:val="none"/>
+              <w:right w:val="none"/>
+              <w:bottom w:val="none"/>
+            </w:tcBorders>
+          </w:tcPr>
+          <w:p>
+            <w:pPr>
+              <w:spacing w:line="240" w:lineRule="auto" w:after="0"/>
+            </w:pPr>
+            <w:r>
+              <w:rPr>
+                <w:rFonts w:ascii="Consolas" w:hAnsi="Consolas"/>
+                <w:color w:val="2D3748"/>
+                <w:sz w:val="18"/>
+              </w:rPr>
+              <w:t>di_L / dt = V_IN / L</w:t>
+            </w:r>
+          </w:p>
+        </w:tc>
+      </w:tr>
+    </w:tbl>
+    <w:p/>
     <w:p>
       <w:pPr>
         <w:pStyle w:val="ListBullet"/>
@@ -2837,37 +2381,7 @@
           <w:color w:val="282C34"/>
           <w:sz w:val="21"/>
         </w:rPr>
-        <w:t xml:space="preserve">Energy is stored in inductor </w:t>
-      </w:r>
-      <w:r>
-        <w:rPr>
-          <w:i/>
-          <w:color w:val="145AA0"/>
-          <w:sz w:val="21"/>
-        </w:rPr>
-        <w:t>L</w:t>
-      </w:r>
-      <w:r>
-        <w:rPr>
-          <w:color w:val="282C34"/>
-          <w:sz w:val="21"/>
-        </w:rPr>
-        <w:t xml:space="preserve">. Capacitor </w:t>
-      </w:r>
-      <w:r>
-        <w:rPr>
-          <w:i/>
-          <w:color w:val="145AA0"/>
-          <w:sz w:val="21"/>
-        </w:rPr>
-        <w:t>C_{out</w:t>
-      </w:r>
-      <w:r>
-        <w:rPr>
-          <w:color w:val="282C34"/>
-          <w:sz w:val="21"/>
-        </w:rPr>
-        <w:t xml:space="preserve"> independently supplies the load.</w:t>
+        <w:t>Energy is stored in inductor L. Capacitor C_out independently supplies the load.</w:t>
       </w:r>
     </w:p>
     <w:p>
@@ -2882,7 +2396,7 @@
           <w:color w:val="282C34"/>
           <w:sz w:val="21"/>
         </w:rPr>
-        <w:t>Switch OFF ($D \cdot T_s &lt; t \le T_s$)</w:t>
+        <w:t>Switch OFF (D * T_s &lt; t &lt;= T_s)</w:t>
       </w:r>
       <w:r>
         <w:rPr>
@@ -2900,33 +2414,10 @@
       </w:pPr>
       <w:r>
         <w:rPr>
-          <w:i/>
-          <w:color w:val="145AA0"/>
-          <w:sz w:val="21"/>
-        </w:rPr>
-        <w:t>Q_1</w:t>
-      </w:r>
-      <w:r>
-        <w:rPr>
           <w:color w:val="282C34"/>
           <w:sz w:val="21"/>
         </w:rPr>
-        <w:t xml:space="preserve"> turns OFF. The inductor forces node </w:t>
-      </w:r>
-      <w:r>
-        <w:rPr>
-          <w:i/>
-          <w:color w:val="145AA0"/>
-          <w:sz w:val="21"/>
-        </w:rPr>
-        <w:t>SW</w:t>
-      </w:r>
-      <w:r>
-        <w:rPr>
-          <w:color w:val="282C34"/>
-          <w:sz w:val="21"/>
-        </w:rPr>
-        <w:t xml:space="preserve"> negative to maintain continuous current flow.</w:t>
+        <w:t>Q_1 turns OFF. The inductor forces node SW negative to maintain continuous current flow.</w:t>
       </w:r>
     </w:p>
     <w:p>
@@ -2940,22 +2431,7 @@
           <w:color w:val="282C34"/>
           <w:sz w:val="21"/>
         </w:rPr>
-        <w:t xml:space="preserve">Diode </w:t>
-      </w:r>
-      <w:r>
-        <w:rPr>
-          <w:i/>
-          <w:color w:val="145AA0"/>
-          <w:sz w:val="21"/>
-        </w:rPr>
-        <w:t>D_1</w:t>
-      </w:r>
-      <w:r>
-        <w:rPr>
-          <w:color w:val="282C34"/>
-          <w:sz w:val="21"/>
-        </w:rPr>
-        <w:t xml:space="preserve"> is forward-biased, pulling current out of the negative output rail through the inductor to GND.</w:t>
+        <w:t>Diode D_1 is forward-biased, pulling current out of the negative output rail through the inductor to GND.</w:t>
       </w:r>
     </w:p>
     <w:p>
@@ -2972,32 +2448,50 @@
         <w:t>Inductor current decays:</w:t>
       </w:r>
     </w:p>
-    <w:p>
-      <w:pPr>
-        <w:spacing w:after="80"/>
-      </w:pPr>
-      <w:r>
-        <w:rPr>
-          <w:i/>
-          <w:color w:val="145AA0"/>
-          <w:sz w:val="21"/>
-        </w:rPr>
-      </w:r>
-      <w:r>
-        <w:rPr>
-          <w:color w:val="282C34"/>
-          <w:sz w:val="21"/>
-        </w:rPr>
-        <w:t>\frac{di_L}{dt} = \frac{-|V_o|}{L}</w:t>
-      </w:r>
-      <w:r>
-        <w:rPr>
-          <w:i/>
-          <w:color w:val="145AA0"/>
-          <w:sz w:val="21"/>
-        </w:rPr>
-      </w:r>
-    </w:p>
+    <w:tbl>
+      <w:tblPr>
+        <w:tblW w:type="auto" w:w="0"/>
+        <w:jc w:val="center"/>
+        <w:tblLook w:firstColumn="1" w:firstRow="1" w:lastColumn="0" w:lastRow="0" w:noHBand="0" w:noVBand="1" w:val="04A0"/>
+      </w:tblPr>
+      <w:tblGrid>
+        <w:gridCol w:w="9792"/>
+      </w:tblGrid>
+      <w:tr>
+        <w:tc>
+          <w:tcPr>
+            <w:tcW w:type="dxa" w:w="9792"/>
+            <w:shd w:fill="F5F6F8"/>
+            <w:tcMar>
+              <w:top w:w="80" w:type="dxa"/>
+              <w:bottom w:w="80" w:type="dxa"/>
+              <w:left w:w="140" w:type="dxa"/>
+              <w:right w:w="140" w:type="dxa"/>
+            </w:tcMar>
+            <w:tcBorders>
+              <w:left w:val="single" w:sz="18" w:space="0" w:color="CBD5E0"/>
+              <w:top w:val="none"/>
+              <w:right w:val="none"/>
+              <w:bottom w:val="none"/>
+            </w:tcBorders>
+          </w:tcPr>
+          <w:p>
+            <w:pPr>
+              <w:spacing w:line="240" w:lineRule="auto" w:after="0"/>
+            </w:pPr>
+            <w:r>
+              <w:rPr>
+                <w:rFonts w:ascii="Consolas" w:hAnsi="Consolas"/>
+                <w:color w:val="2D3748"/>
+                <w:sz w:val="18"/>
+              </w:rPr>
+              <w:t>di_L / dt = (-|V_o|) / L</w:t>
+            </w:r>
+          </w:p>
+        </w:tc>
+      </w:tr>
+    </w:tbl>
+    <w:p/>
     <w:p>
       <w:pPr>
         <w:pStyle w:val="ListBullet"/>
@@ -3040,56 +2534,106 @@
         <w:t>1.2 Transfer Function &amp; Volt-Second Balance:</w:t>
       </w:r>
     </w:p>
+    <w:tbl>
+      <w:tblPr>
+        <w:tblW w:type="auto" w:w="0"/>
+        <w:jc w:val="center"/>
+        <w:tblLook w:firstColumn="1" w:firstRow="1" w:lastColumn="0" w:lastRow="0" w:noHBand="0" w:noVBand="1" w:val="04A0"/>
+      </w:tblPr>
+      <w:tblGrid>
+        <w:gridCol w:w="9792"/>
+      </w:tblGrid>
+      <w:tr>
+        <w:tc>
+          <w:tcPr>
+            <w:tcW w:type="dxa" w:w="9792"/>
+            <w:shd w:fill="F5F6F8"/>
+            <w:tcMar>
+              <w:top w:w="80" w:type="dxa"/>
+              <w:bottom w:w="80" w:type="dxa"/>
+              <w:left w:w="140" w:type="dxa"/>
+              <w:right w:w="140" w:type="dxa"/>
+            </w:tcMar>
+            <w:tcBorders>
+              <w:left w:val="single" w:sz="18" w:space="0" w:color="CBD5E0"/>
+              <w:top w:val="none"/>
+              <w:right w:val="none"/>
+              <w:bottom w:val="none"/>
+            </w:tcBorders>
+          </w:tcPr>
+          <w:p>
+            <w:pPr>
+              <w:spacing w:line="240" w:lineRule="auto" w:after="0"/>
+            </w:pPr>
+            <w:r>
+              <w:rPr>
+                <w:rFonts w:ascii="Consolas" w:hAnsi="Consolas"/>
+                <w:color w:val="2D3748"/>
+                <w:sz w:val="18"/>
+              </w:rPr>
+              <w:t>int_0^T_s v_L(t) dt = V_IN * D * T_s + (-|V_o|) * (1 - D) * T_s = 0</w:t>
+            </w:r>
+          </w:p>
+        </w:tc>
+      </w:tr>
+    </w:tbl>
+    <w:p/>
+    <w:tbl>
+      <w:tblPr>
+        <w:tblW w:type="auto" w:w="0"/>
+        <w:jc w:val="center"/>
+        <w:tblLook w:firstColumn="1" w:firstRow="1" w:lastColumn="0" w:lastRow="0" w:noHBand="0" w:noVBand="1" w:val="04A0"/>
+      </w:tblPr>
+      <w:tblGrid>
+        <w:gridCol w:w="9792"/>
+      </w:tblGrid>
+      <w:tr>
+        <w:tc>
+          <w:tcPr>
+            <w:tcW w:type="dxa" w:w="9792"/>
+            <w:shd w:fill="F5F6F8"/>
+            <w:tcMar>
+              <w:top w:w="80" w:type="dxa"/>
+              <w:bottom w:w="80" w:type="dxa"/>
+              <w:left w:w="140" w:type="dxa"/>
+              <w:right w:w="140" w:type="dxa"/>
+            </w:tcMar>
+            <w:tcBorders>
+              <w:left w:val="single" w:sz="18" w:space="0" w:color="CBD5E0"/>
+              <w:top w:val="none"/>
+              <w:right w:val="none"/>
+              <w:bottom w:val="none"/>
+            </w:tcBorders>
+          </w:tcPr>
+          <w:p>
+            <w:pPr>
+              <w:spacing w:line="240" w:lineRule="auto" w:after="0"/>
+            </w:pPr>
+            <w:r>
+              <w:rPr>
+                <w:rFonts w:ascii="Consolas" w:hAnsi="Consolas"/>
+                <w:color w:val="2D3748"/>
+                <w:sz w:val="18"/>
+              </w:rPr>
+              <w:t>|V_o| = V_IN * D / (1 - D) =&gt; V_o = -V_IN * D / (1 - D)</w:t>
+            </w:r>
+          </w:p>
+        </w:tc>
+      </w:tr>
+    </w:tbl>
+    <w:p/>
     <w:p>
       <w:pPr>
-        <w:spacing w:after="80"/>
+        <w:pStyle w:val="ListBullet"/>
+        <w:spacing w:after="40"/>
+        <w:ind w:left="360"/>
       </w:pPr>
-      <w:r>
-        <w:rPr>
-          <w:i/>
-          <w:color w:val="145AA0"/>
-          <w:sz w:val="21"/>
-        </w:rPr>
-      </w:r>
       <w:r>
         <w:rPr>
           <w:color w:val="282C34"/>
           <w:sz w:val="21"/>
         </w:rPr>
-        <w:t>\int_0^{T_s} v_L(t) \, dt = V_{IN} \cdot D \cdot T_s + (-|V_o|) \cdot (1 - D) \cdot T_s = 0</w:t>
-      </w:r>
-      <w:r>
-        <w:rPr>
-          <w:i/>
-          <w:color w:val="145AA0"/>
-          <w:sz w:val="21"/>
-        </w:rPr>
-      </w:r>
-    </w:p>
-    <w:p>
-      <w:pPr>
-        <w:spacing w:after="80"/>
-      </w:pPr>
-      <w:r>
-        <w:rPr>
-          <w:i/>
-          <w:color w:val="145AA0"/>
-          <w:sz w:val="21"/>
-        </w:rPr>
-      </w:r>
-      <w:r>
-        <w:rPr>
-          <w:color w:val="282C34"/>
-          <w:sz w:val="21"/>
-        </w:rPr>
-        <w:t>|V_o| = V_{IN} \cdot \frac{D}{1 - D} \implies V_o = -V_{IN} \cdot \frac{D}{1 - D}</w:t>
-      </w:r>
-      <w:r>
-        <w:rPr>
-          <w:i/>
-          <w:color w:val="145AA0"/>
-          <w:sz w:val="21"/>
-        </w:rPr>
+        <w:t>When D &lt; 0.5 =&gt; |V_o| &lt; V_IN (Step-Down / Buck Mode)</w:t>
       </w:r>
     </w:p>
     <w:p>
@@ -3103,22 +2647,7 @@
           <w:color w:val="282C34"/>
           <w:sz w:val="21"/>
         </w:rPr>
-        <w:t xml:space="preserve">When </w:t>
-      </w:r>
-      <w:r>
-        <w:rPr>
-          <w:i/>
-          <w:color w:val="145AA0"/>
-          <w:sz w:val="21"/>
-        </w:rPr>
-        <w:t>D &lt; 0.5 \implies |V_o| &lt; V_{IN</w:t>
-      </w:r>
-      <w:r>
-        <w:rPr>
-          <w:color w:val="282C34"/>
-          <w:sz w:val="21"/>
-        </w:rPr>
-        <w:t xml:space="preserve"> (Step-Down / Buck Mode)</w:t>
+        <w:t>When D = 0.5 =&gt; |V_o| = V_IN (Unity Gain)</w:t>
       </w:r>
     </w:p>
     <w:p>
@@ -3132,51 +2661,7 @@
           <w:color w:val="282C34"/>
           <w:sz w:val="21"/>
         </w:rPr>
-        <w:t xml:space="preserve">When </w:t>
-      </w:r>
-      <w:r>
-        <w:rPr>
-          <w:i/>
-          <w:color w:val="145AA0"/>
-          <w:sz w:val="21"/>
-        </w:rPr>
-        <w:t>D = 0.5 \implies |V_o| = V_{IN</w:t>
-      </w:r>
-      <w:r>
-        <w:rPr>
-          <w:color w:val="282C34"/>
-          <w:sz w:val="21"/>
-        </w:rPr>
-        <w:t xml:space="preserve"> (Unity Gain)</w:t>
-      </w:r>
-    </w:p>
-    <w:p>
-      <w:pPr>
-        <w:pStyle w:val="ListBullet"/>
-        <w:spacing w:after="40"/>
-        <w:ind w:left="360"/>
-      </w:pPr>
-      <w:r>
-        <w:rPr>
-          <w:color w:val="282C34"/>
-          <w:sz w:val="21"/>
-        </w:rPr>
-        <w:t xml:space="preserve">When </w:t>
-      </w:r>
-      <w:r>
-        <w:rPr>
-          <w:i/>
-          <w:color w:val="145AA0"/>
-          <w:sz w:val="21"/>
-        </w:rPr>
-        <w:t>D &gt; 0.5 \implies |V_o| &gt; V_{IN</w:t>
-      </w:r>
-      <w:r>
-        <w:rPr>
-          <w:color w:val="282C34"/>
-          <w:sz w:val="21"/>
-        </w:rPr>
-        <w:t xml:space="preserve"> (Step-Up / Boost Mode)</w:t>
+        <w:t>When D &gt; 0.5 =&gt; |V_o| &gt; V_IN (Step-Up / Boost Mode)</w:t>
       </w:r>
     </w:p>
     <w:p>
@@ -3201,37 +2686,7 @@
           <w:color w:val="282C34"/>
           <w:sz w:val="21"/>
         </w:rPr>
-        <w:t xml:space="preserve">Both the switch </w:t>
-      </w:r>
-      <w:r>
-        <w:rPr>
-          <w:i/>
-          <w:color w:val="145AA0"/>
-          <w:sz w:val="21"/>
-        </w:rPr>
-        <w:t>Q_1</w:t>
-      </w:r>
-      <w:r>
-        <w:rPr>
-          <w:color w:val="282C34"/>
-          <w:sz w:val="21"/>
-        </w:rPr>
-        <w:t xml:space="preserve"> and the diode </w:t>
-      </w:r>
-      <w:r>
-        <w:rPr>
-          <w:i/>
-          <w:color w:val="145AA0"/>
-          <w:sz w:val="21"/>
-        </w:rPr>
-        <w:t>D_1</w:t>
-      </w:r>
-      <w:r>
-        <w:rPr>
-          <w:color w:val="282C34"/>
-          <w:sz w:val="21"/>
-        </w:rPr>
-        <w:t xml:space="preserve"> see a peak reverse voltage equal to the </w:t>
+        <w:t xml:space="preserve">Both the switch Q_1 and the diode D_1 see a peak reverse voltage equal to the </w:t>
       </w:r>
       <w:r>
         <w:rPr>
@@ -3249,32 +2704,50 @@
         <w:t>:</w:t>
       </w:r>
     </w:p>
-    <w:p>
-      <w:pPr>
-        <w:spacing w:after="80"/>
-      </w:pPr>
-      <w:r>
-        <w:rPr>
-          <w:i/>
-          <w:color w:val="145AA0"/>
-          <w:sz w:val="21"/>
-        </w:rPr>
-      </w:r>
-      <w:r>
-        <w:rPr>
-          <w:color w:val="282C34"/>
-          <w:sz w:val="21"/>
-        </w:rPr>
-        <w:t>V_{stress} = V_{IN} + |V_o|</w:t>
-      </w:r>
-      <w:r>
-        <w:rPr>
-          <w:i/>
-          <w:color w:val="145AA0"/>
-          <w:sz w:val="21"/>
-        </w:rPr>
-      </w:r>
-    </w:p>
+    <w:tbl>
+      <w:tblPr>
+        <w:tblW w:type="auto" w:w="0"/>
+        <w:jc w:val="center"/>
+        <w:tblLook w:firstColumn="1" w:firstRow="1" w:lastColumn="0" w:lastRow="0" w:noHBand="0" w:noVBand="1" w:val="04A0"/>
+      </w:tblPr>
+      <w:tblGrid>
+        <w:gridCol w:w="9792"/>
+      </w:tblGrid>
+      <w:tr>
+        <w:tc>
+          <w:tcPr>
+            <w:tcW w:type="dxa" w:w="9792"/>
+            <w:shd w:fill="F5F6F8"/>
+            <w:tcMar>
+              <w:top w:w="80" w:type="dxa"/>
+              <w:bottom w:w="80" w:type="dxa"/>
+              <w:left w:w="140" w:type="dxa"/>
+              <w:right w:w="140" w:type="dxa"/>
+            </w:tcMar>
+            <w:tcBorders>
+              <w:left w:val="single" w:sz="18" w:space="0" w:color="CBD5E0"/>
+              <w:top w:val="none"/>
+              <w:right w:val="none"/>
+              <w:bottom w:val="none"/>
+            </w:tcBorders>
+          </w:tcPr>
+          <w:p>
+            <w:pPr>
+              <w:spacing w:line="240" w:lineRule="auto" w:after="0"/>
+            </w:pPr>
+            <w:r>
+              <w:rPr>
+                <w:rFonts w:ascii="Consolas" w:hAnsi="Consolas"/>
+                <w:color w:val="2D3748"/>
+                <w:sz w:val="18"/>
+              </w:rPr>
+              <w:t>V_stress = V_IN + |V_o|</w:t>
+            </w:r>
+          </w:p>
+        </w:tc>
+      </w:tr>
+    </w:tbl>
+    <w:p/>
     <w:p>
       <w:pPr>
         <w:spacing w:after="80"/>
@@ -3788,69 +3261,7 @@
                 <w:color w:val="282C34"/>
                 <w:sz w:val="18"/>
               </w:rPr>
-              <w:t xml:space="preserve">Fuse </w:t>
-            </w:r>
-            <w:r>
-              <w:rPr>
-                <w:i/>
-                <w:color w:val="145AA0"/>
-                <w:sz w:val="18"/>
-              </w:rPr>
-              <w:t>F_1</w:t>
-            </w:r>
-            <w:r>
-              <w:rPr>
-                <w:color w:val="282C34"/>
-                <w:sz w:val="18"/>
-              </w:rPr>
-              <w:t xml:space="preserve"> Output</w:t>
-            </w:r>
-          </w:p>
-        </w:tc>
-        <w:tc>
-          <w:tcPr>
-            <w:tcW w:type="dxa" w:w="1958"/>
-            <w:tcMar>
-              <w:top w:w="80" w:type="dxa"/>
-              <w:bottom w:w="80" w:type="dxa"/>
-              <w:left w:w="120" w:type="dxa"/>
-              <w:right w:w="120" w:type="dxa"/>
-            </w:tcMar>
-            <w:vAlign w:val="center"/>
-          </w:tcPr>
-          <w:p>
-            <w:pPr>
-              <w:spacing w:after="0"/>
-            </w:pPr>
-            <w:r>
-              <w:rPr>
-                <w:i/>
-                <w:color w:val="145AA0"/>
-                <w:sz w:val="18"/>
-              </w:rPr>
-              <w:t>C_{in</w:t>
-            </w:r>
-            <w:r>
-              <w:rPr>
-                <w:color w:val="282C34"/>
-                <w:sz w:val="18"/>
-              </w:rPr>
-              <w:t xml:space="preserve"> bank (+), </w:t>
-            </w:r>
-            <w:r>
-              <w:rPr>
-                <w:i/>
-                <w:color w:val="145AA0"/>
-                <w:sz w:val="18"/>
-              </w:rPr>
-              <w:t>Q_A</w:t>
-            </w:r>
-            <w:r>
-              <w:rPr>
-                <w:color w:val="282C34"/>
-                <w:sz w:val="18"/>
-              </w:rPr>
-              <w:t xml:space="preserve"> Drain (Pins 5-8)</w:t>
+              <w:t>Fuse F_1 Output</w:t>
             </w:r>
           </w:p>
         </w:tc>
@@ -3874,22 +3285,7 @@
                 <w:color w:val="282C34"/>
                 <w:sz w:val="18"/>
               </w:rPr>
-              <w:t>Filtered wide-range input rail (</w:t>
-            </w:r>
-            <w:r>
-              <w:rPr>
-                <w:i/>
-                <w:color w:val="145AA0"/>
-                <w:sz w:val="18"/>
-              </w:rPr>
-              <w:t>6\,V \dots 36\,V</w:t>
-            </w:r>
-            <w:r>
-              <w:rPr>
-                <w:color w:val="282C34"/>
-                <w:sz w:val="18"/>
-              </w:rPr>
-              <w:t>)</w:t>
+              <w:t>C_in bank (+), Q_A Drain (Pins 5-8)</w:t>
             </w:r>
           </w:p>
         </w:tc>
@@ -3913,37 +3309,31 @@
                 <w:color w:val="282C34"/>
                 <w:sz w:val="18"/>
               </w:rPr>
-              <w:t xml:space="preserve">Ceramic capacitors </w:t>
+              <w:t>Filtered wide-range input rail (6 V ... 36 V)</w:t>
             </w:r>
-            <w:r>
-              <w:rPr>
-                <w:i/>
-                <w:color w:val="145AA0"/>
-                <w:sz w:val="18"/>
-              </w:rPr>
-              <w:t>C_{in,cer</w:t>
-            </w:r>
+          </w:p>
+        </w:tc>
+        <w:tc>
+          <w:tcPr>
+            <w:tcW w:type="dxa" w:w="1958"/>
+            <w:tcMar>
+              <w:top w:w="80" w:type="dxa"/>
+              <w:bottom w:w="80" w:type="dxa"/>
+              <w:left w:w="120" w:type="dxa"/>
+              <w:right w:w="120" w:type="dxa"/>
+            </w:tcMar>
+            <w:vAlign w:val="center"/>
+          </w:tcPr>
+          <w:p>
+            <w:pPr>
+              <w:spacing w:after="0"/>
+            </w:pPr>
             <w:r>
               <w:rPr>
                 <w:color w:val="282C34"/>
                 <w:sz w:val="18"/>
               </w:rPr>
-              <w:t xml:space="preserve"> must bridge directly to </w:t>
-            </w:r>
-            <w:r>
-              <w:rPr>
-                <w:i/>
-                <w:color w:val="145AA0"/>
-                <w:sz w:val="18"/>
-              </w:rPr>
-              <w:t>Q_B</w:t>
-            </w:r>
-            <w:r>
-              <w:rPr>
-                <w:color w:val="282C34"/>
-                <w:sz w:val="18"/>
-              </w:rPr>
-              <w:t xml:space="preserve"> source ground pad.</w:t>
+              <w:t>Ceramic capacitors C_in,cer must bridge directly to Q_B source ground pad.</w:t>
             </w:r>
           </w:p>
         </w:tc>
@@ -3993,33 +3383,10 @@
             </w:pPr>
             <w:r>
               <w:rPr>
-                <w:i/>
-                <w:color w:val="145AA0"/>
-                <w:sz w:val="18"/>
-              </w:rPr>
-              <w:t>Q_A</w:t>
-            </w:r>
-            <w:r>
-              <w:rPr>
                 <w:color w:val="282C34"/>
                 <w:sz w:val="18"/>
               </w:rPr>
-              <w:t xml:space="preserve"> Source, </w:t>
-            </w:r>
-            <w:r>
-              <w:rPr>
-                <w:i/>
-                <w:color w:val="145AA0"/>
-                <w:sz w:val="18"/>
-              </w:rPr>
-              <w:t>Q_B</w:t>
-            </w:r>
-            <w:r>
-              <w:rPr>
-                <w:color w:val="282C34"/>
-                <w:sz w:val="18"/>
-              </w:rPr>
-              <w:t xml:space="preserve"> Drain</w:t>
+              <w:t>Q_A Source, Q_B Drain</w:t>
             </w:r>
           </w:p>
         </w:tc>
@@ -4044,37 +3411,7 @@
                 <w:color w:val="282C34"/>
                 <w:sz w:val="18"/>
               </w:rPr>
-              <w:t xml:space="preserve">Inductor </w:t>
-            </w:r>
-            <w:r>
-              <w:rPr>
-                <w:i/>
-                <w:color w:val="145AA0"/>
-                <w:sz w:val="18"/>
-              </w:rPr>
-              <w:t>L_1</w:t>
-            </w:r>
-            <w:r>
-              <w:rPr>
-                <w:color w:val="282C34"/>
-                <w:sz w:val="18"/>
-              </w:rPr>
-              <w:t xml:space="preserve"> Pin 1, Controller SW1, </w:t>
-            </w:r>
-            <w:r>
-              <w:rPr>
-                <w:i/>
-                <w:color w:val="145AA0"/>
-                <w:sz w:val="18"/>
-              </w:rPr>
-              <w:t>C_{boot1</w:t>
-            </w:r>
-            <w:r>
-              <w:rPr>
-                <w:color w:val="282C34"/>
-                <w:sz w:val="18"/>
-              </w:rPr>
-              <w:t xml:space="preserve"> (-)</w:t>
+              <w:t>Inductor L_1 Pin 1, Controller SW1, C_boot1 (-)</w:t>
             </w:r>
           </w:p>
         </w:tc>
@@ -4124,22 +3461,7 @@
                 <w:color w:val="282C34"/>
                 <w:sz w:val="18"/>
               </w:rPr>
-              <w:t xml:space="preserve">High </w:t>
-            </w:r>
-            <w:r>
-              <w:rPr>
-                <w:i/>
-                <w:color w:val="145AA0"/>
-                <w:sz w:val="18"/>
-              </w:rPr>
-              <w:t>dv/dt</w:t>
-            </w:r>
-            <w:r>
-              <w:rPr>
-                <w:color w:val="282C34"/>
-                <w:sz w:val="18"/>
-              </w:rPr>
-              <w:t xml:space="preserve"> rectangular node; keep surface area small to mitigate capacitive coupling.</w:t>
+              <w:t>High dv/dt rectangular node; keep surface area small to mitigate capacitive coupling.</w:t>
             </w:r>
           </w:p>
         </w:tc>
@@ -4190,22 +3512,7 @@
                 <w:color w:val="282C34"/>
                 <w:sz w:val="18"/>
               </w:rPr>
-              <w:t xml:space="preserve">Inductor </w:t>
-            </w:r>
-            <w:r>
-              <w:rPr>
-                <w:i/>
-                <w:color w:val="145AA0"/>
-                <w:sz w:val="18"/>
-              </w:rPr>
-              <w:t>L_1</w:t>
-            </w:r>
-            <w:r>
-              <w:rPr>
-                <w:color w:val="282C34"/>
-                <w:sz w:val="18"/>
-              </w:rPr>
-              <w:t xml:space="preserve"> Pin 2</w:t>
+              <w:t>Inductor L_1 Pin 2</w:t>
             </w:r>
           </w:p>
         </w:tc>
@@ -4229,22 +3536,7 @@
                 <w:color w:val="282C34"/>
                 <w:sz w:val="18"/>
               </w:rPr>
-              <w:t xml:space="preserve">Shunt </w:t>
-            </w:r>
-            <w:r>
-              <w:rPr>
-                <w:i/>
-                <w:color w:val="145AA0"/>
-                <w:sz w:val="18"/>
-              </w:rPr>
-              <w:t>R_{sense</w:t>
-            </w:r>
-            <w:r>
-              <w:rPr>
-                <w:color w:val="282C34"/>
-                <w:sz w:val="18"/>
-              </w:rPr>
-              <w:t xml:space="preserve"> Terminal 1</w:t>
+              <w:t>Shunt R_sense Terminal 1</w:t>
             </w:r>
           </w:p>
         </w:tc>
@@ -4345,22 +3637,7 @@
                 <w:color w:val="282C34"/>
                 <w:sz w:val="18"/>
               </w:rPr>
-              <w:t xml:space="preserve">Shunt </w:t>
-            </w:r>
-            <w:r>
-              <w:rPr>
-                <w:i/>
-                <w:color w:val="145AA0"/>
-                <w:sz w:val="18"/>
-              </w:rPr>
-              <w:t>R_{sense</w:t>
-            </w:r>
-            <w:r>
-              <w:rPr>
-                <w:color w:val="282C34"/>
-                <w:sz w:val="18"/>
-              </w:rPr>
-              <w:t xml:space="preserve"> Terminal 2</w:t>
+              <w:t>Shunt R_sense Terminal 2</w:t>
             </w:r>
           </w:p>
         </w:tc>
@@ -4382,48 +3659,10 @@
             </w:pPr>
             <w:r>
               <w:rPr>
-                <w:i/>
-                <w:color w:val="145AA0"/>
-                <w:sz w:val="18"/>
-              </w:rPr>
-              <w:t>Q_C</w:t>
-            </w:r>
-            <w:r>
-              <w:rPr>
                 <w:color w:val="282C34"/>
                 <w:sz w:val="18"/>
               </w:rPr>
-              <w:t xml:space="preserve"> Drain, </w:t>
-            </w:r>
-            <w:r>
-              <w:rPr>
-                <w:i/>
-                <w:color w:val="145AA0"/>
-                <w:sz w:val="18"/>
-              </w:rPr>
-              <w:t>Q_D</w:t>
-            </w:r>
-            <w:r>
-              <w:rPr>
-                <w:color w:val="282C34"/>
-                <w:sz w:val="18"/>
-              </w:rPr>
-              <w:t xml:space="preserve"> Source, Controller SW2, </w:t>
-            </w:r>
-            <w:r>
-              <w:rPr>
-                <w:i/>
-                <w:color w:val="145AA0"/>
-                <w:sz w:val="18"/>
-              </w:rPr>
-              <w:t>C_{boot2</w:t>
-            </w:r>
-            <w:r>
-              <w:rPr>
-                <w:color w:val="282C34"/>
-                <w:sz w:val="18"/>
-              </w:rPr>
-              <w:t xml:space="preserve"> (-)</w:t>
+              <w:t>Q_C Drain, Q_D Source, Controller SW2, C_boot2 (-)</w:t>
             </w:r>
           </w:p>
         </w:tc>
@@ -4521,18 +3760,10 @@
             </w:pPr>
             <w:r>
               <w:rPr>
-                <w:i/>
-                <w:color w:val="145AA0"/>
-                <w:sz w:val="18"/>
-              </w:rPr>
-              <w:t>Q_D</w:t>
-            </w:r>
-            <w:r>
-              <w:rPr>
                 <w:color w:val="282C34"/>
                 <w:sz w:val="18"/>
               </w:rPr>
-              <w:t xml:space="preserve"> Drain (Pins 5-8)</w:t>
+              <w:t>Q_D Drain (Pins 5-8)</w:t>
             </w:r>
           </w:p>
         </w:tc>
@@ -4553,33 +3784,10 @@
             </w:pPr>
             <w:r>
               <w:rPr>
-                <w:i/>
-                <w:color w:val="145AA0"/>
-                <w:sz w:val="18"/>
-              </w:rPr>
-              <w:t>C_{out</w:t>
-            </w:r>
-            <w:r>
-              <w:rPr>
                 <w:color w:val="282C34"/>
                 <w:sz w:val="18"/>
               </w:rPr>
-              <w:t xml:space="preserve"> bank (+), Feedback </w:t>
-            </w:r>
-            <w:r>
-              <w:rPr>
-                <w:i/>
-                <w:color w:val="145AA0"/>
-                <w:sz w:val="18"/>
-              </w:rPr>
-              <w:t>R_{fb1</w:t>
-            </w:r>
-            <w:r>
-              <w:rPr>
-                <w:color w:val="282C34"/>
-                <w:sz w:val="18"/>
-              </w:rPr>
-              <w:t>, Load (+)</w:t>
+              <w:t>C_out bank (+), Feedback R_fb1, Load (+)</w:t>
             </w:r>
           </w:p>
         </w:tc>
@@ -4627,52 +3835,7 @@
                 <w:color w:val="282C34"/>
                 <w:sz w:val="18"/>
               </w:rPr>
-              <w:t xml:space="preserve">Low-impedance plane pour; </w:t>
-            </w:r>
-            <w:r>
-              <w:rPr>
-                <w:i/>
-                <w:color w:val="145AA0"/>
-                <w:sz w:val="18"/>
-              </w:rPr>
-              <w:t>C_{out,cer</w:t>
-            </w:r>
-            <w:r>
-              <w:rPr>
-                <w:color w:val="282C34"/>
-                <w:sz w:val="18"/>
-              </w:rPr>
-              <w:t xml:space="preserve"> placed directly at </w:t>
-            </w:r>
-            <w:r>
-              <w:rPr>
-                <w:i/>
-                <w:color w:val="145AA0"/>
-                <w:sz w:val="18"/>
-              </w:rPr>
-              <w:t>Q_D</w:t>
-            </w:r>
-            <w:r>
-              <w:rPr>
-                <w:color w:val="282C34"/>
-                <w:sz w:val="18"/>
-              </w:rPr>
-              <w:t xml:space="preserve"> drain and </w:t>
-            </w:r>
-            <w:r>
-              <w:rPr>
-                <w:i/>
-                <w:color w:val="145AA0"/>
-                <w:sz w:val="18"/>
-              </w:rPr>
-              <w:t>Q_C</w:t>
-            </w:r>
-            <w:r>
-              <w:rPr>
-                <w:color w:val="282C34"/>
-                <w:sz w:val="18"/>
-              </w:rPr>
-              <w:t xml:space="preserve"> source.</w:t>
+              <w:t>Low-impedance plane pour; C_out,cer placed directly at Q_D drain and Q_C source.</w:t>
             </w:r>
           </w:p>
         </w:tc>
@@ -4722,18 +3885,10 @@
             </w:pPr>
             <w:r>
               <w:rPr>
-                <w:i/>
-                <w:color w:val="145AA0"/>
-                <w:sz w:val="18"/>
-              </w:rPr>
-              <w:t>D_{boot1/2</w:t>
-            </w:r>
-            <w:r>
-              <w:rPr>
                 <w:color w:val="282C34"/>
                 <w:sz w:val="18"/>
               </w:rPr>
-              <w:t xml:space="preserve"> Cathodes</w:t>
+              <w:t>D_boot1/2 Cathodes</w:t>
             </w:r>
           </w:p>
         </w:tc>
@@ -4808,22 +3963,7 @@
                 <w:color w:val="282C34"/>
                 <w:sz w:val="18"/>
               </w:rPr>
-              <w:t>Refreshed whenever low-side switches (</w:t>
-            </w:r>
-            <w:r>
-              <w:rPr>
-                <w:i/>
-                <w:color w:val="145AA0"/>
-                <w:sz w:val="18"/>
-              </w:rPr>
-              <w:t>Q_B / Q_C</w:t>
-            </w:r>
-            <w:r>
-              <w:rPr>
-                <w:color w:val="282C34"/>
-                <w:sz w:val="18"/>
-              </w:rPr>
-              <w:t>) conduct and pull SW nodes to GND.</w:t>
+              <w:t>Refreshed whenever low-side switches (Q_B / Q_C) conduct and pull SW nodes to GND.</w:t>
             </w:r>
           </w:p>
         </w:tc>
@@ -4871,33 +4011,10 @@
             </w:pPr>
             <w:r>
               <w:rPr>
-                <w:i/>
-                <w:color w:val="145AA0"/>
-                <w:sz w:val="18"/>
-              </w:rPr>
-              <w:t>Q_B</w:t>
-            </w:r>
-            <w:r>
-              <w:rPr>
                 <w:color w:val="282C34"/>
                 <w:sz w:val="18"/>
               </w:rPr>
-              <w:t xml:space="preserve"> Source, </w:t>
-            </w:r>
-            <w:r>
-              <w:rPr>
-                <w:i/>
-                <w:color w:val="145AA0"/>
-                <w:sz w:val="18"/>
-              </w:rPr>
-              <w:t>Q_C</w:t>
-            </w:r>
-            <w:r>
-              <w:rPr>
-                <w:color w:val="282C34"/>
-                <w:sz w:val="18"/>
-              </w:rPr>
-              <w:t xml:space="preserve"> Source, Filter caps (-)</w:t>
+              <w:t>Q_B Source, Q_C Source, Filter caps (-)</w:t>
             </w:r>
           </w:p>
         </w:tc>
@@ -5164,7 +4281,7 @@
                 <w:color w:val="282C34"/>
                 <w:sz w:val="18"/>
               </w:rPr>
-              <w:t>$Q_A, Q_B$</w:t>
+              <w:t>Q_A, Q_B</w:t>
             </w:r>
           </w:p>
         </w:tc>
@@ -5233,11 +4350,10 @@
             </w:pPr>
             <w:r>
               <w:rPr>
-                <w:i/>
-                <w:color w:val="145AA0"/>
+                <w:color w:val="282C34"/>
                 <w:sz w:val="18"/>
               </w:rPr>
-              <w:t>V_{DS = 100\,V, I_D = 100\,A, R_{DS(on) = 3.5\,m\Omega, Q_g = 28\,nC</w:t>
+              <w:t>V_DS = 100 V, I_D = 100 A, R_DS(on) = 3.5 mΩ, Q_g = 28 nC</w:t>
             </w:r>
           </w:p>
         </w:tc>
@@ -5261,22 +4377,7 @@
                 <w:color w:val="282C34"/>
                 <w:sz w:val="18"/>
               </w:rPr>
-              <w:t>Low figure-of-merit (</w:t>
-            </w:r>
-            <w:r>
-              <w:rPr>
-                <w:i/>
-                <w:color w:val="145AA0"/>
-                <w:sz w:val="18"/>
-              </w:rPr>
-              <w:t>R_{DS(on) \cdot Q_g</w:t>
-            </w:r>
-            <w:r>
-              <w:rPr>
-                <w:color w:val="282C34"/>
-                <w:sz w:val="18"/>
-              </w:rPr>
-              <w:t>) for high efficiency in Buck mode.</w:t>
+              <w:t>Low figure-of-merit (R_DS(on) * Q_g) for high efficiency in Buck mode.</w:t>
             </w:r>
           </w:p>
         </w:tc>
@@ -5304,7 +4405,7 @@
                 <w:color w:val="282C34"/>
                 <w:sz w:val="18"/>
               </w:rPr>
-              <w:t>$Q_C, Q_D$</w:t>
+              <w:t>Q_C, Q_D</w:t>
             </w:r>
           </w:p>
         </w:tc>
@@ -5376,11 +4477,10 @@
             </w:pPr>
             <w:r>
               <w:rPr>
-                <w:i/>
-                <w:color w:val="145AA0"/>
+                <w:color w:val="282C34"/>
                 <w:sz w:val="18"/>
               </w:rPr>
-              <w:t>V_{DS = 100\,V, I_D = 100\,A, R_{DS(on) = 3.5\,m\Omega, Q_g = 28\,nC</w:t>
+              <w:t>V_DS = 100 V, I_D = 100 A, R_DS(on) = 3.5 mΩ, Q_g = 28 nC</w:t>
             </w:r>
           </w:p>
         </w:tc>
@@ -5432,7 +4532,7 @@
                 <w:color w:val="282C34"/>
                 <w:sz w:val="18"/>
               </w:rPr>
-              <w:t>$L_1$</w:t>
+              <w:t>L_1</w:t>
             </w:r>
           </w:p>
         </w:tc>
@@ -5501,11 +4601,10 @@
             </w:pPr>
             <w:r>
               <w:rPr>
-                <w:i/>
-                <w:color w:val="145AA0"/>
+                <w:color w:val="282C34"/>
                 <w:sz w:val="18"/>
               </w:rPr>
-              <w:t>L = 10\,µH, I_{sat = 14\,A, I_{rms = 11.5\,A, DCR = 8.2\,m\Omega</w:t>
+              <w:t>L = 10 µH, I_sat = 14 A, I_rms = 11.5 A, DCR = 8.2 mΩ</w:t>
             </w:r>
           </w:p>
         </w:tc>
@@ -5529,22 +4628,7 @@
                 <w:color w:val="282C34"/>
                 <w:sz w:val="18"/>
               </w:rPr>
-              <w:t xml:space="preserve">Flat-wire wound core minimizes skin effect AC copper losses at </w:t>
-            </w:r>
-            <w:r>
-              <w:rPr>
-                <w:i/>
-                <w:color w:val="145AA0"/>
-                <w:sz w:val="18"/>
-              </w:rPr>
-              <w:t>300\,kHz \dots 500\,kHz</w:t>
-            </w:r>
-            <w:r>
-              <w:rPr>
-                <w:color w:val="282C34"/>
-                <w:sz w:val="18"/>
-              </w:rPr>
-              <w:t>.</w:t>
+              <w:t>Flat-wire wound core minimizes skin effect AC copper losses at 300 kHz ... 500 kHz.</w:t>
             </w:r>
           </w:p>
         </w:tc>
@@ -5572,7 +4656,7 @@
                 <w:color w:val="282C34"/>
                 <w:sz w:val="18"/>
               </w:rPr>
-              <w:t>$R_{sense}$</w:t>
+              <w:t>R_sense</w:t>
             </w:r>
           </w:p>
         </w:tc>
@@ -5644,11 +4728,10 @@
             </w:pPr>
             <w:r>
               <w:rPr>
-                <w:i/>
-                <w:color w:val="145AA0"/>
+                <w:color w:val="282C34"/>
                 <w:sz w:val="18"/>
               </w:rPr>
-              <w:t>5.0\,m\Omega, 2.0\,W, 1\%, Kelvin 4-Terminal</w:t>
+              <w:t>5.0 mΩ, 2.0 W, 1\%, Kelvin 4-Terminal</w:t>
             </w:r>
           </w:p>
         </w:tc>
@@ -5673,22 +4756,7 @@
                 <w:color w:val="282C34"/>
                 <w:sz w:val="18"/>
               </w:rPr>
-              <w:t>Ultra-low thermal EMF (</w:t>
-            </w:r>
-            <w:r>
-              <w:rPr>
-                <w:i/>
-                <w:color w:val="145AA0"/>
-                <w:sz w:val="18"/>
-              </w:rPr>
-              <w:t>&lt; 3\,µV/^\circC</w:t>
-            </w:r>
-            <w:r>
-              <w:rPr>
-                <w:color w:val="282C34"/>
-                <w:sz w:val="18"/>
-              </w:rPr>
-              <w:t>) ensures accurate current loop stability.</w:t>
+              <w:t>Ultra-low thermal EMF (&lt; 3 µV/°C) ensures accurate current loop stability.</w:t>
             </w:r>
           </w:p>
         </w:tc>
@@ -5715,7 +4783,7 @@
                 <w:color w:val="282C34"/>
                 <w:sz w:val="18"/>
               </w:rPr>
-              <w:t>$C_{in,bulk}$</w:t>
+              <w:t>C_in,bulk</w:t>
             </w:r>
           </w:p>
         </w:tc>
@@ -5784,11 +4852,10 @@
             </w:pPr>
             <w:r>
               <w:rPr>
-                <w:i/>
-                <w:color w:val="145AA0"/>
+                <w:color w:val="282C34"/>
                 <w:sz w:val="18"/>
               </w:rPr>
-              <w:t>150\,µF, 50\,V, OS-CON Polymer, ESR = 18\,m\Omega</w:t>
+              <w:t>150 µF, 50 V, OS-CON Polymer, ESR = 18 mΩ</w:t>
             </w:r>
           </w:p>
         </w:tc>
@@ -5809,33 +4876,10 @@
             </w:pPr>
             <w:r>
               <w:rPr>
-                <w:i/>
-                <w:color w:val="145AA0"/>
-                <w:sz w:val="18"/>
-              </w:rPr>
-              <w:t>50\,V</w:t>
-            </w:r>
-            <w:r>
-              <w:rPr>
                 <w:color w:val="282C34"/>
                 <w:sz w:val="18"/>
               </w:rPr>
-              <w:t xml:space="preserve"> rating safely absorbs automotive load-dump surges up to </w:t>
-            </w:r>
-            <w:r>
-              <w:rPr>
-                <w:i/>
-                <w:color w:val="145AA0"/>
-                <w:sz w:val="18"/>
-              </w:rPr>
-              <w:t>36\,V</w:t>
-            </w:r>
-            <w:r>
-              <w:rPr>
-                <w:color w:val="282C34"/>
-                <w:sz w:val="18"/>
-              </w:rPr>
-              <w:t>.</w:t>
+              <w:t>50 V rating safely absorbs automotive load-dump surges up to 36 V.</w:t>
             </w:r>
           </w:p>
         </w:tc>
@@ -5863,7 +4907,7 @@
                 <w:color w:val="282C34"/>
                 <w:sz w:val="18"/>
               </w:rPr>
-              <w:t>$C_{out,cer}$</w:t>
+              <w:t>C_out,cer</w:t>
             </w:r>
           </w:p>
         </w:tc>
@@ -5935,18 +4979,10 @@
             </w:pPr>
             <w:r>
               <w:rPr>
-                <w:i/>
-                <w:color w:val="145AA0"/>
-                <w:sz w:val="18"/>
-              </w:rPr>
-              <w:t>4 × 22\,µF, 25\,V, X7R, 1210</w:t>
-            </w:r>
-            <w:r>
-              <w:rPr>
                 <w:color w:val="282C34"/>
                 <w:sz w:val="18"/>
               </w:rPr>
-              <w:t xml:space="preserve"> package</w:t>
+              <w:t>4 * 22 µF, 25 V, X7R, 1210 package</w:t>
             </w:r>
           </w:p>
         </w:tc>
@@ -5971,22 +5007,7 @@
                 <w:color w:val="282C34"/>
                 <w:sz w:val="18"/>
               </w:rPr>
-              <w:t>Provides low output impedance across wide dynamic load range (</w:t>
-            </w:r>
-            <w:r>
-              <w:rPr>
-                <w:i/>
-                <w:color w:val="145AA0"/>
-                <w:sz w:val="18"/>
-              </w:rPr>
-              <w:t>0.1\,A \dots 5\,A</w:t>
-            </w:r>
-            <w:r>
-              <w:rPr>
-                <w:color w:val="282C34"/>
-                <w:sz w:val="18"/>
-              </w:rPr>
-              <w:t>).</w:t>
+              <w:t>Provides low output impedance across wide dynamic load range (0.1 A ... 5 A).</w:t>
             </w:r>
           </w:p>
         </w:tc>
@@ -6013,7 +5034,7 @@
                 <w:color w:val="282C34"/>
                 <w:sz w:val="18"/>
               </w:rPr>
-              <w:t>$U_1$ (Controller)</w:t>
+              <w:t>U_1 (Controller)</w:t>
             </w:r>
           </w:p>
         </w:tc>
@@ -6085,37 +5106,7 @@
                 <w:color w:val="282C34"/>
                 <w:sz w:val="18"/>
               </w:rPr>
-              <w:t xml:space="preserve">Wide </w:t>
-            </w:r>
-            <w:r>
-              <w:rPr>
-                <w:i/>
-                <w:color w:val="145AA0"/>
-                <w:sz w:val="18"/>
-              </w:rPr>
-              <w:t>V_{IN</w:t>
-            </w:r>
-            <w:r>
-              <w:rPr>
-                <w:color w:val="282C34"/>
-                <w:sz w:val="18"/>
-              </w:rPr>
-              <w:t xml:space="preserve"> (</w:t>
-            </w:r>
-            <w:r>
-              <w:rPr>
-                <w:i/>
-                <w:color w:val="145AA0"/>
-                <w:sz w:val="18"/>
-              </w:rPr>
-              <w:t>3.5\,V \dots 55\,V</w:t>
-            </w:r>
-            <w:r>
-              <w:rPr>
-                <w:color w:val="282C34"/>
-                <w:sz w:val="18"/>
-              </w:rPr>
-              <w:t>), integrated 2A drivers</w:t>
+              <w:t>Wide V_IN (3.5 V ... 55 V), integrated 2A drivers</w:t>
             </w:r>
           </w:p>
         </w:tc>
@@ -6168,22 +5159,7 @@
           <w:color w:val="282C34"/>
           <w:sz w:val="21"/>
         </w:rPr>
-        <w:t>To maximize efficiency (</w:t>
-      </w:r>
-      <w:r>
-        <w:rPr>
-          <w:i/>
-          <w:color w:val="145AA0"/>
-          <w:sz w:val="21"/>
-        </w:rPr>
-        <w:t>&gt; 98\%</w:t>
-      </w:r>
-      <w:r>
-        <w:rPr>
-          <w:color w:val="282C34"/>
-          <w:sz w:val="21"/>
-        </w:rPr>
-        <w:t>), modern FSBB controllers (e.g., LM5176, LT8390, TPS55288) do not switch all 4 FETs simultaneously. Instead, they dynamically switch between three operating regions:</w:t>
+        <w:t>To maximize efficiency (&gt; 98\%), modern FSBB controllers (e.g., LM5176, LT8390, TPS55288) do not switch all 4 FETs simultaneously. Instead, they dynamically switch between three operating regions:</w:t>
       </w:r>
     </w:p>
     <w:tbl>
@@ -6258,7 +5234,7 @@
           <w:color w:val="282C34"/>
           <w:sz w:val="21"/>
         </w:rPr>
-        <w:t>Pure Buck Mode ($V_{IN} &gt; 1.15 \cdot V_o$)</w:t>
+        <w:t>Pure Buck Mode (V_IN &gt; 1.15 * V_o)</w:t>
       </w:r>
       <w:r>
         <w:rPr>
@@ -6276,18 +5252,10 @@
       </w:pPr>
       <w:r>
         <w:rPr>
-          <w:i/>
-          <w:color w:val="145AA0"/>
-          <w:sz w:val="21"/>
-        </w:rPr>
-        <w:t>Q_D</w:t>
-      </w:r>
-      <w:r>
-        <w:rPr>
           <w:color w:val="282C34"/>
           <w:sz w:val="21"/>
         </w:rPr>
-        <w:t xml:space="preserve"> is held continuously </w:t>
+        <w:t xml:space="preserve">Q_D is held continuously </w:t>
       </w:r>
       <w:r>
         <w:rPr>
@@ -6302,22 +5270,7 @@
           <w:color w:val="282C34"/>
           <w:sz w:val="21"/>
         </w:rPr>
-        <w:t xml:space="preserve"> (</w:t>
-      </w:r>
-      <w:r>
-        <w:rPr>
-          <w:i/>
-          <w:color w:val="145AA0"/>
-          <w:sz w:val="21"/>
-        </w:rPr>
-        <w:t>100\%</w:t>
-      </w:r>
-      <w:r>
-        <w:rPr>
-          <w:color w:val="282C34"/>
-          <w:sz w:val="21"/>
-        </w:rPr>
-        <w:t xml:space="preserve"> duty cycle).</w:t>
+        <w:t xml:space="preserve"> (100\% duty cycle).</w:t>
       </w:r>
     </w:p>
     <w:p>
@@ -6328,18 +5281,10 @@
       </w:pPr>
       <w:r>
         <w:rPr>
-          <w:i/>
-          <w:color w:val="145AA0"/>
-          <w:sz w:val="21"/>
-        </w:rPr>
-        <w:t>Q_C</w:t>
-      </w:r>
-      <w:r>
-        <w:rPr>
           <w:color w:val="282C34"/>
           <w:sz w:val="21"/>
         </w:rPr>
-        <w:t xml:space="preserve"> is held continuously </w:t>
+        <w:t xml:space="preserve">Q_C is held continuously </w:t>
       </w:r>
       <w:r>
         <w:rPr>
@@ -6365,33 +5310,10 @@
       </w:pPr>
       <w:r>
         <w:rPr>
-          <w:i/>
-          <w:color w:val="145AA0"/>
-          <w:sz w:val="21"/>
-        </w:rPr>
-        <w:t>Q_A</w:t>
-      </w:r>
-      <w:r>
-        <w:rPr>
           <w:color w:val="282C34"/>
           <w:sz w:val="21"/>
         </w:rPr>
-        <w:t xml:space="preserve"> and </w:t>
-      </w:r>
-      <w:r>
-        <w:rPr>
-          <w:i/>
-          <w:color w:val="145AA0"/>
-          <w:sz w:val="21"/>
-        </w:rPr>
-        <w:t>Q_B</w:t>
-      </w:r>
-      <w:r>
-        <w:rPr>
-          <w:color w:val="282C34"/>
-          <w:sz w:val="21"/>
-        </w:rPr>
-        <w:t xml:space="preserve"> switch as a standard synchronous buck converter.</w:t>
+        <w:t>Q_A and Q_B switch as a standard synchronous buck converter.</w:t>
       </w:r>
     </w:p>
     <w:p>
@@ -6420,7 +5342,7 @@
           <w:color w:val="282C34"/>
           <w:sz w:val="21"/>
         </w:rPr>
-        <w:t>Pure Boost Mode ($V_{IN} &lt; 0.85 \cdot V_o$)</w:t>
+        <w:t>Pure Boost Mode (V_IN &lt; 0.85 * V_o)</w:t>
       </w:r>
       <w:r>
         <w:rPr>
@@ -6438,18 +5360,10 @@
       </w:pPr>
       <w:r>
         <w:rPr>
-          <w:i/>
-          <w:color w:val="145AA0"/>
-          <w:sz w:val="21"/>
-        </w:rPr>
-        <w:t>Q_A</w:t>
-      </w:r>
-      <w:r>
-        <w:rPr>
           <w:color w:val="282C34"/>
           <w:sz w:val="21"/>
         </w:rPr>
-        <w:t xml:space="preserve"> is held continuously </w:t>
+        <w:t xml:space="preserve">Q_A is held continuously </w:t>
       </w:r>
       <w:r>
         <w:rPr>
@@ -6464,22 +5378,7 @@
           <w:color w:val="282C34"/>
           <w:sz w:val="21"/>
         </w:rPr>
-        <w:t xml:space="preserve"> (</w:t>
-      </w:r>
-      <w:r>
-        <w:rPr>
-          <w:i/>
-          <w:color w:val="145AA0"/>
-          <w:sz w:val="21"/>
-        </w:rPr>
-        <w:t>100\%</w:t>
-      </w:r>
-      <w:r>
-        <w:rPr>
-          <w:color w:val="282C34"/>
-          <w:sz w:val="21"/>
-        </w:rPr>
-        <w:t xml:space="preserve"> duty cycle).</w:t>
+        <w:t xml:space="preserve"> (100\% duty cycle).</w:t>
       </w:r>
     </w:p>
     <w:p>
@@ -6490,18 +5389,10 @@
       </w:pPr>
       <w:r>
         <w:rPr>
-          <w:i/>
-          <w:color w:val="145AA0"/>
-          <w:sz w:val="21"/>
-        </w:rPr>
-        <w:t>Q_B</w:t>
-      </w:r>
-      <w:r>
-        <w:rPr>
           <w:color w:val="282C34"/>
           <w:sz w:val="21"/>
         </w:rPr>
-        <w:t xml:space="preserve"> is held continuously </w:t>
+        <w:t xml:space="preserve">Q_B is held continuously </w:t>
       </w:r>
       <w:r>
         <w:rPr>
@@ -6527,33 +5418,10 @@
       </w:pPr>
       <w:r>
         <w:rPr>
-          <w:i/>
-          <w:color w:val="145AA0"/>
-          <w:sz w:val="21"/>
-        </w:rPr>
-        <w:t>Q_C</w:t>
-      </w:r>
-      <w:r>
-        <w:rPr>
           <w:color w:val="282C34"/>
           <w:sz w:val="21"/>
         </w:rPr>
-        <w:t xml:space="preserve"> and </w:t>
-      </w:r>
-      <w:r>
-        <w:rPr>
-          <w:i/>
-          <w:color w:val="145AA0"/>
-          <w:sz w:val="21"/>
-        </w:rPr>
-        <w:t>Q_D</w:t>
-      </w:r>
-      <w:r>
-        <w:rPr>
-          <w:color w:val="282C34"/>
-          <w:sz w:val="21"/>
-        </w:rPr>
-        <w:t xml:space="preserve"> switch as a standard synchronous boost converter.</w:t>
+        <w:t>Q_C and Q_D switch as a standard synchronous boost converter.</w:t>
       </w:r>
     </w:p>
     <w:p>
@@ -6568,7 +5436,7 @@
           <w:color w:val="282C34"/>
           <w:sz w:val="21"/>
         </w:rPr>
-        <w:t>Buck-Boost Mode ($0.85 \cdot V_o \le V_{IN} \le 1.15 \cdot V_o$)</w:t>
+        <w:t>Buck-Boost Mode (0.85 * V_o &lt;= V_IN &lt;= 1.15 * V_o)</w:t>
       </w:r>
       <w:r>
         <w:rPr>
@@ -6638,32 +5506,50 @@
         <w:t>The worst-case inductor ripple occurs in Boost mode at minimum input voltage:</w:t>
       </w:r>
     </w:p>
-    <w:p>
-      <w:pPr>
-        <w:spacing w:after="80"/>
-      </w:pPr>
-      <w:r>
-        <w:rPr>
-          <w:i/>
-          <w:color w:val="145AA0"/>
-          <w:sz w:val="21"/>
-        </w:rPr>
-      </w:r>
-      <w:r>
-        <w:rPr>
-          <w:color w:val="282C34"/>
-          <w:sz w:val="21"/>
-        </w:rPr>
-        <w:t>L \ge \frac{V_{IN,min}^2 \cdot (V_o - V_{IN,min})}{f_s \cdot \Delta I_L \cdot V_o^2}</w:t>
-      </w:r>
-      <w:r>
-        <w:rPr>
-          <w:i/>
-          <w:color w:val="145AA0"/>
-          <w:sz w:val="21"/>
-        </w:rPr>
-      </w:r>
-    </w:p>
+    <w:tbl>
+      <w:tblPr>
+        <w:tblW w:type="auto" w:w="0"/>
+        <w:jc w:val="center"/>
+        <w:tblLook w:firstColumn="1" w:firstRow="1" w:lastColumn="0" w:lastRow="0" w:noHBand="0" w:noVBand="1" w:val="04A0"/>
+      </w:tblPr>
+      <w:tblGrid>
+        <w:gridCol w:w="9792"/>
+      </w:tblGrid>
+      <w:tr>
+        <w:tc>
+          <w:tcPr>
+            <w:tcW w:type="dxa" w:w="9792"/>
+            <w:shd w:fill="F5F6F8"/>
+            <w:tcMar>
+              <w:top w:w="80" w:type="dxa"/>
+              <w:bottom w:w="80" w:type="dxa"/>
+              <w:left w:w="140" w:type="dxa"/>
+              <w:right w:w="140" w:type="dxa"/>
+            </w:tcMar>
+            <w:tcBorders>
+              <w:left w:val="single" w:sz="18" w:space="0" w:color="CBD5E0"/>
+              <w:top w:val="none"/>
+              <w:right w:val="none"/>
+              <w:bottom w:val="none"/>
+            </w:tcBorders>
+          </w:tcPr>
+          <w:p>
+            <w:pPr>
+              <w:spacing w:line="240" w:lineRule="auto" w:after="0"/>
+            </w:pPr>
+            <w:r>
+              <w:rPr>
+                <w:rFonts w:ascii="Consolas" w:hAnsi="Consolas"/>
+                <w:color w:val="2D3748"/>
+                <w:sz w:val="18"/>
+              </w:rPr>
+              <w:t>L &gt;= (V_IN,min^2 * (V_o - V_IN,min)) / (f_s * Δ I_L * V_o^2)</w:t>
+            </w:r>
+          </w:p>
+        </w:tc>
+      </w:tr>
+    </w:tbl>
+    <w:p/>
     <w:p>
       <w:pPr>
         <w:spacing w:after="80"/>
@@ -6673,76 +5559,97 @@
           <w:color w:val="282C34"/>
           <w:sz w:val="21"/>
         </w:rPr>
-        <w:t xml:space="preserve">Choosing ripple current ratio </w:t>
-      </w:r>
-      <w:r>
-        <w:rPr>
-          <w:i/>
-          <w:color w:val="145AA0"/>
-          <w:sz w:val="21"/>
-        </w:rPr>
-        <w:t>r = 0.3 \dots 0.4</w:t>
-      </w:r>
-      <w:r>
-        <w:rPr>
-          <w:color w:val="282C34"/>
-          <w:sz w:val="21"/>
-        </w:rPr>
-        <w:t xml:space="preserve"> relative to maximum average inductor current:</w:t>
+        <w:t>Choosing ripple current ratio r = 0.3 ... 0.4 relative to maximum average inductor current:</w:t>
       </w:r>
     </w:p>
-    <w:p>
-      <w:pPr>
-        <w:spacing w:after="80"/>
-      </w:pPr>
-      <w:r>
-        <w:rPr>
-          <w:i/>
-          <w:color w:val="145AA0"/>
-          <w:sz w:val="21"/>
-        </w:rPr>
-      </w:r>
-      <w:r>
-        <w:rPr>
-          <w:color w:val="282C34"/>
-          <w:sz w:val="21"/>
-        </w:rPr>
-        <w:t>I_{L,max} = \frac{V_o \cdot I_{o,max}}{\eta \cdot V_{IN,min}}</w:t>
-      </w:r>
-      <w:r>
-        <w:rPr>
-          <w:i/>
-          <w:color w:val="145AA0"/>
-          <w:sz w:val="21"/>
-        </w:rPr>
-      </w:r>
-    </w:p>
-    <w:p>
-      <w:pPr>
-        <w:spacing w:after="80"/>
-      </w:pPr>
-      <w:r>
-        <w:rPr>
-          <w:i/>
-          <w:color w:val="145AA0"/>
-          <w:sz w:val="21"/>
-        </w:rPr>
-      </w:r>
-      <w:r>
-        <w:rPr>
-          <w:color w:val="282C34"/>
-          <w:sz w:val="21"/>
-        </w:rPr>
-        <w:t>L = \frac{V_{IN,min} \cdot (V_o - V_{IN,min})}{f_s \cdot (r \cdot I_{L,max}) \cdot V_o}</w:t>
-      </w:r>
-      <w:r>
-        <w:rPr>
-          <w:i/>
-          <w:color w:val="145AA0"/>
-          <w:sz w:val="21"/>
-        </w:rPr>
-      </w:r>
-    </w:p>
+    <w:tbl>
+      <w:tblPr>
+        <w:tblW w:type="auto" w:w="0"/>
+        <w:jc w:val="center"/>
+        <w:tblLook w:firstColumn="1" w:firstRow="1" w:lastColumn="0" w:lastRow="0" w:noHBand="0" w:noVBand="1" w:val="04A0"/>
+      </w:tblPr>
+      <w:tblGrid>
+        <w:gridCol w:w="9792"/>
+      </w:tblGrid>
+      <w:tr>
+        <w:tc>
+          <w:tcPr>
+            <w:tcW w:type="dxa" w:w="9792"/>
+            <w:shd w:fill="F5F6F8"/>
+            <w:tcMar>
+              <w:top w:w="80" w:type="dxa"/>
+              <w:bottom w:w="80" w:type="dxa"/>
+              <w:left w:w="140" w:type="dxa"/>
+              <w:right w:w="140" w:type="dxa"/>
+            </w:tcMar>
+            <w:tcBorders>
+              <w:left w:val="single" w:sz="18" w:space="0" w:color="CBD5E0"/>
+              <w:top w:val="none"/>
+              <w:right w:val="none"/>
+              <w:bottom w:val="none"/>
+            </w:tcBorders>
+          </w:tcPr>
+          <w:p>
+            <w:pPr>
+              <w:spacing w:line="240" w:lineRule="auto" w:after="0"/>
+            </w:pPr>
+            <w:r>
+              <w:rPr>
+                <w:rFonts w:ascii="Consolas" w:hAnsi="Consolas"/>
+                <w:color w:val="2D3748"/>
+                <w:sz w:val="18"/>
+              </w:rPr>
+              <w:t>I_L,max = (V_o * I_o,max) / (η * V_IN,min)</w:t>
+            </w:r>
+          </w:p>
+        </w:tc>
+      </w:tr>
+    </w:tbl>
+    <w:p/>
+    <w:tbl>
+      <w:tblPr>
+        <w:tblW w:type="auto" w:w="0"/>
+        <w:jc w:val="center"/>
+        <w:tblLook w:firstColumn="1" w:firstRow="1" w:lastColumn="0" w:lastRow="0" w:noHBand="0" w:noVBand="1" w:val="04A0"/>
+      </w:tblPr>
+      <w:tblGrid>
+        <w:gridCol w:w="9792"/>
+      </w:tblGrid>
+      <w:tr>
+        <w:tc>
+          <w:tcPr>
+            <w:tcW w:type="dxa" w:w="9792"/>
+            <w:shd w:fill="F5F6F8"/>
+            <w:tcMar>
+              <w:top w:w="80" w:type="dxa"/>
+              <w:bottom w:w="80" w:type="dxa"/>
+              <w:left w:w="140" w:type="dxa"/>
+              <w:right w:w="140" w:type="dxa"/>
+            </w:tcMar>
+            <w:tcBorders>
+              <w:left w:val="single" w:sz="18" w:space="0" w:color="CBD5E0"/>
+              <w:top w:val="none"/>
+              <w:right w:val="none"/>
+              <w:bottom w:val="none"/>
+            </w:tcBorders>
+          </w:tcPr>
+          <w:p>
+            <w:pPr>
+              <w:spacing w:line="240" w:lineRule="auto" w:after="0"/>
+            </w:pPr>
+            <w:r>
+              <w:rPr>
+                <w:rFonts w:ascii="Consolas" w:hAnsi="Consolas"/>
+                <w:color w:val="2D3748"/>
+                <w:sz w:val="18"/>
+              </w:rPr>
+              <w:t>L = (V_IN,min * (V_o - V_IN,min)) / (f_s * (r * I_L,max) * V_o)</w:t>
+            </w:r>
+          </w:p>
+        </w:tc>
+      </w:tr>
+    </w:tbl>
+    <w:p/>
     <w:p>
       <w:pPr>
         <w:spacing w:before="160" w:after="80"/>
@@ -6765,50 +5672,53 @@
           <w:color w:val="282C34"/>
           <w:sz w:val="21"/>
         </w:rPr>
-        <w:t xml:space="preserve">In boost and buck-boost modes, output current is discontinuous. </w:t>
-      </w:r>
-      <w:r>
-        <w:rPr>
-          <w:i/>
-          <w:color w:val="145AA0"/>
-          <w:sz w:val="21"/>
-        </w:rPr>
-        <w:t>C_{out</w:t>
-      </w:r>
-      <w:r>
-        <w:rPr>
-          <w:color w:val="282C34"/>
-          <w:sz w:val="21"/>
-        </w:rPr>
-        <w:t xml:space="preserve"> must support the load current during switch ON time:</w:t>
+        <w:t>In boost and buck-boost modes, output current is discontinuous. C_out must support the load current during switch ON time:</w:t>
       </w:r>
     </w:p>
-    <w:p>
-      <w:pPr>
-        <w:spacing w:after="80"/>
-      </w:pPr>
-      <w:r>
-        <w:rPr>
-          <w:i/>
-          <w:color w:val="145AA0"/>
-          <w:sz w:val="21"/>
-        </w:rPr>
-      </w:r>
-      <w:r>
-        <w:rPr>
-          <w:color w:val="282C34"/>
-          <w:sz w:val="21"/>
-        </w:rPr>
-        <w:t>C_{out} \ge \frac{I_{o,max} \cdot D_{boost}}{f_s \cdot \Delta V_{o,allowable}}</w:t>
-      </w:r>
-      <w:r>
-        <w:rPr>
-          <w:i/>
-          <w:color w:val="145AA0"/>
-          <w:sz w:val="21"/>
-        </w:rPr>
-      </w:r>
-    </w:p>
+    <w:tbl>
+      <w:tblPr>
+        <w:tblW w:type="auto" w:w="0"/>
+        <w:jc w:val="center"/>
+        <w:tblLook w:firstColumn="1" w:firstRow="1" w:lastColumn="0" w:lastRow="0" w:noHBand="0" w:noVBand="1" w:val="04A0"/>
+      </w:tblPr>
+      <w:tblGrid>
+        <w:gridCol w:w="9792"/>
+      </w:tblGrid>
+      <w:tr>
+        <w:tc>
+          <w:tcPr>
+            <w:tcW w:type="dxa" w:w="9792"/>
+            <w:shd w:fill="F5F6F8"/>
+            <w:tcMar>
+              <w:top w:w="80" w:type="dxa"/>
+              <w:bottom w:w="80" w:type="dxa"/>
+              <w:left w:w="140" w:type="dxa"/>
+              <w:right w:w="140" w:type="dxa"/>
+            </w:tcMar>
+            <w:tcBorders>
+              <w:left w:val="single" w:sz="18" w:space="0" w:color="CBD5E0"/>
+              <w:top w:val="none"/>
+              <w:right w:val="none"/>
+              <w:bottom w:val="none"/>
+            </w:tcBorders>
+          </w:tcPr>
+          <w:p>
+            <w:pPr>
+              <w:spacing w:line="240" w:lineRule="auto" w:after="0"/>
+            </w:pPr>
+            <w:r>
+              <w:rPr>
+                <w:rFonts w:ascii="Consolas" w:hAnsi="Consolas"/>
+                <w:color w:val="2D3748"/>
+                <w:sz w:val="18"/>
+              </w:rPr>
+              <w:t>C_out &gt;= (I_o,max * D_boost) / (f_s * Δ V_o,allowable)</w:t>
+            </w:r>
+          </w:p>
+        </w:tc>
+      </w:tr>
+    </w:tbl>
+    <w:p/>
     <w:p>
       <w:pPr>
         <w:spacing w:before="80" w:after="80"/>
@@ -7128,7 +6038,7 @@
                 <w:color w:val="282C34"/>
                 <w:sz w:val="18"/>
               </w:rPr>
-              <w:t>$V_{IN} +</w:t>
+              <w:t>V_IN +</w:t>
             </w:r>
           </w:p>
         </w:tc>
@@ -7202,11 +6112,10 @@
             </w:pPr>
             <w:r>
               <w:rPr>
-                <w:i/>
-                <w:color w:val="145AA0"/>
+                <w:color w:val="282C34"/>
                 <w:sz w:val="18"/>
               </w:rPr>
-              <w:t>82\% \dots 88\%</w:t>
+              <w:t>82\% ... 88\%</w:t>
             </w:r>
           </w:p>
         </w:tc>
@@ -7228,11 +6137,10 @@
             </w:pPr>
             <w:r>
               <w:rPr>
-                <w:i/>
-                <w:color w:val="145AA0"/>
+                <w:color w:val="282C34"/>
                 <w:sz w:val="18"/>
               </w:rPr>
-              <w:t>96\% \dots 98.5\%</w:t>
+              <w:t>96\% ... 98.5\%</w:t>
             </w:r>
           </w:p>
         </w:tc>
